--- a/04-滤波电路/02-高通滤波/一阶高通滤波电路/一阶高通滤波电路.docx
+++ b/04-滤波电路/02-高通滤波/一阶高通滤波电路/一阶高通滤波电路.docx
@@ -1900,6 +1900,20 @@
     </w:p>
     <w:bookmarkEnd w:id="26"/>
     <w:bookmarkEnd w:id="27"/>
+    <w:p>
+      <w:pPr>
+        <w:spacing w:before="360"/>
+        <w:jc w:val="center"/>
+      </w:pPr>
+      <w:r>
+        <w:rPr>
+          <w:rFonts w:ascii="Times New Roman" w:hAnsi="Times New Roman"/>
+          <w:color w:val="555555"/>
+          <w:sz w:val="21"/>
+        </w:rPr>
+        <w:t>材料收集者：杜文杰</w:t>
+      </w:r>
+    </w:p>
     <w:sectPr>
       <w:headerReference r:id="rId9" w:type="default"/>
       <w:footerReference r:id="rId10" w:type="default"/>

--- a/04-滤波电路/02-高通滤波/一阶高通滤波电路/一阶高通滤波电路.docx
+++ b/04-滤波电路/02-高通滤波/一阶高通滤波电路/一阶高通滤波电路.docx
@@ -1,6 +1,6 @@
 
 <file path=word/document.xml><?xml version="1.0" encoding="utf-8"?>
-<w:document xmlns:w="http://schemas.openxmlformats.org/wordprocessingml/2006/main" xmlns:m="http://schemas.openxmlformats.org/officeDocument/2006/math" xmlns:r="http://schemas.openxmlformats.org/officeDocument/2006/relationships" xmlns:o="urn:schemas-microsoft-com:office:office" xmlns:v="urn:schemas-microsoft-com:vml" xmlns:w10="urn:schemas-microsoft-com:office:word" xmlns:a="http://schemas.openxmlformats.org/drawingml/2006/main" xmlns:pic="http://schemas.openxmlformats.org/drawingml/2006/picture" xmlns:wp="http://schemas.openxmlformats.org/drawingml/2006/wordprocessingDrawing">
+<w:document xmlns:m="http://schemas.openxmlformats.org/officeDocument/2006/math" xmlns:r="http://schemas.openxmlformats.org/officeDocument/2006/relationships" xmlns:w="http://schemas.openxmlformats.org/wordprocessingml/2006/main" xmlns:o="urn:schemas-microsoft-com:office:office" xmlns:v="urn:schemas-microsoft-com:vml" xmlns:w10="urn:schemas-microsoft-com:office:word" xmlns:a="http://schemas.openxmlformats.org/drawingml/2006/main" xmlns:pic="http://schemas.openxmlformats.org/drawingml/2006/picture" xmlns:wp="http://schemas.openxmlformats.org/drawingml/2006/wordprocessingDrawing">
   <w:body>
     <w:bookmarkStart w:id="27" w:name="一阶高通滤波电路"/>
     <w:p>
@@ -9,7 +9,7 @@
       </w:pPr>
       <w:r>
         <w:rPr>
-          <w:rFonts w:hint="eastAsia"/>
+          <w:rFonts w:hint="eastAsia" w:eastAsia="黑体"/>
         </w:rPr>
         <w:t xml:space="preserve">一阶高通滤波电路</w:t>
       </w:r>
@@ -21,7 +21,7 @@
       </w:pPr>
       <w:r>
         <w:rPr>
-          <w:rFonts w:hint="eastAsia"/>
+          <w:rFonts w:hint="eastAsia" w:eastAsia="黑体"/>
         </w:rPr>
         <w:t xml:space="preserve">拓扑描述</w:t>
       </w:r>
@@ -32,16 +32,19 @@
       </w:pPr>
       <w:r>
         <w:rPr>
-          <w:rFonts w:hint="eastAsia"/>
+          <w:rFonts w:hint="eastAsia" w:eastAsia="黑体"/>
         </w:rPr>
         <w:t xml:space="preserve">由</w:t>
       </w:r>
       <w:r>
+        <w:rPr>
+          <w:rFonts w:eastAsia="黑体"/>
+        </w:rPr>
         <w:t xml:space="preserve"> </w:t>
       </w:r>
       <w:r>
         <w:rPr>
-          <w:rFonts w:hint="eastAsia"/>
+          <w:rFonts w:hint="eastAsia" w:eastAsia="黑体"/>
           <w:b/>
           <w:bCs/>
         </w:rPr>
@@ -49,6 +52,7 @@
       </w:r>
       <w:r>
         <w:rPr>
+          <w:rFonts w:eastAsia="黑体"/>
           <w:b/>
           <w:bCs/>
         </w:rPr>
@@ -60,20 +64,26 @@
         </m:r>
       </m:oMath>
       <w:r>
+        <w:rPr>
+          <w:rFonts w:eastAsia="黑体"/>
+        </w:rPr>
         <w:t xml:space="preserve"> </w:t>
       </w:r>
       <w:r>
         <w:rPr>
-          <w:rFonts w:hint="eastAsia"/>
+          <w:rFonts w:hint="eastAsia" w:eastAsia="黑体"/>
         </w:rPr>
         <w:t xml:space="preserve">与</w:t>
       </w:r>
       <w:r>
+        <w:rPr>
+          <w:rFonts w:eastAsia="黑体"/>
+        </w:rPr>
         <w:t xml:space="preserve"> </w:t>
       </w:r>
       <w:r>
         <w:rPr>
-          <w:rFonts w:hint="eastAsia"/>
+          <w:rFonts w:hint="eastAsia" w:eastAsia="黑体"/>
           <w:b/>
           <w:bCs/>
         </w:rPr>
@@ -81,6 +91,7 @@
       </w:r>
       <w:r>
         <w:rPr>
+          <w:rFonts w:eastAsia="黑体"/>
           <w:b/>
           <w:bCs/>
         </w:rPr>
@@ -92,26 +103,32 @@
         </m:r>
       </m:oMath>
       <w:r>
+        <w:rPr>
+          <w:rFonts w:eastAsia="黑体"/>
+        </w:rPr>
         <w:t xml:space="preserve"> </w:t>
       </w:r>
       <w:r>
         <w:rPr>
-          <w:rFonts w:hint="eastAsia"/>
+          <w:rFonts w:hint="eastAsia" w:eastAsia="黑体"/>
         </w:rPr>
         <w:t xml:space="preserve">组成的最简单一阶无源高通网络。电路共有</w:t>
       </w:r>
       <w:r>
+        <w:rPr>
+          <w:rFonts w:eastAsia="黑体"/>
+        </w:rPr>
         <w:t xml:space="preserve"> 3 </w:t>
       </w:r>
       <w:r>
         <w:rPr>
-          <w:rFonts w:hint="eastAsia"/>
+          <w:rFonts w:hint="eastAsia" w:eastAsia="黑体"/>
         </w:rPr>
         <w:t xml:space="preserve">个关键节点：</w:t>
       </w:r>
       <w:r>
         <w:rPr>
-          <w:rFonts w:hint="eastAsia"/>
+          <w:rFonts w:hint="eastAsia" w:eastAsia="黑体"/>
           <w:b/>
           <w:bCs/>
         </w:rPr>
@@ -119,6 +136,7 @@
       </w:r>
       <w:r>
         <w:rPr>
+          <w:rFonts w:eastAsia="黑体"/>
           <w:b/>
           <w:bCs/>
         </w:rPr>
@@ -126,7 +144,7 @@
       </w:r>
       <w:r>
         <w:rPr>
-          <w:rFonts w:hint="eastAsia"/>
+          <w:rFonts w:hint="eastAsia" w:eastAsia="黑体"/>
           <w:b/>
           <w:bCs/>
         </w:rPr>
@@ -134,11 +152,14 @@
       </w:r>
       <w:r>
         <w:rPr>
-          <w:rFonts w:hint="eastAsia"/>
+          <w:rFonts w:hint="eastAsia" w:eastAsia="黑体"/>
         </w:rPr>
         <w:t xml:space="preserve">（信号源</w:t>
       </w:r>
       <w:r>
+        <w:rPr>
+          <w:rFonts w:eastAsia="黑体"/>
+        </w:rPr>
         <w:t xml:space="preserve"> </w:t>
       </w:r>
       <m:oMath>
@@ -159,15 +180,21 @@
         </m:sSub>
       </m:oMath>
       <w:r>
+        <w:rPr>
+          <w:rFonts w:eastAsia="黑体"/>
+        </w:rPr>
         <w:t xml:space="preserve"> </w:t>
       </w:r>
       <w:r>
         <w:rPr>
-          <w:rFonts w:hint="eastAsia"/>
+          <w:rFonts w:hint="eastAsia" w:eastAsia="黑体"/>
         </w:rPr>
         <w:t xml:space="preserve">正端与</w:t>
       </w:r>
       <w:r>
+        <w:rPr>
+          <w:rFonts w:eastAsia="黑体"/>
+        </w:rPr>
         <w:t xml:space="preserve"> </w:t>
       </w:r>
       <m:oMath>
@@ -176,17 +203,20 @@
         </m:r>
       </m:oMath>
       <w:r>
+        <w:rPr>
+          <w:rFonts w:eastAsia="黑体"/>
+        </w:rPr>
         <w:t xml:space="preserve"> </w:t>
       </w:r>
       <w:r>
         <w:rPr>
-          <w:rFonts w:hint="eastAsia"/>
+          <w:rFonts w:hint="eastAsia" w:eastAsia="黑体"/>
         </w:rPr>
         <w:t xml:space="preserve">的一端相连）；</w:t>
       </w:r>
       <w:r>
         <w:rPr>
-          <w:rFonts w:hint="eastAsia"/>
+          <w:rFonts w:hint="eastAsia" w:eastAsia="黑体"/>
           <w:b/>
           <w:bCs/>
         </w:rPr>
@@ -194,6 +224,7 @@
       </w:r>
       <w:r>
         <w:rPr>
+          <w:rFonts w:eastAsia="黑体"/>
           <w:b/>
           <w:bCs/>
         </w:rPr>
@@ -201,7 +232,7 @@
       </w:r>
       <w:r>
         <w:rPr>
-          <w:rFonts w:hint="eastAsia"/>
+          <w:rFonts w:hint="eastAsia" w:eastAsia="黑体"/>
           <w:b/>
           <w:bCs/>
         </w:rPr>
@@ -209,7 +240,7 @@
       </w:r>
       <w:r>
         <w:rPr>
-          <w:rFonts w:hint="eastAsia"/>
+          <w:rFonts w:hint="eastAsia" w:eastAsia="黑体"/>
         </w:rPr>
         <w:t xml:space="preserve">（</w:t>
       </w:r>
@@ -219,15 +250,21 @@
         </m:r>
       </m:oMath>
       <w:r>
+        <w:rPr>
+          <w:rFonts w:eastAsia="黑体"/>
+        </w:rPr>
         <w:t xml:space="preserve"> </w:t>
       </w:r>
       <w:r>
         <w:rPr>
-          <w:rFonts w:hint="eastAsia"/>
+          <w:rFonts w:hint="eastAsia" w:eastAsia="黑体"/>
         </w:rPr>
         <w:t xml:space="preserve">的另一端与</w:t>
       </w:r>
       <w:r>
+        <w:rPr>
+          <w:rFonts w:eastAsia="黑体"/>
+        </w:rPr>
         <w:t xml:space="preserve"> </w:t>
       </w:r>
       <m:oMath>
@@ -236,15 +273,21 @@
         </m:r>
       </m:oMath>
       <w:r>
+        <w:rPr>
+          <w:rFonts w:eastAsia="黑体"/>
+        </w:rPr>
         <w:t xml:space="preserve"> </w:t>
       </w:r>
       <w:r>
         <w:rPr>
-          <w:rFonts w:hint="eastAsia"/>
+          <w:rFonts w:hint="eastAsia" w:eastAsia="黑体"/>
         </w:rPr>
         <w:t xml:space="preserve">的一端相连，作为输出</w:t>
       </w:r>
       <w:r>
+        <w:rPr>
+          <w:rFonts w:eastAsia="黑体"/>
+        </w:rPr>
         <w:t xml:space="preserve"> </w:t>
       </w:r>
       <m:oMath>
@@ -269,13 +312,13 @@
       </m:oMath>
       <w:r>
         <w:rPr>
-          <w:rFonts w:hint="eastAsia"/>
+          <w:rFonts w:hint="eastAsia" w:eastAsia="黑体"/>
         </w:rPr>
         <w:t xml:space="preserve">，即电阻两端电压）；</w:t>
       </w:r>
       <w:r>
         <w:rPr>
-          <w:rFonts w:hint="eastAsia"/>
+          <w:rFonts w:hint="eastAsia" w:eastAsia="黑体"/>
           <w:b/>
           <w:bCs/>
         </w:rPr>
@@ -283,6 +326,7 @@
       </w:r>
       <w:r>
         <w:rPr>
+          <w:rFonts w:eastAsia="黑体"/>
           <w:b/>
           <w:bCs/>
         </w:rPr>
@@ -290,7 +334,7 @@
       </w:r>
       <w:r>
         <w:rPr>
-          <w:rFonts w:hint="eastAsia"/>
+          <w:rFonts w:hint="eastAsia" w:eastAsia="黑体"/>
           <w:b/>
           <w:bCs/>
         </w:rPr>
@@ -298,6 +342,7 @@
       </w:r>
       <w:r>
         <w:rPr>
+          <w:rFonts w:eastAsia="黑体"/>
           <w:b/>
           <w:bCs/>
         </w:rPr>
@@ -305,7 +350,7 @@
       </w:r>
       <w:r>
         <w:rPr>
-          <w:rFonts w:hint="eastAsia"/>
+          <w:rFonts w:hint="eastAsia" w:eastAsia="黑体"/>
         </w:rPr>
         <w:t xml:space="preserve">（</w:t>
       </w:r>
@@ -315,11 +360,14 @@
         </m:r>
       </m:oMath>
       <w:r>
+        <w:rPr>
+          <w:rFonts w:eastAsia="黑体"/>
+        </w:rPr>
         <w:t xml:space="preserve"> </w:t>
       </w:r>
       <w:r>
         <w:rPr>
-          <w:rFonts w:hint="eastAsia"/>
+          <w:rFonts w:hint="eastAsia" w:eastAsia="黑体"/>
         </w:rPr>
         <w:t xml:space="preserve">的另一端接地）。</w:t>
       </w:r>
@@ -328,7 +376,7 @@
       <w:pPr/>
       <w:r>
         <w:rPr>
-          <w:rFonts w:hint="eastAsia"/>
+          <w:rFonts w:hint="eastAsia" w:eastAsia="黑体"/>
         </w:rPr>
         <w:t xml:space="preserve">各元件管脚连接：</w:t>
       </w:r>
@@ -338,11 +386,14 @@
         </m:r>
       </m:oMath>
       <w:r>
+        <w:rPr>
+          <w:rFonts w:eastAsia="黑体"/>
+        </w:rPr>
         <w:t xml:space="preserve"> </w:t>
       </w:r>
       <w:r>
         <w:rPr>
-          <w:rFonts w:hint="eastAsia"/>
+          <w:rFonts w:hint="eastAsia" w:eastAsia="黑体"/>
         </w:rPr>
         <w:t xml:space="preserve">一端接输入节点、另一端接输出节点；</w:t>
       </w:r>
@@ -352,15 +403,21 @@
         </m:r>
       </m:oMath>
       <w:r>
+        <w:rPr>
+          <w:rFonts w:eastAsia="黑体"/>
+        </w:rPr>
         <w:t xml:space="preserve"> </w:t>
       </w:r>
       <w:r>
         <w:rPr>
-          <w:rFonts w:hint="eastAsia"/>
+          <w:rFonts w:hint="eastAsia" w:eastAsia="黑体"/>
         </w:rPr>
         <w:t xml:space="preserve">一端接输出节点、另一端接</w:t>
       </w:r>
       <w:r>
+        <w:rPr>
+          <w:rFonts w:eastAsia="黑体"/>
+        </w:rPr>
         <w:t xml:space="preserve"> GND。</w:t>
       </w:r>
     </w:p>
@@ -368,20 +425,26 @@
       <w:pPr/>
       <w:r>
         <w:rPr>
-          <w:rFonts w:hint="eastAsia"/>
+          <w:rFonts w:hint="eastAsia" w:eastAsia="黑体"/>
         </w:rPr>
         <w:t xml:space="preserve">由此构成”电容串联在信号通路、电阻并联到地、输出取自电阻两端”的一阶无源</w:t>
       </w:r>
       <w:r>
+        <w:rPr>
+          <w:rFonts w:eastAsia="黑体"/>
+        </w:rPr>
         <w:t xml:space="preserve"> RC </w:t>
       </w:r>
       <w:r>
         <w:rPr>
-          <w:rFonts w:hint="eastAsia"/>
+          <w:rFonts w:hint="eastAsia" w:eastAsia="黑体"/>
         </w:rPr>
         <w:t xml:space="preserve">高通组态，低频被</w:t>
       </w:r>
       <w:r>
+        <w:rPr>
+          <w:rFonts w:eastAsia="黑体"/>
+        </w:rPr>
         <w:t xml:space="preserve"> </w:t>
       </w:r>
       <m:oMath>
@@ -390,15 +453,21 @@
         </m:r>
       </m:oMath>
       <w:r>
+        <w:rPr>
+          <w:rFonts w:eastAsia="黑体"/>
+        </w:rPr>
         <w:t xml:space="preserve"> </w:t>
       </w:r>
       <w:r>
         <w:rPr>
-          <w:rFonts w:hint="eastAsia"/>
+          <w:rFonts w:hint="eastAsia" w:eastAsia="黑体"/>
         </w:rPr>
         <w:t xml:space="preserve">阻隔、高频经</w:t>
       </w:r>
       <w:r>
+        <w:rPr>
+          <w:rFonts w:eastAsia="黑体"/>
+        </w:rPr>
         <w:t xml:space="preserve"> </w:t>
       </w:r>
       <m:oMath>
@@ -407,15 +476,21 @@
         </m:r>
       </m:oMath>
       <w:r>
+        <w:rPr>
+          <w:rFonts w:eastAsia="黑体"/>
+        </w:rPr>
         <w:t xml:space="preserve"> </w:t>
       </w:r>
       <w:r>
         <w:rPr>
-          <w:rFonts w:hint="eastAsia"/>
+          <w:rFonts w:hint="eastAsia" w:eastAsia="黑体"/>
         </w:rPr>
         <w:t xml:space="preserve">传至输出，阻断直流而通过交流，阻带以</w:t>
       </w:r>
       <w:r>
+        <w:rPr>
+          <w:rFonts w:eastAsia="黑体"/>
+        </w:rPr>
         <w:t xml:space="preserve"> </w:t>
       </w:r>
       <m:oMath>
@@ -430,11 +505,14 @@
         </m:r>
       </m:oMath>
       <w:r>
+        <w:rPr>
+          <w:rFonts w:eastAsia="黑体"/>
+        </w:rPr>
         <w:t xml:space="preserve"> </w:t>
       </w:r>
       <w:r>
         <w:rPr>
-          <w:rFonts w:hint="eastAsia"/>
+          <w:rFonts w:hint="eastAsia" w:eastAsia="黑体"/>
         </w:rPr>
         <w:t xml:space="preserve">dB/十倍频下降；如需增益可再接运放构成一阶有源高通。</w:t>
       </w:r>
@@ -447,7 +525,7 @@
       </w:pPr>
       <w:r>
         <w:rPr>
-          <w:rFonts w:hint="eastAsia"/>
+          <w:rFonts w:hint="eastAsia" w:eastAsia="黑体"/>
         </w:rPr>
         <w:t xml:space="preserve">工作原理</w:t>
       </w:r>
@@ -458,7 +536,7 @@
       </w:pPr>
       <w:r>
         <w:rPr>
-          <w:rFonts w:hint="eastAsia"/>
+          <w:rFonts w:hint="eastAsia" w:eastAsia="黑体"/>
         </w:rPr>
         <w:t xml:space="preserve">电容容抗随频率升高而减小：低频被电容阻隔、高频顺利通过，输出电压按分压关系随频率上升而增大，形成一阶高通特性。</w:t>
       </w:r>
@@ -471,7 +549,7 @@
       </w:pPr>
       <w:r>
         <w:rPr>
-          <w:rFonts w:hint="eastAsia"/>
+          <w:rFonts w:hint="eastAsia" w:eastAsia="黑体"/>
         </w:rPr>
         <w:t xml:space="preserve">关键计算公式</w:t>
       </w:r>
@@ -485,16 +563,19 @@
       </w:pPr>
       <w:r>
         <w:rPr>
-          <w:rFonts w:hint="eastAsia"/>
+          <w:rFonts w:hint="eastAsia" w:eastAsia="黑体"/>
         </w:rPr>
         <w:t xml:space="preserve">截止频率（-3</w:t>
       </w:r>
       <w:r>
+        <w:rPr>
+          <w:rFonts w:eastAsia="黑体"/>
+        </w:rPr>
         <w:t xml:space="preserve"> dB </w:t>
       </w:r>
       <w:r>
         <w:rPr>
-          <w:rFonts w:hint="eastAsia"/>
+          <w:rFonts w:hint="eastAsia" w:eastAsia="黑体"/>
         </w:rPr>
         <w:t xml:space="preserve">点）：</w:t>
       </w:r>
@@ -563,7 +644,7 @@
       </w:pPr>
       <w:r>
         <w:rPr>
-          <w:rFonts w:hint="eastAsia"/>
+          <w:rFonts w:hint="eastAsia" w:eastAsia="黑体"/>
         </w:rPr>
         <w:t xml:space="preserve">时间常数：</w:t>
       </w:r>
@@ -605,7 +686,7 @@
       </w:pPr>
       <w:r>
         <w:rPr>
-          <w:rFonts w:hint="eastAsia"/>
+          <w:rFonts w:hint="eastAsia" w:eastAsia="黑体"/>
         </w:rPr>
         <w:t xml:space="preserve">传递函数：</w:t>
       </w:r>
@@ -701,16 +782,19 @@
       </w:pPr>
       <w:r>
         <w:rPr>
-          <w:rFonts w:hint="eastAsia"/>
+          <w:rFonts w:hint="eastAsia" w:eastAsia="黑体"/>
         </w:rPr>
         <w:t xml:space="preserve">有源形式（带增益</w:t>
       </w:r>
       <w:r>
+        <w:rPr>
+          <w:rFonts w:eastAsia="黑体"/>
+        </w:rPr>
         <w:t xml:space="preserve"> </w:t>
       </w:r>
       <w:r>
         <w:rPr>
-          <w:rFonts w:hint="eastAsia"/>
+          <w:rFonts w:hint="eastAsia" w:eastAsia="黑体"/>
         </w:rPr>
         <w:t xml:space="preserve">K）：</w:t>
       </w:r>
@@ -825,7 +909,7 @@
             </w:pPr>
             <w:r>
               <w:rPr>
-                <w:rFonts w:hint="eastAsia"/>
+                <w:rFonts w:hint="eastAsia" w:eastAsia="黑体"/>
               </w:rPr>
               <w:t xml:space="preserve">符号</w:t>
             </w:r>
@@ -839,7 +923,7 @@
             </w:pPr>
             <w:r>
               <w:rPr>
-                <w:rFonts w:hint="eastAsia"/>
+                <w:rFonts w:hint="eastAsia" w:eastAsia="黑体"/>
               </w:rPr>
               <w:t xml:space="preserve">含义</w:t>
             </w:r>
@@ -853,7 +937,7 @@
             </w:pPr>
             <w:r>
               <w:rPr>
-                <w:rFonts w:hint="eastAsia"/>
+                <w:rFonts w:hint="eastAsia" w:eastAsia="黑体"/>
               </w:rPr>
               <w:t xml:space="preserve">单位</w:t>
             </w:r>
@@ -873,6 +957,9 @@
               </m:r>
             </m:oMath>
             <w:r>
+              <w:rPr>
+                <w:rFonts w:eastAsia="黑体"/>
+              </w:rPr>
               <w:t xml:space="preserve">​</w:t>
             </w:r>
           </w:p>
@@ -885,7 +972,7 @@
             </w:pPr>
             <w:r>
               <w:rPr>
-                <w:rFonts w:hint="eastAsia"/>
+                <w:rFonts w:hint="eastAsia" w:eastAsia="黑体"/>
               </w:rPr>
               <w:t xml:space="preserve">电阻</w:t>
             </w:r>
@@ -898,6 +985,9 @@
               <w:pStyle w:val="Compact"/>
             </w:pPr>
             <w:r>
+              <w:rPr>
+                <w:rFonts w:eastAsia="黑体"/>
+              </w:rPr>
               <w:t xml:space="preserve">Ω</w:t>
             </w:r>
           </w:p>
@@ -916,6 +1006,9 @@
               </m:r>
             </m:oMath>
             <w:r>
+              <w:rPr>
+                <w:rFonts w:eastAsia="黑体"/>
+              </w:rPr>
               <w:t xml:space="preserve">​</w:t>
             </w:r>
           </w:p>
@@ -928,7 +1021,7 @@
             </w:pPr>
             <w:r>
               <w:rPr>
-                <w:rFonts w:hint="eastAsia"/>
+                <w:rFonts w:hint="eastAsia" w:eastAsia="黑体"/>
               </w:rPr>
               <w:t xml:space="preserve">电容</w:t>
             </w:r>
@@ -941,6 +1034,9 @@
               <w:pStyle w:val="Compact"/>
             </w:pPr>
             <w:r>
+              <w:rPr>
+                <w:rFonts w:eastAsia="黑体"/>
+              </w:rPr>
               <w:t xml:space="preserve">F</w:t>
             </w:r>
           </w:p>
@@ -968,6 +1064,9 @@
               </m:sSub>
             </m:oMath>
             <w:r>
+              <w:rPr>
+                <w:rFonts w:eastAsia="黑体"/>
+              </w:rPr>
               <w:t xml:space="preserve">​</w:t>
             </w:r>
           </w:p>
@@ -980,7 +1079,7 @@
             </w:pPr>
             <w:r>
               <w:rPr>
-                <w:rFonts w:hint="eastAsia"/>
+                <w:rFonts w:hint="eastAsia" w:eastAsia="黑体"/>
               </w:rPr>
               <w:t xml:space="preserve">截止频率</w:t>
             </w:r>
@@ -993,6 +1092,9 @@
               <w:pStyle w:val="Compact"/>
             </w:pPr>
             <w:r>
+              <w:rPr>
+                <w:rFonts w:eastAsia="黑体"/>
+              </w:rPr>
               <w:t xml:space="preserve">Hz</w:t>
             </w:r>
           </w:p>
@@ -1011,6 +1113,9 @@
               </m:r>
             </m:oMath>
             <w:r>
+              <w:rPr>
+                <w:rFonts w:eastAsia="黑体"/>
+              </w:rPr>
               <w:t xml:space="preserve">​</w:t>
             </w:r>
           </w:p>
@@ -1023,7 +1128,7 @@
             </w:pPr>
             <w:r>
               <w:rPr>
-                <w:rFonts w:hint="eastAsia"/>
+                <w:rFonts w:hint="eastAsia" w:eastAsia="黑体"/>
               </w:rPr>
               <w:t xml:space="preserve">角频率</w:t>
             </w:r>
@@ -1036,6 +1141,9 @@
               <w:pStyle w:val="Compact"/>
             </w:pPr>
             <w:r>
+              <w:rPr>
+                <w:rFonts w:eastAsia="黑体"/>
+              </w:rPr>
               <w:t xml:space="preserve">rad/s</w:t>
             </w:r>
           </w:p>
@@ -1054,6 +1162,9 @@
               </m:r>
             </m:oMath>
             <w:r>
+              <w:rPr>
+                <w:rFonts w:eastAsia="黑体"/>
+              </w:rPr>
               <w:t xml:space="preserve">​</w:t>
             </w:r>
           </w:p>
@@ -1066,7 +1177,7 @@
             </w:pPr>
             <w:r>
               <w:rPr>
-                <w:rFonts w:hint="eastAsia"/>
+                <w:rFonts w:hint="eastAsia" w:eastAsia="黑体"/>
               </w:rPr>
               <w:t xml:space="preserve">时间常数</w:t>
             </w:r>
@@ -1079,6 +1190,9 @@
               <w:pStyle w:val="Compact"/>
             </w:pPr>
             <w:r>
+              <w:rPr>
+                <w:rFonts w:eastAsia="黑体"/>
+              </w:rPr>
               <w:t xml:space="preserve">s</w:t>
             </w:r>
           </w:p>
@@ -1097,6 +1211,9 @@
               </m:r>
             </m:oMath>
             <w:r>
+              <w:rPr>
+                <w:rFonts w:eastAsia="黑体"/>
+              </w:rPr>
               <w:t xml:space="preserve">​</w:t>
             </w:r>
           </w:p>
@@ -1109,7 +1226,7 @@
             </w:pPr>
             <w:r>
               <w:rPr>
-                <w:rFonts w:hint="eastAsia"/>
+                <w:rFonts w:hint="eastAsia" w:eastAsia="黑体"/>
               </w:rPr>
               <w:t xml:space="preserve">高频增益</w:t>
             </w:r>
@@ -1123,7 +1240,7 @@
             </w:pPr>
             <w:r>
               <w:rPr>
-                <w:rFonts w:hint="eastAsia"/>
+                <w:rFonts w:hint="eastAsia" w:eastAsia="黑体"/>
               </w:rPr>
               <w:t xml:space="preserve">无量纲</w:t>
             </w:r>
@@ -1139,7 +1256,7 @@
       </w:pPr>
       <w:r>
         <w:rPr>
-          <w:rFonts w:hint="eastAsia"/>
+          <w:rFonts w:hint="eastAsia" w:eastAsia="黑体"/>
         </w:rPr>
         <w:t xml:space="preserve">元件调整影响</w:t>
       </w:r>
@@ -1154,6 +1271,7 @@
       </w:pPr>
       <w:r>
         <w:rPr>
+          <w:rFonts w:eastAsia="黑体"/>
           <w:b/>
           <w:bCs/>
         </w:rPr>
@@ -1161,19 +1279,28 @@
       </w:r>
       <w:r>
         <w:rPr>
-          <w:rFonts w:hint="eastAsia"/>
+          <w:rFonts w:hint="eastAsia" w:eastAsia="黑体"/>
           <w:b/>
           <w:bCs/>
         </w:rPr>
         <w:t xml:space="preserve">增大</w:t>
       </w:r>
       <w:r>
+        <w:rPr>
+          <w:rFonts w:eastAsia="黑体"/>
+        </w:rPr>
         <w:t xml:space="preserve"> </w:t>
       </w:r>
       <w:r>
+        <w:rPr>
+          <w:rFonts w:eastAsia="黑体"/>
+        </w:rPr>
         <w:t xml:space="preserve">→</w:t>
       </w:r>
       <w:r>
+        <w:rPr>
+          <w:rFonts w:eastAsia="黑体"/>
+        </w:rPr>
         <w:t xml:space="preserve"> </w:t>
       </w:r>
       <m:oMath>
@@ -1191,11 +1318,14 @@
         </m:sSub>
       </m:oMath>
       <w:r>
+        <w:rPr>
+          <w:rFonts w:eastAsia="黑体"/>
+        </w:rPr>
         <w:t xml:space="preserve"> </w:t>
       </w:r>
       <w:r>
         <w:rPr>
-          <w:rFonts w:hint="eastAsia"/>
+          <w:rFonts w:hint="eastAsia" w:eastAsia="黑体"/>
         </w:rPr>
         <w:t xml:space="preserve">降低。</w:t>
       </w:r>
@@ -1210,6 +1340,7 @@
       </w:pPr>
       <w:r>
         <w:rPr>
+          <w:rFonts w:eastAsia="黑体"/>
           <w:b/>
           <w:bCs/>
         </w:rPr>
@@ -1217,19 +1348,28 @@
       </w:r>
       <w:r>
         <w:rPr>
-          <w:rFonts w:hint="eastAsia"/>
+          <w:rFonts w:hint="eastAsia" w:eastAsia="黑体"/>
           <w:b/>
           <w:bCs/>
         </w:rPr>
         <w:t xml:space="preserve">减小</w:t>
       </w:r>
       <w:r>
+        <w:rPr>
+          <w:rFonts w:eastAsia="黑体"/>
+        </w:rPr>
         <w:t xml:space="preserve"> </w:t>
       </w:r>
       <w:r>
+        <w:rPr>
+          <w:rFonts w:eastAsia="黑体"/>
+        </w:rPr>
         <w:t xml:space="preserve">→</w:t>
       </w:r>
       <w:r>
+        <w:rPr>
+          <w:rFonts w:eastAsia="黑体"/>
+        </w:rPr>
         <w:t xml:space="preserve"> </w:t>
       </w:r>
       <m:oMath>
@@ -1247,11 +1387,14 @@
         </m:sSub>
       </m:oMath>
       <w:r>
+        <w:rPr>
+          <w:rFonts w:eastAsia="黑体"/>
+        </w:rPr>
         <w:t xml:space="preserve"> </w:t>
       </w:r>
       <w:r>
         <w:rPr>
-          <w:rFonts w:hint="eastAsia"/>
+          <w:rFonts w:hint="eastAsia" w:eastAsia="黑体"/>
         </w:rPr>
         <w:t xml:space="preserve">升高。</w:t>
       </w:r>
@@ -1266,7 +1409,7 @@
       </w:pPr>
       <w:r>
         <w:rPr>
-          <w:rFonts w:hint="eastAsia"/>
+          <w:rFonts w:hint="eastAsia" w:eastAsia="黑体"/>
           <w:b/>
           <w:bCs/>
         </w:rPr>
@@ -1274,20 +1417,27 @@
       </w:r>
       <w:r>
         <w:rPr>
+          <w:rFonts w:eastAsia="黑体"/>
           <w:b/>
           <w:bCs/>
         </w:rPr>
         <w:t xml:space="preserve"> R</w:t>
       </w:r>
       <w:r>
+        <w:rPr>
+          <w:rFonts w:eastAsia="黑体"/>
+        </w:rPr>
         <w:t xml:space="preserve"> </w:t>
       </w:r>
       <w:r>
+        <w:rPr>
+          <w:rFonts w:eastAsia="黑体"/>
+        </w:rPr>
         <w:t xml:space="preserve">→ </w:t>
       </w:r>
       <w:r>
         <w:rPr>
-          <w:rFonts w:hint="eastAsia"/>
+          <w:rFonts w:hint="eastAsia" w:eastAsia="黑体"/>
         </w:rPr>
         <w:t xml:space="preserve">等效电阻减小、</w:t>
       </w:r>
@@ -1306,11 +1456,14 @@
         </m:sSub>
       </m:oMath>
       <w:r>
+        <w:rPr>
+          <w:rFonts w:eastAsia="黑体"/>
+        </w:rPr>
         <w:t xml:space="preserve"> </w:t>
       </w:r>
       <w:r>
         <w:rPr>
-          <w:rFonts w:hint="eastAsia"/>
+          <w:rFonts w:hint="eastAsia" w:eastAsia="黑体"/>
         </w:rPr>
         <w:t xml:space="preserve">升高。</w:t>
       </w:r>
@@ -1325,7 +1478,7 @@
       </w:pPr>
       <w:r>
         <w:rPr>
-          <w:rFonts w:hint="eastAsia"/>
+          <w:rFonts w:hint="eastAsia" w:eastAsia="黑体"/>
           <w:b/>
           <w:bCs/>
         </w:rPr>
@@ -1333,6 +1486,7 @@
       </w:r>
       <w:r>
         <w:rPr>
+          <w:rFonts w:eastAsia="黑体"/>
           <w:b/>
           <w:bCs/>
         </w:rPr>
@@ -1340,25 +1494,34 @@
       </w:r>
       <w:r>
         <w:rPr>
-          <w:rFonts w:hint="eastAsia"/>
+          <w:rFonts w:hint="eastAsia" w:eastAsia="黑体"/>
           <w:b/>
           <w:bCs/>
         </w:rPr>
         <w:t xml:space="preserve">调整</w:t>
       </w:r>
       <w:r>
+        <w:rPr>
+          <w:rFonts w:eastAsia="黑体"/>
+        </w:rPr>
         <w:t xml:space="preserve"> </w:t>
       </w:r>
       <w:r>
+        <w:rPr>
+          <w:rFonts w:eastAsia="黑体"/>
+        </w:rPr>
         <w:t xml:space="preserve">→ </w:t>
       </w:r>
       <w:r>
         <w:rPr>
-          <w:rFonts w:hint="eastAsia"/>
+          <w:rFonts w:hint="eastAsia" w:eastAsia="黑体"/>
         </w:rPr>
         <w:t xml:space="preserve">只改变通带幅度，不改变</w:t>
       </w:r>
       <w:r>
+        <w:rPr>
+          <w:rFonts w:eastAsia="黑体"/>
+        </w:rPr>
         <w:t xml:space="preserve"> </w:t>
       </w:r>
       <m:oMath>
@@ -1376,6 +1539,9 @@
         </m:sSub>
       </m:oMath>
       <w:r>
+        <w:rPr>
+          <w:rFonts w:eastAsia="黑体"/>
+        </w:rPr>
         <w:t xml:space="preserve">。</w:t>
       </w:r>
     </w:p>
@@ -1387,7 +1553,7 @@
       </w:pPr>
       <w:r>
         <w:rPr>
-          <w:rFonts w:hint="eastAsia"/>
+          <w:rFonts w:hint="eastAsia" w:eastAsia="黑体"/>
         </w:rPr>
         <w:t xml:space="preserve">典型参数示例</w:t>
       </w:r>
@@ -1402,11 +1568,14 @@
       </w:pPr>
       <w:r>
         <w:rPr>
-          <w:rFonts w:hint="eastAsia"/>
+          <w:rFonts w:hint="eastAsia" w:eastAsia="黑体"/>
         </w:rPr>
         <w:t xml:space="preserve">取</w:t>
       </w:r>
       <w:r>
+        <w:rPr>
+          <w:rFonts w:eastAsia="黑体"/>
+        </w:rPr>
         <w:t xml:space="preserve"> </w:t>
       </w:r>
       <m:oMath>
@@ -1434,6 +1603,9 @@
         </m:r>
       </m:oMath>
       <w:r>
+        <w:rPr>
+          <w:rFonts w:eastAsia="黑体"/>
+        </w:rPr>
         <w:t xml:space="preserve">、</w:t>
       </w:r>
       <m:oMath>
@@ -1462,7 +1634,7 @@
       </m:oMath>
       <w:r>
         <w:rPr>
-          <w:rFonts w:hint="eastAsia"/>
+          <w:rFonts w:hint="eastAsia" w:eastAsia="黑体"/>
         </w:rPr>
         <w:t xml:space="preserve">：</w:t>
       </w:r>
@@ -1575,6 +1747,9 @@
         </m:r>
       </m:oMath>
       <w:r>
+        <w:rPr>
+          <w:rFonts w:eastAsia="黑体"/>
+        </w:rPr>
         <w:t xml:space="preserve">。</w:t>
       </w:r>
     </w:p>
@@ -1588,11 +1763,14 @@
       </w:pPr>
       <w:r>
         <w:rPr>
-          <w:rFonts w:hint="eastAsia"/>
+          <w:rFonts w:hint="eastAsia" w:eastAsia="黑体"/>
         </w:rPr>
         <w:t xml:space="preserve">取</w:t>
       </w:r>
       <w:r>
+        <w:rPr>
+          <w:rFonts w:eastAsia="黑体"/>
+        </w:rPr>
         <w:t xml:space="preserve"> </w:t>
       </w:r>
       <m:oMath>
@@ -1620,6 +1798,9 @@
         </m:r>
       </m:oMath>
       <w:r>
+        <w:rPr>
+          <w:rFonts w:eastAsia="黑体"/>
+        </w:rPr>
         <w:t xml:space="preserve">、</w:t>
       </w:r>
       <m:oMath>
@@ -1651,7 +1832,7 @@
       </m:oMath>
       <w:r>
         <w:rPr>
-          <w:rFonts w:hint="eastAsia"/>
+          <w:rFonts w:hint="eastAsia" w:eastAsia="黑体"/>
         </w:rPr>
         <w:t xml:space="preserve">：</w:t>
       </w:r>
@@ -1689,6 +1870,9 @@
         </m:r>
       </m:oMath>
       <w:r>
+        <w:rPr>
+          <w:rFonts w:eastAsia="黑体"/>
+        </w:rPr>
         <w:t xml:space="preserve">。</w:t>
       </w:r>
     </w:p>
@@ -1700,7 +1884,7 @@
       </w:pPr>
       <w:r>
         <w:rPr>
-          <w:rFonts w:hint="eastAsia"/>
+          <w:rFonts w:hint="eastAsia" w:eastAsia="黑体"/>
         </w:rPr>
         <w:t xml:space="preserve">常见器件型号</w:t>
       </w:r>
@@ -1715,25 +1899,31 @@
       </w:pPr>
       <w:r>
         <w:rPr>
-          <w:rFonts w:hint="eastAsia"/>
+          <w:rFonts w:hint="eastAsia" w:eastAsia="黑体"/>
         </w:rPr>
         <w:t xml:space="preserve">电阻：0805/0603</w:t>
       </w:r>
       <w:r>
+        <w:rPr>
+          <w:rFonts w:eastAsia="黑体"/>
+        </w:rPr>
         <w:t xml:space="preserve"> </w:t>
       </w:r>
       <w:r>
         <w:rPr>
-          <w:rFonts w:hint="eastAsia"/>
+          <w:rFonts w:hint="eastAsia" w:eastAsia="黑体"/>
         </w:rPr>
         <w:t xml:space="preserve">贴片、1%</w:t>
       </w:r>
       <w:r>
+        <w:rPr>
+          <w:rFonts w:eastAsia="黑体"/>
+        </w:rPr>
         <w:t xml:space="preserve"> </w:t>
       </w:r>
       <w:r>
         <w:rPr>
-          <w:rFonts w:hint="eastAsia"/>
+          <w:rFonts w:hint="eastAsia" w:eastAsia="黑体"/>
         </w:rPr>
         <w:t xml:space="preserve">金属膜电阻。</w:t>
       </w:r>
@@ -1748,7 +1938,7 @@
       </w:pPr>
       <w:r>
         <w:rPr>
-          <w:rFonts w:hint="eastAsia"/>
+          <w:rFonts w:hint="eastAsia" w:eastAsia="黑体"/>
         </w:rPr>
         <w:t xml:space="preserve">电容：C0G/NP0、薄膜电容。</w:t>
       </w:r>
@@ -1763,7 +1953,7 @@
       </w:pPr>
       <w:r>
         <w:rPr>
-          <w:rFonts w:hint="eastAsia"/>
+          <w:rFonts w:hint="eastAsia" w:eastAsia="黑体"/>
         </w:rPr>
         <w:t xml:space="preserve">运放：LM358、TL072。</w:t>
       </w:r>
@@ -1776,7 +1966,7 @@
       </w:pPr>
       <w:r>
         <w:rPr>
-          <w:rFonts w:hint="eastAsia"/>
+          <w:rFonts w:hint="eastAsia" w:eastAsia="黑体"/>
         </w:rPr>
         <w:t xml:space="preserve">注意事项</w:t>
       </w:r>
@@ -1791,16 +1981,19 @@
       </w:pPr>
       <w:r>
         <w:rPr>
-          <w:rFonts w:hint="eastAsia"/>
+          <w:rFonts w:hint="eastAsia" w:eastAsia="黑体"/>
         </w:rPr>
         <w:t xml:space="preserve">增益恒</w:t>
       </w:r>
       <w:r>
+        <w:rPr>
+          <w:rFonts w:eastAsia="黑体"/>
+        </w:rPr>
         <w:t xml:space="preserve"> ≤ </w:t>
       </w:r>
       <w:r>
         <w:rPr>
-          <w:rFonts w:hint="eastAsia"/>
+          <w:rFonts w:hint="eastAsia" w:eastAsia="黑体"/>
         </w:rPr>
         <w:t xml:space="preserve">1（无源），有源方可提供增益。</w:t>
       </w:r>
@@ -1815,7 +2008,7 @@
       </w:pPr>
       <w:r>
         <w:rPr>
-          <w:rFonts w:hint="eastAsia"/>
+          <w:rFonts w:hint="eastAsia" w:eastAsia="黑体"/>
         </w:rPr>
         <w:t xml:space="preserve">输出无直流分量，用于交流耦合。</w:t>
       </w:r>
@@ -1830,11 +2023,14 @@
       </w:pPr>
       <w:r>
         <w:rPr>
-          <w:rFonts w:hint="eastAsia"/>
+          <w:rFonts w:hint="eastAsia" w:eastAsia="黑体"/>
         </w:rPr>
         <w:t xml:space="preserve">负载会抬高实际</w:t>
       </w:r>
       <w:r>
+        <w:rPr>
+          <w:rFonts w:eastAsia="黑体"/>
+        </w:rPr>
         <w:t xml:space="preserve"> </w:t>
       </w:r>
       <m:oMath>
@@ -1853,7 +2049,7 @@
       </m:oMath>
       <w:r>
         <w:rPr>
-          <w:rFonts w:hint="eastAsia"/>
+          <w:rFonts w:hint="eastAsia" w:eastAsia="黑体"/>
         </w:rPr>
         <w:t xml:space="preserve">，需加缓冲。</w:t>
       </w:r>
@@ -1866,7 +2062,7 @@
       </w:pPr>
       <w:r>
         <w:rPr>
-          <w:rFonts w:hint="eastAsia"/>
+          <w:rFonts w:hint="eastAsia" w:eastAsia="黑体"/>
         </w:rPr>
         <w:t xml:space="preserve">参考资料</w:t>
       </w:r>
@@ -1881,7 +2077,7 @@
       </w:pPr>
       <w:r>
         <w:rPr>
-          <w:rFonts w:hint="eastAsia"/>
+          <w:rFonts w:hint="eastAsia" w:eastAsia="黑体"/>
         </w:rPr>
         <w:t xml:space="preserve">《模拟电子技术基础》（童诗白、华成英）。</w:t>
       </w:r>
@@ -1895,6 +2091,9 @@
         </w:numPr>
       </w:pPr>
       <w:r>
+        <w:rPr>
+          <w:rFonts w:eastAsia="黑体"/>
+        </w:rPr>
         <w:t xml:space="preserve">Wikipedia: High-pass filter。</w:t>
       </w:r>
     </w:p>
@@ -1907,11 +2106,11 @@
       </w:pPr>
       <w:r>
         <w:rPr>
-          <w:rFonts w:ascii="Times New Roman" w:hAnsi="Times New Roman"/>
+          <w:rFonts w:ascii="Times New Roman" w:hAnsi="Times New Roman" w:eastAsia="黑体"/>
           <w:color w:val="555555"/>
           <w:sz w:val="21"/>
         </w:rPr>
-        <w:t>材料收集者：杜文杰</w:t>
+        <w:t>材料收集者：杜文杰，WX手机：19519196569，QQ:3478827729</w:t>
       </w:r>
     </w:p>
     <w:sectPr>
@@ -1931,7 +2130,7 @@
 </file>
 
 <file path=word/footer1.xml><?xml version="1.0" encoding="utf-8"?>
-<w:ftr xmlns:m="http://schemas.openxmlformats.org/officeDocument/2006/math" xmlns:mc="http://schemas.openxmlformats.org/markup-compatibility/2006" xmlns:mo="http://schemas.microsoft.com/office/mac/office/2008/main" xmlns:mv="urn:schemas-microsoft-com:mac:vml" xmlns:o="urn:schemas-microsoft-com:office:office" xmlns:r="http://schemas.openxmlformats.org/officeDocument/2006/relationships" xmlns:v="urn:schemas-microsoft-com:vml" xmlns:w10="urn:schemas-microsoft-com:office:word" xmlns:w14="http://schemas.microsoft.com/office/word/2010/wordml" xmlns:w="http://schemas.openxmlformats.org/wordprocessingml/2006/main" xmlns:wne="http://schemas.microsoft.com/office/word/2006/wordml" xmlns:wp14="http://schemas.microsoft.com/office/word/2010/wordprocessingDrawing" xmlns:wp="http://schemas.openxmlformats.org/drawingml/2006/wordprocessingDrawing" xmlns:wpc="http://schemas.microsoft.com/office/word/2010/wordprocessingCanvas" xmlns:wpg="http://schemas.microsoft.com/office/word/2010/wordprocessingGroup" xmlns:wpi="http://schemas.microsoft.com/office/word/2010/wordprocessingInk" xmlns:wps="http://schemas.microsoft.com/office/word/2010/wordprocessingShape" mc:Ignorable="w14 wp14">
+<w:ftr xmlns:mc="http://schemas.openxmlformats.org/markup-compatibility/2006" xmlns:w="http://schemas.openxmlformats.org/wordprocessingml/2006/main" xmlns:m="http://schemas.openxmlformats.org/officeDocument/2006/math" xmlns:mo="http://schemas.microsoft.com/office/mac/office/2008/main" xmlns:mv="urn:schemas-microsoft-com:mac:vml" xmlns:o="urn:schemas-microsoft-com:office:office" xmlns:r="http://schemas.openxmlformats.org/officeDocument/2006/relationships" xmlns:v="urn:schemas-microsoft-com:vml" xmlns:w10="urn:schemas-microsoft-com:office:word" xmlns:w14="http://schemas.microsoft.com/office/word/2010/wordml" xmlns:wne="http://schemas.microsoft.com/office/word/2006/wordml" xmlns:wp14="http://schemas.microsoft.com/office/word/2010/wordprocessingDrawing" xmlns:wp="http://schemas.openxmlformats.org/drawingml/2006/wordprocessingDrawing" xmlns:wpc="http://schemas.microsoft.com/office/word/2010/wordprocessingCanvas" xmlns:wpg="http://schemas.microsoft.com/office/word/2010/wordprocessingGroup" xmlns:wpi="http://schemas.microsoft.com/office/word/2010/wordprocessingInk" xmlns:wps="http://schemas.microsoft.com/office/word/2010/wordprocessingShape" mc:Ignorable="w14 wp14">
   <w:p>
     <w:pPr>
       <w:pStyle w:val="Footer"/>
@@ -1939,12 +2138,14 @@
     </w:pPr>
     <w:r>
       <w:rPr>
+        <w:rFonts w:eastAsia="黑体"/>
         <w:sz w:val="18"/>
       </w:rPr>
       <w:t xml:space="preserve">第 </w:t>
     </w:r>
     <w:r>
       <w:rPr>
+        <w:rFonts w:eastAsia="黑体"/>
         <w:sz w:val="18"/>
       </w:rPr>
       <w:fldChar w:fldCharType="begin"/>
@@ -1953,6 +2154,7 @@
     </w:r>
     <w:r>
       <w:rPr>
+        <w:rFonts w:eastAsia="黑体"/>
         <w:sz w:val="18"/>
       </w:rPr>
       <w:t xml:space="preserve"> 页</w:t>
@@ -1966,6 +2168,9 @@
   <w:footnote w:type="continuationSeparator" w:id="0">
     <w:p>
       <w:r>
+        <w:rPr>
+          <w:rFonts w:eastAsia="黑体"/>
+        </w:rPr>
         <w:continuationSeparator/>
       </w:r>
     </w:p>
@@ -1973,6 +2178,9 @@
   <w:footnote w:type="separator" w:id="-1">
     <w:p>
       <w:r>
+        <w:rPr>
+          <w:rFonts w:eastAsia="黑体"/>
+        </w:rPr>
         <w:separator/>
       </w:r>
     </w:p>
@@ -1981,7 +2189,7 @@
 </file>
 
 <file path=word/header1.xml><?xml version="1.0" encoding="utf-8"?>
-<w:hdr xmlns:m="http://schemas.openxmlformats.org/officeDocument/2006/math" xmlns:mc="http://schemas.openxmlformats.org/markup-compatibility/2006" xmlns:mo="http://schemas.microsoft.com/office/mac/office/2008/main" xmlns:mv="urn:schemas-microsoft-com:mac:vml" xmlns:o="urn:schemas-microsoft-com:office:office" xmlns:r="http://schemas.openxmlformats.org/officeDocument/2006/relationships" xmlns:v="urn:schemas-microsoft-com:vml" xmlns:w10="urn:schemas-microsoft-com:office:word" xmlns:w14="http://schemas.microsoft.com/office/word/2010/wordml" xmlns:w="http://schemas.openxmlformats.org/wordprocessingml/2006/main" xmlns:wne="http://schemas.microsoft.com/office/word/2006/wordml" xmlns:wp14="http://schemas.microsoft.com/office/word/2010/wordprocessingDrawing" xmlns:wp="http://schemas.openxmlformats.org/drawingml/2006/wordprocessingDrawing" xmlns:wpc="http://schemas.microsoft.com/office/word/2010/wordprocessingCanvas" xmlns:wpg="http://schemas.microsoft.com/office/word/2010/wordprocessingGroup" xmlns:wpi="http://schemas.microsoft.com/office/word/2010/wordprocessingInk" xmlns:wps="http://schemas.microsoft.com/office/word/2010/wordprocessingShape" mc:Ignorable="w14 wp14">
+<w:hdr xmlns:mc="http://schemas.openxmlformats.org/markup-compatibility/2006" xmlns:w="http://schemas.openxmlformats.org/wordprocessingml/2006/main" xmlns:m="http://schemas.openxmlformats.org/officeDocument/2006/math" xmlns:mo="http://schemas.microsoft.com/office/mac/office/2008/main" xmlns:mv="urn:schemas-microsoft-com:mac:vml" xmlns:o="urn:schemas-microsoft-com:office:office" xmlns:r="http://schemas.openxmlformats.org/officeDocument/2006/relationships" xmlns:v="urn:schemas-microsoft-com:vml" xmlns:w10="urn:schemas-microsoft-com:office:word" xmlns:w14="http://schemas.microsoft.com/office/word/2010/wordml" xmlns:wne="http://schemas.microsoft.com/office/word/2006/wordml" xmlns:wp14="http://schemas.microsoft.com/office/word/2010/wordprocessingDrawing" xmlns:wp="http://schemas.openxmlformats.org/drawingml/2006/wordprocessingDrawing" xmlns:wpc="http://schemas.microsoft.com/office/word/2010/wordprocessingCanvas" xmlns:wpg="http://schemas.microsoft.com/office/word/2010/wordprocessingGroup" xmlns:wpi="http://schemas.microsoft.com/office/word/2010/wordprocessingInk" xmlns:wps="http://schemas.microsoft.com/office/word/2010/wordprocessingShape" mc:Ignorable="w14 wp14">
   <w:p>
     <w:pPr>
       <w:pStyle w:val="Header"/>
@@ -1989,7 +2197,7 @@
     </w:pPr>
     <w:r>
       <w:rPr>
-        <w:rFonts w:ascii="Times New Roman" w:hAnsi="Times New Roman"/>
+        <w:rFonts w:ascii="Times New Roman" w:hAnsi="Times New Roman" w:eastAsia="黑体"/>
         <w:sz w:val="18"/>
         <w:rFonts w:eastAsia="黑体"/>
         <w:rFonts w:eastAsia="黑体"/>
@@ -2001,7 +2209,7 @@
 </file>
 
 <file path=word/numbering.xml><?xml version="1.0" encoding="utf-8"?>
-<w:numbering xmlns:m="http://schemas.openxmlformats.org/officeDocument/2006/math" xmlns:mc="http://schemas.openxmlformats.org/markup-compatibility/2006" xmlns:mo="http://schemas.microsoft.com/office/mac/office/2008/main" xmlns:mv="urn:schemas-microsoft-com:mac:vml" xmlns:o="urn:schemas-microsoft-com:office:office" xmlns:r="http://schemas.openxmlformats.org/officeDocument/2006/relationships" xmlns:v="urn:schemas-microsoft-com:vml" xmlns:w="http://schemas.openxmlformats.org/wordprocessingml/2006/main" xmlns:w10="urn:schemas-microsoft-com:office:word" xmlns:w14="http://schemas.microsoft.com/office/word/2010/wordml" xmlns:wne="http://schemas.microsoft.com/office/word/2006/wordml" xmlns:wp="http://schemas.openxmlformats.org/drawingml/2006/wordprocessingDrawing" xmlns:wp14="http://schemas.microsoft.com/office/word/2010/wordprocessingDrawing" xmlns:wpc="http://schemas.microsoft.com/office/word/2010/wordprocessingCanvas" xmlns:wpg="http://schemas.microsoft.com/office/word/2010/wordprocessingGroup" xmlns:wpi="http://schemas.microsoft.com/office/word/2010/wordprocessingInk" xmlns:wps="http://schemas.microsoft.com/office/word/2010/wordprocessingShape" mc:Ignorable="w14 wp14">
+<w:numbering xmlns:mc="http://schemas.openxmlformats.org/markup-compatibility/2006" xmlns:w="http://schemas.openxmlformats.org/wordprocessingml/2006/main" xmlns:m="http://schemas.openxmlformats.org/officeDocument/2006/math" xmlns:mo="http://schemas.microsoft.com/office/mac/office/2008/main" xmlns:mv="urn:schemas-microsoft-com:mac:vml" xmlns:o="urn:schemas-microsoft-com:office:office" xmlns:r="http://schemas.openxmlformats.org/officeDocument/2006/relationships" xmlns:v="urn:schemas-microsoft-com:vml" xmlns:w10="urn:schemas-microsoft-com:office:word" xmlns:w14="http://schemas.microsoft.com/office/word/2010/wordml" xmlns:wne="http://schemas.microsoft.com/office/word/2006/wordml" xmlns:wp="http://schemas.openxmlformats.org/drawingml/2006/wordprocessingDrawing" xmlns:wp14="http://schemas.microsoft.com/office/word/2010/wordprocessingDrawing" xmlns:wpc="http://schemas.microsoft.com/office/word/2010/wordprocessingCanvas" xmlns:wpg="http://schemas.microsoft.com/office/word/2010/wordprocessingGroup" xmlns:wpi="http://schemas.microsoft.com/office/word/2010/wordprocessingInk" xmlns:wps="http://schemas.microsoft.com/office/word/2010/wordprocessingShape" mc:Ignorable="w14 wp14">
   <w:abstractNum w:abstractNumId="0">
     <w:nsid w:val="FFFFFF7C"/>
     <w:multiLevelType w:val="singleLevel"/>
@@ -2088,7 +2296,7 @@
         <w:ind w:hanging="360" w:left="1440"/>
       </w:pPr>
       <w:rPr>
-        <w:rFonts w:ascii="Symbol" w:hAnsi="Symbol" w:hint="default"/>
+        <w:rFonts w:ascii="Symbol" w:hAnsi="Symbol" w:hint="default" w:eastAsia="黑体"/>
       </w:rPr>
     </w:lvl>
   </w:abstractNum>
@@ -2109,7 +2317,7 @@
         <w:ind w:hanging="360" w:left="1080"/>
       </w:pPr>
       <w:rPr>
-        <w:rFonts w:ascii="Symbol" w:hAnsi="Symbol" w:hint="default"/>
+        <w:rFonts w:ascii="Symbol" w:hAnsi="Symbol" w:hint="default" w:eastAsia="黑体"/>
       </w:rPr>
     </w:lvl>
   </w:abstractNum>
@@ -2130,7 +2338,7 @@
         <w:ind w:hanging="360" w:left="720"/>
       </w:pPr>
       <w:rPr>
-        <w:rFonts w:ascii="Symbol" w:hAnsi="Symbol" w:hint="default"/>
+        <w:rFonts w:ascii="Symbol" w:hAnsi="Symbol" w:hint="default" w:eastAsia="黑体"/>
       </w:rPr>
     </w:lvl>
   </w:abstractNum>
@@ -2169,7 +2377,7 @@
         <w:ind w:hanging="360" w:left="360"/>
       </w:pPr>
       <w:rPr>
-        <w:rFonts w:ascii="Symbol" w:hAnsi="Symbol" w:hint="default"/>
+        <w:rFonts w:ascii="Symbol" w:hAnsi="Symbol" w:hint="default" w:eastAsia="黑体"/>
       </w:rPr>
     </w:lvl>
   </w:abstractNum>
@@ -2260,7 +2468,7 @@
         <w:ind w:left="720" w:hanging="360"/>
       </w:pPr>
       <w:rPr>
-        <w:rFonts w:ascii="Symbol" w:hAnsi="Symbol" w:cs="Symbol" w:hint="default"/>
+        <w:rFonts w:ascii="Symbol" w:hAnsi="Symbol" w:cs="Symbol" w:hint="default" w:eastAsia="黑体"/>
       </w:rPr>
     </w:lvl>
     <w:lvl w:ilvl="1">
@@ -2271,7 +2479,7 @@
         <w:ind w:left="1440" w:hanging="360"/>
       </w:pPr>
       <w:rPr>
-        <w:rFonts w:ascii="Courier New" w:hAnsi="Courier New" w:cs="Courier New" w:hint="default"/>
+        <w:rFonts w:ascii="Courier New" w:hAnsi="Courier New" w:cs="Courier New" w:hint="default" w:eastAsia="黑体"/>
       </w:rPr>
     </w:lvl>
     <w:lvl w:ilvl="2">
@@ -2282,7 +2490,7 @@
         <w:ind w:left="2160" w:hanging="360"/>
       </w:pPr>
       <w:rPr>
-        <w:rFonts w:ascii="Wingdings" w:hAnsi="Wingdings" w:cs="Wingdings" w:hint="default"/>
+        <w:rFonts w:ascii="Wingdings" w:hAnsi="Wingdings" w:cs="Wingdings" w:hint="default" w:eastAsia="黑体"/>
       </w:rPr>
     </w:lvl>
     <w:lvl w:ilvl="3">
@@ -2293,7 +2501,7 @@
         <w:ind w:left="2880" w:hanging="360"/>
       </w:pPr>
       <w:rPr>
-        <w:rFonts w:ascii="Symbol" w:hAnsi="Symbol" w:cs="Symbol" w:hint="default"/>
+        <w:rFonts w:ascii="Symbol" w:hAnsi="Symbol" w:cs="Symbol" w:hint="default" w:eastAsia="黑体"/>
       </w:rPr>
     </w:lvl>
     <w:lvl w:ilvl="4">
@@ -2304,7 +2512,7 @@
         <w:ind w:left="3600" w:hanging="360"/>
       </w:pPr>
       <w:rPr>
-        <w:rFonts w:ascii="Courier New" w:hAnsi="Courier New" w:cs="Courier New" w:hint="default"/>
+        <w:rFonts w:ascii="Courier New" w:hAnsi="Courier New" w:cs="Courier New" w:hint="default" w:eastAsia="黑体"/>
       </w:rPr>
     </w:lvl>
     <w:lvl w:ilvl="5">
@@ -2315,7 +2523,7 @@
         <w:ind w:left="4320" w:hanging="360"/>
       </w:pPr>
       <w:rPr>
-        <w:rFonts w:ascii="Wingdings" w:hAnsi="Wingdings" w:cs="Wingdings" w:hint="default"/>
+        <w:rFonts w:ascii="Wingdings" w:hAnsi="Wingdings" w:cs="Wingdings" w:hint="default" w:eastAsia="黑体"/>
       </w:rPr>
     </w:lvl>
     <w:lvl w:ilvl="6">
@@ -2326,7 +2534,7 @@
         <w:ind w:left="5040" w:hanging="360"/>
       </w:pPr>
       <w:rPr>
-        <w:rFonts w:ascii="Symbol" w:hAnsi="Symbol" w:cs="Symbol" w:hint="default"/>
+        <w:rFonts w:ascii="Symbol" w:hAnsi="Symbol" w:cs="Symbol" w:hint="default" w:eastAsia="黑体"/>
       </w:rPr>
     </w:lvl>
     <w:lvl w:ilvl="7">
@@ -2337,7 +2545,7 @@
         <w:ind w:left="5760" w:hanging="360"/>
       </w:pPr>
       <w:rPr>
-        <w:rFonts w:ascii="Courier New" w:hAnsi="Courier New" w:cs="Courier New" w:hint="default"/>
+        <w:rFonts w:ascii="Courier New" w:hAnsi="Courier New" w:cs="Courier New" w:hint="default" w:eastAsia="黑体"/>
       </w:rPr>
     </w:lvl>
     <w:lvl w:ilvl="8">
@@ -2348,7 +2556,7 @@
         <w:ind w:left="6480" w:hanging="360"/>
       </w:pPr>
       <w:rPr>
-        <w:rFonts w:ascii="Wingdings" w:hAnsi="Wingdings" w:cs="Wingdings" w:hint="default"/>
+        <w:rFonts w:ascii="Wingdings" w:hAnsi="Wingdings" w:cs="Wingdings" w:hint="default" w:eastAsia="黑体"/>
       </w:rPr>
     </w:lvl>
   </w:abstractNum>
@@ -2404,11 +2612,11 @@
 </file>
 
 <file path=word/styles.xml><?xml version="1.0" encoding="utf-8"?>
-<w:styles xmlns:mc="http://schemas.openxmlformats.org/markup-compatibility/2006" xmlns:r="http://schemas.openxmlformats.org/officeDocument/2006/relationships" xmlns:w="http://schemas.openxmlformats.org/wordprocessingml/2006/main" xmlns:w14="http://schemas.microsoft.com/office/word/2010/wordml" mc:Ignorable="w14">
+<w:styles xmlns:mc="http://schemas.openxmlformats.org/markup-compatibility/2006" xmlns:w="http://schemas.openxmlformats.org/wordprocessingml/2006/main" xmlns:r="http://schemas.openxmlformats.org/officeDocument/2006/relationships" xmlns:w14="http://schemas.microsoft.com/office/word/2010/wordml" mc:Ignorable="w14">
   <w:docDefaults>
     <w:rPrDefault>
       <w:rPr>
-        <w:rFonts w:asciiTheme="minorHAnsi" w:cstheme="minorBidi" w:eastAsiaTheme="minorEastAsia" w:hAnsiTheme="minorHAnsi"/>
+        <w:rFonts w:asciiTheme="minorHAnsi" w:cstheme="minorBidi" w:hAnsiTheme="minorHAnsi" w:eastAsia="黑体"/>
         <w:sz w:val="22"/>
         <w:szCs w:val="22"/>
         <w:lang w:bidi="ar-SA" w:eastAsia="en-US" w:val="en-US"/>
@@ -2630,7 +2838,7 @@
       <w:outlineLvl w:val="0"/>
     </w:pPr>
     <w:rPr>
-      <w:rFonts w:ascii="Times New Roman" w:asciiTheme="majorHAnsi" w:cstheme="majorBidi" w:eastAsia="黑体" w:eastAsiaTheme="majorEastAsia" w:hAnsi="Times New Roman" w:hAnsiTheme="majorHAnsi"/>
+      <w:rFonts w:ascii="Times New Roman" w:asciiTheme="majorHAnsi" w:cstheme="majorBidi" w:eastAsia="黑体" w:hAnsi="Times New Roman" w:hAnsiTheme="majorHAnsi"/>
       <w:b/>
       <w:bCs/>
       <w:color w:val="1F3864"/>
@@ -2654,7 +2862,7 @@
       <w:outlineLvl w:val="1"/>
     </w:pPr>
     <w:rPr>
-      <w:rFonts w:ascii="Times New Roman" w:asciiTheme="majorHAnsi" w:cstheme="majorBidi" w:eastAsia="黑体" w:eastAsiaTheme="majorEastAsia" w:hAnsi="Times New Roman" w:hAnsiTheme="majorHAnsi"/>
+      <w:rFonts w:ascii="Times New Roman" w:asciiTheme="majorHAnsi" w:cstheme="majorBidi" w:eastAsia="黑体" w:hAnsi="Times New Roman" w:hAnsiTheme="majorHAnsi"/>
       <w:b/>
       <w:bCs/>
       <w:color w:val="2E4E7E"/>
@@ -2678,7 +2886,7 @@
       <w:outlineLvl w:val="2"/>
     </w:pPr>
     <w:rPr>
-      <w:rFonts w:ascii="Times New Roman" w:asciiTheme="majorHAnsi" w:cstheme="majorBidi" w:eastAsia="黑体" w:eastAsiaTheme="majorEastAsia" w:hAnsi="Times New Roman" w:hAnsiTheme="majorHAnsi"/>
+      <w:rFonts w:ascii="Times New Roman" w:asciiTheme="majorHAnsi" w:cstheme="majorBidi" w:eastAsia="黑体" w:hAnsi="Times New Roman" w:hAnsiTheme="majorHAnsi"/>
       <w:b/>
       <w:bCs/>
       <w:color w:val="2E4E7E"/>
@@ -2702,7 +2910,7 @@
       <w:outlineLvl w:val="3"/>
     </w:pPr>
     <w:rPr>
-      <w:rFonts w:ascii="Times New Roman" w:asciiTheme="majorHAnsi" w:cstheme="majorBidi" w:eastAsia="黑体" w:eastAsiaTheme="majorEastAsia" w:hAnsi="Times New Roman" w:hAnsiTheme="majorHAnsi"/>
+      <w:rFonts w:ascii="Times New Roman" w:asciiTheme="majorHAnsi" w:cstheme="majorBidi" w:eastAsia="黑体" w:hAnsi="Times New Roman" w:hAnsiTheme="majorHAnsi"/>
       <w:b/>
       <w:bCs/>
       <w:i/>
@@ -2728,7 +2936,7 @@
       <w:outlineLvl w:val="4"/>
     </w:pPr>
     <w:rPr>
-      <w:rFonts w:ascii="Times New Roman" w:asciiTheme="majorHAnsi" w:cstheme="majorBidi" w:eastAsia="黑体" w:eastAsiaTheme="majorEastAsia" w:hAnsi="Times New Roman" w:hAnsiTheme="majorHAnsi"/>
+      <w:rFonts w:ascii="Times New Roman" w:asciiTheme="majorHAnsi" w:cstheme="majorBidi" w:eastAsia="黑体" w:hAnsi="Times New Roman" w:hAnsiTheme="majorHAnsi"/>
       <w:b/>
       <w:color w:val="333333"/>
       <w:sz w:val="22"/>
@@ -2751,7 +2959,7 @@
       <w:outlineLvl w:val="5"/>
     </w:pPr>
     <w:rPr>
-      <w:rFonts w:asciiTheme="majorHAnsi" w:cstheme="majorBidi" w:eastAsiaTheme="majorEastAsia" w:hAnsiTheme="majorHAnsi"/>
+      <w:rFonts w:asciiTheme="majorHAnsi" w:cstheme="majorBidi" w:hAnsiTheme="majorHAnsi" w:eastAsia="黑体"/>
       <w:i/>
       <w:iCs/>
       <w:color w:themeColor="accent1" w:themeShade="7F" w:val="243F60"/>
@@ -2774,7 +2982,7 @@
       <w:outlineLvl w:val="6"/>
     </w:pPr>
     <w:rPr>
-      <w:rFonts w:asciiTheme="majorHAnsi" w:cstheme="majorBidi" w:eastAsiaTheme="majorEastAsia" w:hAnsiTheme="majorHAnsi"/>
+      <w:rFonts w:asciiTheme="majorHAnsi" w:cstheme="majorBidi" w:hAnsiTheme="majorHAnsi" w:eastAsia="黑体"/>
       <w:i/>
       <w:iCs/>
       <w:color w:themeColor="text1" w:themeTint="BF" w:val="404040"/>
@@ -2797,7 +3005,7 @@
       <w:outlineLvl w:val="7"/>
     </w:pPr>
     <w:rPr>
-      <w:rFonts w:asciiTheme="majorHAnsi" w:cstheme="majorBidi" w:eastAsiaTheme="majorEastAsia" w:hAnsiTheme="majorHAnsi"/>
+      <w:rFonts w:asciiTheme="majorHAnsi" w:cstheme="majorBidi" w:hAnsiTheme="majorHAnsi" w:eastAsia="黑体"/>
       <w:color w:themeColor="accent1" w:val="4F81BD"/>
       <w:sz w:val="20"/>
       <w:szCs w:val="20"/>
@@ -2820,7 +3028,7 @@
       <w:outlineLvl w:val="8"/>
     </w:pPr>
     <w:rPr>
-      <w:rFonts w:asciiTheme="majorHAnsi" w:cstheme="majorBidi" w:eastAsiaTheme="majorEastAsia" w:hAnsiTheme="majorHAnsi"/>
+      <w:rFonts w:asciiTheme="majorHAnsi" w:cstheme="majorBidi" w:hAnsiTheme="majorHAnsi" w:eastAsia="黑体"/>
       <w:i/>
       <w:iCs/>
       <w:color w:themeColor="text1" w:themeTint="BF" w:val="404040"/>
@@ -2871,7 +3079,7 @@
     <w:uiPriority w:val="9"/>
     <w:rsid w:val="00FC693F"/>
     <w:rPr>
-      <w:rFonts w:asciiTheme="majorHAnsi" w:cstheme="majorBidi" w:eastAsiaTheme="majorEastAsia" w:hAnsiTheme="majorHAnsi"/>
+      <w:rFonts w:asciiTheme="majorHAnsi" w:cstheme="majorBidi" w:hAnsiTheme="majorHAnsi" w:eastAsia="黑体"/>
       <w:b/>
       <w:bCs/>
       <w:color w:themeColor="accent1" w:themeShade="BF" w:val="365F91"/>
@@ -2886,7 +3094,7 @@
     <w:uiPriority w:val="9"/>
     <w:rsid w:val="00FC693F"/>
     <w:rPr>
-      <w:rFonts w:asciiTheme="majorHAnsi" w:cstheme="majorBidi" w:eastAsiaTheme="majorEastAsia" w:hAnsiTheme="majorHAnsi"/>
+      <w:rFonts w:asciiTheme="majorHAnsi" w:cstheme="majorBidi" w:hAnsiTheme="majorHAnsi" w:eastAsia="黑体"/>
       <w:b/>
       <w:bCs/>
       <w:color w:themeColor="accent1" w:val="4F81BD"/>
@@ -2901,7 +3109,7 @@
     <w:uiPriority w:val="9"/>
     <w:rsid w:val="00FC693F"/>
     <w:rPr>
-      <w:rFonts w:asciiTheme="majorHAnsi" w:cstheme="majorBidi" w:eastAsiaTheme="majorEastAsia" w:hAnsiTheme="majorHAnsi"/>
+      <w:rFonts w:asciiTheme="majorHAnsi" w:cstheme="majorBidi" w:hAnsiTheme="majorHAnsi" w:eastAsia="黑体"/>
       <w:b/>
       <w:bCs/>
       <w:color w:themeColor="accent1" w:val="4F81BD"/>
@@ -2924,7 +3132,7 @@
       <w:contextualSpacing/>
     </w:pPr>
     <w:rPr>
-      <w:rFonts w:ascii="Times New Roman" w:asciiTheme="majorHAnsi" w:cstheme="majorBidi" w:eastAsia="黑体" w:eastAsiaTheme="majorEastAsia" w:hAnsi="Times New Roman" w:hAnsiTheme="majorHAnsi"/>
+      <w:rFonts w:ascii="Times New Roman" w:asciiTheme="majorHAnsi" w:cstheme="majorBidi" w:eastAsia="黑体" w:hAnsi="Times New Roman" w:hAnsiTheme="majorHAnsi"/>
       <w:b/>
       <w:color w:val="1F3864"/>
       <w:spacing w:val="5"/>
@@ -2940,7 +3148,7 @@
     <w:uiPriority w:val="10"/>
     <w:rsid w:val="00FC693F"/>
     <w:rPr>
-      <w:rFonts w:asciiTheme="majorHAnsi" w:cstheme="majorBidi" w:eastAsiaTheme="majorEastAsia" w:hAnsiTheme="majorHAnsi"/>
+      <w:rFonts w:asciiTheme="majorHAnsi" w:cstheme="majorBidi" w:hAnsiTheme="majorHAnsi" w:eastAsia="黑体"/>
       <w:color w:themeColor="text2" w:themeShade="BF" w:val="17365D"/>
       <w:spacing w:val="5"/>
       <w:kern w:val="28"/>
@@ -2962,7 +3170,7 @@
       </w:numPr>
     </w:pPr>
     <w:rPr>
-      <w:rFonts w:asciiTheme="majorHAnsi" w:cstheme="majorBidi" w:eastAsiaTheme="majorEastAsia" w:hAnsiTheme="majorHAnsi"/>
+      <w:rFonts w:asciiTheme="majorHAnsi" w:cstheme="majorBidi" w:hAnsiTheme="majorHAnsi" w:eastAsia="黑体"/>
       <w:i/>
       <w:iCs/>
       <w:color w:themeColor="accent1" w:val="4F81BD"/>
@@ -2978,7 +3186,7 @@
     <w:uiPriority w:val="11"/>
     <w:rsid w:val="00FC693F"/>
     <w:rPr>
-      <w:rFonts w:asciiTheme="majorHAnsi" w:cstheme="majorBidi" w:eastAsiaTheme="majorEastAsia" w:hAnsiTheme="majorHAnsi"/>
+      <w:rFonts w:asciiTheme="majorHAnsi" w:cstheme="majorBidi" w:hAnsiTheme="majorHAnsi" w:eastAsia="黑体"/>
       <w:i/>
       <w:iCs/>
       <w:color w:themeColor="accent1" w:val="4F81BD"/>
@@ -3045,6 +3253,7 @@
       <w:spacing w:after="120"/>
     </w:pPr>
     <w:rPr>
+      <w:rFonts w:eastAsia="黑体"/>
       <w:sz w:val="16"/>
       <w:szCs w:val="16"/>
     </w:rPr>
@@ -3056,6 +3265,7 @@
     <w:uiPriority w:val="99"/>
     <w:rsid w:val="00AA1D8D"/>
     <w:rPr>
+      <w:rFonts w:eastAsia="黑体"/>
       <w:sz w:val="16"/>
       <w:szCs w:val="16"/>
     </w:rPr>
@@ -3225,7 +3435,7 @@
       </w:tabs>
     </w:pPr>
     <w:rPr>
-      <w:rFonts w:ascii="Courier" w:hAnsi="Courier"/>
+      <w:rFonts w:ascii="Courier" w:hAnsi="Courier" w:eastAsia="黑体"/>
       <w:sz w:val="20"/>
       <w:szCs w:val="20"/>
     </w:rPr>
@@ -3237,7 +3447,7 @@
     <w:uiPriority w:val="99"/>
     <w:rsid w:val="0029639D"/>
     <w:rPr>
-      <w:rFonts w:ascii="Courier" w:hAnsi="Courier"/>
+      <w:rFonts w:ascii="Courier" w:hAnsi="Courier" w:eastAsia="黑体"/>
       <w:sz w:val="20"/>
       <w:szCs w:val="20"/>
     </w:rPr>
@@ -3273,6 +3483,7 @@
     <w:uiPriority w:val="29"/>
     <w:rsid w:val="00FC693F"/>
     <w:rPr>
+      <w:rFonts w:eastAsia="黑体"/>
       <w:i/>
       <w:iCs/>
       <w:color w:themeColor="text1" w:val="000000"/>
@@ -3286,7 +3497,7 @@
     <w:semiHidden/>
     <w:rsid w:val="00FC693F"/>
     <w:rPr>
-      <w:rFonts w:asciiTheme="majorHAnsi" w:cstheme="majorBidi" w:eastAsiaTheme="majorEastAsia" w:hAnsiTheme="majorHAnsi"/>
+      <w:rFonts w:asciiTheme="majorHAnsi" w:cstheme="majorBidi" w:hAnsiTheme="majorHAnsi" w:eastAsia="黑体"/>
       <w:b/>
       <w:bCs/>
       <w:i/>
@@ -3302,7 +3513,7 @@
     <w:semiHidden/>
     <w:rsid w:val="00FC693F"/>
     <w:rPr>
-      <w:rFonts w:asciiTheme="majorHAnsi" w:cstheme="majorBidi" w:eastAsiaTheme="majorEastAsia" w:hAnsiTheme="majorHAnsi"/>
+      <w:rFonts w:asciiTheme="majorHAnsi" w:cstheme="majorBidi" w:hAnsiTheme="majorHAnsi" w:eastAsia="黑体"/>
       <w:color w:themeColor="accent1" w:themeShade="7F" w:val="243F60"/>
     </w:rPr>
   </w:style>
@@ -3314,7 +3525,7 @@
     <w:semiHidden/>
     <w:rsid w:val="00FC693F"/>
     <w:rPr>
-      <w:rFonts w:asciiTheme="majorHAnsi" w:cstheme="majorBidi" w:eastAsiaTheme="majorEastAsia" w:hAnsiTheme="majorHAnsi"/>
+      <w:rFonts w:asciiTheme="majorHAnsi" w:cstheme="majorBidi" w:hAnsiTheme="majorHAnsi" w:eastAsia="黑体"/>
       <w:i/>
       <w:iCs/>
       <w:color w:themeColor="accent1" w:themeShade="7F" w:val="243F60"/>
@@ -3328,7 +3539,7 @@
     <w:semiHidden/>
     <w:rsid w:val="00FC693F"/>
     <w:rPr>
-      <w:rFonts w:asciiTheme="majorHAnsi" w:cstheme="majorBidi" w:eastAsiaTheme="majorEastAsia" w:hAnsiTheme="majorHAnsi"/>
+      <w:rFonts w:asciiTheme="majorHAnsi" w:cstheme="majorBidi" w:hAnsiTheme="majorHAnsi" w:eastAsia="黑体"/>
       <w:i/>
       <w:iCs/>
       <w:color w:themeColor="text1" w:themeTint="BF" w:val="404040"/>
@@ -3342,7 +3553,7 @@
     <w:semiHidden/>
     <w:rsid w:val="00FC693F"/>
     <w:rPr>
-      <w:rFonts w:asciiTheme="majorHAnsi" w:cstheme="majorBidi" w:eastAsiaTheme="majorEastAsia" w:hAnsiTheme="majorHAnsi"/>
+      <w:rFonts w:asciiTheme="majorHAnsi" w:cstheme="majorBidi" w:hAnsiTheme="majorHAnsi" w:eastAsia="黑体"/>
       <w:color w:themeColor="accent1" w:val="4F81BD"/>
       <w:sz w:val="20"/>
       <w:szCs w:val="20"/>
@@ -3356,7 +3567,7 @@
     <w:semiHidden/>
     <w:rsid w:val="00FC693F"/>
     <w:rPr>
-      <w:rFonts w:asciiTheme="majorHAnsi" w:cstheme="majorBidi" w:eastAsiaTheme="majorEastAsia" w:hAnsiTheme="majorHAnsi"/>
+      <w:rFonts w:asciiTheme="majorHAnsi" w:cstheme="majorBidi" w:hAnsiTheme="majorHAnsi" w:eastAsia="黑体"/>
       <w:i/>
       <w:iCs/>
       <w:color w:themeColor="text1" w:themeTint="BF" w:val="404040"/>
@@ -3377,6 +3588,7 @@
       <w:spacing w:line="240" w:lineRule="auto"/>
     </w:pPr>
     <w:rPr>
+      <w:rFonts w:eastAsia="黑体"/>
       <w:b/>
       <w:bCs/>
       <w:color w:themeColor="accent1" w:val="4F81BD"/>
@@ -3391,6 +3603,7 @@
     <w:qFormat/>
     <w:rsid w:val="00FC693F"/>
     <w:rPr>
+      <w:rFonts w:eastAsia="黑体"/>
       <w:b/>
       <w:bCs/>
     </w:rPr>
@@ -3402,6 +3615,7 @@
     <w:qFormat/>
     <w:rsid w:val="00FC693F"/>
     <w:rPr>
+      <w:rFonts w:eastAsia="黑体"/>
       <w:i/>
       <w:iCs/>
     </w:rPr>
@@ -3422,6 +3636,7 @@
       <w:ind w:left="936" w:right="936"/>
     </w:pPr>
     <w:rPr>
+      <w:rFonts w:eastAsia="黑体"/>
       <w:b/>
       <w:bCs/>
       <w:i/>
@@ -3436,6 +3651,7 @@
     <w:uiPriority w:val="30"/>
     <w:rsid w:val="00FC693F"/>
     <w:rPr>
+      <w:rFonts w:eastAsia="黑体"/>
       <w:b/>
       <w:bCs/>
       <w:i/>
@@ -3450,6 +3666,7 @@
     <w:qFormat/>
     <w:rsid w:val="00FC693F"/>
     <w:rPr>
+      <w:rFonts w:eastAsia="黑体"/>
       <w:i/>
       <w:iCs/>
       <w:color w:themeColor="text1" w:themeTint="7F" w:val="808080"/>
@@ -3462,6 +3679,7 @@
     <w:qFormat/>
     <w:rsid w:val="00FC693F"/>
     <w:rPr>
+      <w:rFonts w:eastAsia="黑体"/>
       <w:b/>
       <w:bCs/>
       <w:i/>
@@ -3476,6 +3694,7 @@
     <w:qFormat/>
     <w:rsid w:val="00FC693F"/>
     <w:rPr>
+      <w:rFonts w:eastAsia="黑体"/>
       <w:smallCaps/>
       <w:color w:themeColor="accent2" w:val="C0504D"/>
       <w:u w:val="single"/>
@@ -3488,6 +3707,7 @@
     <w:qFormat/>
     <w:rsid w:val="00FC693F"/>
     <w:rPr>
+      <w:rFonts w:eastAsia="黑体"/>
       <w:b/>
       <w:bCs/>
       <w:smallCaps/>
@@ -3503,6 +3723,7 @@
     <w:qFormat/>
     <w:rsid w:val="00FC693F"/>
     <w:rPr>
+      <w:rFonts w:eastAsia="黑体"/>
       <w:b/>
       <w:bCs/>
       <w:smallCaps/>
@@ -3557,6 +3778,7 @@
       <w:spacing w:after="0" w:line="240" w:lineRule="auto"/>
     </w:pPr>
     <w:rPr>
+      <w:rFonts w:eastAsia="黑体"/>
       <w:color w:themeColor="text1" w:themeShade="BF" w:val="000000"/>
     </w:rPr>
     <w:tblPr>
@@ -3579,6 +3801,7 @@
         <w:spacing w:after="0" w:before="0" w:line="240" w:lineRule="auto"/>
       </w:pPr>
       <w:rPr>
+        <w:rFonts w:eastAsia="黑体"/>
         <w:b/>
         <w:bCs/>
       </w:rPr>
@@ -3599,6 +3822,7 @@
         <w:spacing w:after="0" w:before="0" w:line="240" w:lineRule="auto"/>
       </w:pPr>
       <w:rPr>
+        <w:rFonts w:eastAsia="黑体"/>
         <w:b/>
         <w:bCs/>
       </w:rPr>
@@ -3616,12 +3840,14 @@
     </w:tblStylePr>
     <w:tblStylePr w:type="firstCol">
       <w:rPr>
+        <w:rFonts w:eastAsia="黑体"/>
         <w:b/>
         <w:bCs/>
       </w:rPr>
     </w:tblStylePr>
     <w:tblStylePr w:type="lastCol">
       <w:rPr>
+        <w:rFonts w:eastAsia="黑体"/>
         <w:b/>
         <w:bCs/>
       </w:rPr>
@@ -3660,6 +3886,7 @@
       <w:spacing w:after="0" w:line="240" w:lineRule="auto"/>
     </w:pPr>
     <w:rPr>
+      <w:rFonts w:eastAsia="黑体"/>
       <w:color w:themeColor="accent1" w:themeShade="BF" w:val="365F91"/>
     </w:rPr>
     <w:tblPr>
@@ -3682,6 +3909,7 @@
         <w:spacing w:after="0" w:before="0" w:line="240" w:lineRule="auto"/>
       </w:pPr>
       <w:rPr>
+        <w:rFonts w:eastAsia="黑体"/>
         <w:b/>
         <w:bCs/>
       </w:rPr>
@@ -3702,6 +3930,7 @@
         <w:spacing w:after="0" w:before="0" w:line="240" w:lineRule="auto"/>
       </w:pPr>
       <w:rPr>
+        <w:rFonts w:eastAsia="黑体"/>
         <w:b/>
         <w:bCs/>
       </w:rPr>
@@ -3719,12 +3948,14 @@
     </w:tblStylePr>
     <w:tblStylePr w:type="firstCol">
       <w:rPr>
+        <w:rFonts w:eastAsia="黑体"/>
         <w:b/>
         <w:bCs/>
       </w:rPr>
     </w:tblStylePr>
     <w:tblStylePr w:type="lastCol">
       <w:rPr>
+        <w:rFonts w:eastAsia="黑体"/>
         <w:b/>
         <w:bCs/>
       </w:rPr>
@@ -3763,6 +3994,7 @@
       <w:spacing w:after="0" w:line="240" w:lineRule="auto"/>
     </w:pPr>
     <w:rPr>
+      <w:rFonts w:eastAsia="黑体"/>
       <w:color w:themeColor="accent2" w:themeShade="BF" w:val="943634"/>
     </w:rPr>
     <w:tblPr>
@@ -3785,6 +4017,7 @@
         <w:spacing w:after="0" w:before="0" w:line="240" w:lineRule="auto"/>
       </w:pPr>
       <w:rPr>
+        <w:rFonts w:eastAsia="黑体"/>
         <w:b/>
         <w:bCs/>
       </w:rPr>
@@ -3805,6 +4038,7 @@
         <w:spacing w:after="0" w:before="0" w:line="240" w:lineRule="auto"/>
       </w:pPr>
       <w:rPr>
+        <w:rFonts w:eastAsia="黑体"/>
         <w:b/>
         <w:bCs/>
       </w:rPr>
@@ -3822,12 +4056,14 @@
     </w:tblStylePr>
     <w:tblStylePr w:type="firstCol">
       <w:rPr>
+        <w:rFonts w:eastAsia="黑体"/>
         <w:b/>
         <w:bCs/>
       </w:rPr>
     </w:tblStylePr>
     <w:tblStylePr w:type="lastCol">
       <w:rPr>
+        <w:rFonts w:eastAsia="黑体"/>
         <w:b/>
         <w:bCs/>
       </w:rPr>
@@ -3866,6 +4102,7 @@
       <w:spacing w:after="0" w:line="240" w:lineRule="auto"/>
     </w:pPr>
     <w:rPr>
+      <w:rFonts w:eastAsia="黑体"/>
       <w:color w:themeColor="accent3" w:themeShade="BF" w:val="76923C"/>
     </w:rPr>
     <w:tblPr>
@@ -3888,6 +4125,7 @@
         <w:spacing w:after="0" w:before="0" w:line="240" w:lineRule="auto"/>
       </w:pPr>
       <w:rPr>
+        <w:rFonts w:eastAsia="黑体"/>
         <w:b/>
         <w:bCs/>
       </w:rPr>
@@ -3908,6 +4146,7 @@
         <w:spacing w:after="0" w:before="0" w:line="240" w:lineRule="auto"/>
       </w:pPr>
       <w:rPr>
+        <w:rFonts w:eastAsia="黑体"/>
         <w:b/>
         <w:bCs/>
       </w:rPr>
@@ -3925,12 +4164,14 @@
     </w:tblStylePr>
     <w:tblStylePr w:type="firstCol">
       <w:rPr>
+        <w:rFonts w:eastAsia="黑体"/>
         <w:b/>
         <w:bCs/>
       </w:rPr>
     </w:tblStylePr>
     <w:tblStylePr w:type="lastCol">
       <w:rPr>
+        <w:rFonts w:eastAsia="黑体"/>
         <w:b/>
         <w:bCs/>
       </w:rPr>
@@ -3969,6 +4210,7 @@
       <w:spacing w:after="0" w:line="240" w:lineRule="auto"/>
     </w:pPr>
     <w:rPr>
+      <w:rFonts w:eastAsia="黑体"/>
       <w:color w:themeColor="accent4" w:themeShade="BF" w:val="5F497A"/>
     </w:rPr>
     <w:tblPr>
@@ -3991,6 +4233,7 @@
         <w:spacing w:after="0" w:before="0" w:line="240" w:lineRule="auto"/>
       </w:pPr>
       <w:rPr>
+        <w:rFonts w:eastAsia="黑体"/>
         <w:b/>
         <w:bCs/>
       </w:rPr>
@@ -4011,6 +4254,7 @@
         <w:spacing w:after="0" w:before="0" w:line="240" w:lineRule="auto"/>
       </w:pPr>
       <w:rPr>
+        <w:rFonts w:eastAsia="黑体"/>
         <w:b/>
         <w:bCs/>
       </w:rPr>
@@ -4028,12 +4272,14 @@
     </w:tblStylePr>
     <w:tblStylePr w:type="firstCol">
       <w:rPr>
+        <w:rFonts w:eastAsia="黑体"/>
         <w:b/>
         <w:bCs/>
       </w:rPr>
     </w:tblStylePr>
     <w:tblStylePr w:type="lastCol">
       <w:rPr>
+        <w:rFonts w:eastAsia="黑体"/>
         <w:b/>
         <w:bCs/>
       </w:rPr>
@@ -4072,6 +4318,7 @@
       <w:spacing w:after="0" w:line="240" w:lineRule="auto"/>
     </w:pPr>
     <w:rPr>
+      <w:rFonts w:eastAsia="黑体"/>
       <w:color w:themeColor="accent5" w:themeShade="BF" w:val="31849B"/>
     </w:rPr>
     <w:tblPr>
@@ -4094,6 +4341,7 @@
         <w:spacing w:after="0" w:before="0" w:line="240" w:lineRule="auto"/>
       </w:pPr>
       <w:rPr>
+        <w:rFonts w:eastAsia="黑体"/>
         <w:b/>
         <w:bCs/>
       </w:rPr>
@@ -4114,6 +4362,7 @@
         <w:spacing w:after="0" w:before="0" w:line="240" w:lineRule="auto"/>
       </w:pPr>
       <w:rPr>
+        <w:rFonts w:eastAsia="黑体"/>
         <w:b/>
         <w:bCs/>
       </w:rPr>
@@ -4131,12 +4380,14 @@
     </w:tblStylePr>
     <w:tblStylePr w:type="firstCol">
       <w:rPr>
+        <w:rFonts w:eastAsia="黑体"/>
         <w:b/>
         <w:bCs/>
       </w:rPr>
     </w:tblStylePr>
     <w:tblStylePr w:type="lastCol">
       <w:rPr>
+        <w:rFonts w:eastAsia="黑体"/>
         <w:b/>
         <w:bCs/>
       </w:rPr>
@@ -4175,6 +4426,7 @@
       <w:spacing w:after="0" w:line="240" w:lineRule="auto"/>
     </w:pPr>
     <w:rPr>
+      <w:rFonts w:eastAsia="黑体"/>
       <w:color w:themeColor="accent6" w:themeShade="BF" w:val="E36C0A"/>
     </w:rPr>
     <w:tblPr>
@@ -4197,6 +4449,7 @@
         <w:spacing w:after="0" w:before="0" w:line="240" w:lineRule="auto"/>
       </w:pPr>
       <w:rPr>
+        <w:rFonts w:eastAsia="黑体"/>
         <w:b/>
         <w:bCs/>
       </w:rPr>
@@ -4217,6 +4470,7 @@
         <w:spacing w:after="0" w:before="0" w:line="240" w:lineRule="auto"/>
       </w:pPr>
       <w:rPr>
+        <w:rFonts w:eastAsia="黑体"/>
         <w:b/>
         <w:bCs/>
       </w:rPr>
@@ -4234,12 +4488,14 @@
     </w:tblStylePr>
     <w:tblStylePr w:type="firstCol">
       <w:rPr>
+        <w:rFonts w:eastAsia="黑体"/>
         <w:b/>
         <w:bCs/>
       </w:rPr>
     </w:tblStylePr>
     <w:tblStylePr w:type="lastCol">
       <w:rPr>
+        <w:rFonts w:eastAsia="黑体"/>
         <w:b/>
         <w:bCs/>
       </w:rPr>
@@ -4299,6 +4555,7 @@
         <w:spacing w:after="0" w:before="0" w:line="240" w:lineRule="auto"/>
       </w:pPr>
       <w:rPr>
+        <w:rFonts w:eastAsia="黑体"/>
         <w:b/>
         <w:bCs/>
         <w:color w:themeColor="background1" w:val="FFFFFF"/>
@@ -4313,6 +4570,7 @@
         <w:spacing w:after="0" w:before="0" w:line="240" w:lineRule="auto"/>
       </w:pPr>
       <w:rPr>
+        <w:rFonts w:eastAsia="黑体"/>
         <w:b/>
         <w:bCs/>
       </w:rPr>
@@ -4328,12 +4586,14 @@
     </w:tblStylePr>
     <w:tblStylePr w:type="firstCol">
       <w:rPr>
+        <w:rFonts w:eastAsia="黑体"/>
         <w:b/>
         <w:bCs/>
       </w:rPr>
     </w:tblStylePr>
     <w:tblStylePr w:type="lastCol">
       <w:rPr>
+        <w:rFonts w:eastAsia="黑体"/>
         <w:b/>
         <w:bCs/>
       </w:rPr>
@@ -4391,6 +4651,7 @@
         <w:spacing w:after="0" w:before="0" w:line="240" w:lineRule="auto"/>
       </w:pPr>
       <w:rPr>
+        <w:rFonts w:eastAsia="黑体"/>
         <w:b/>
         <w:bCs/>
         <w:color w:themeColor="background1" w:val="FFFFFF"/>
@@ -4405,6 +4666,7 @@
         <w:spacing w:after="0" w:before="0" w:line="240" w:lineRule="auto"/>
       </w:pPr>
       <w:rPr>
+        <w:rFonts w:eastAsia="黑体"/>
         <w:b/>
         <w:bCs/>
       </w:rPr>
@@ -4420,12 +4682,14 @@
     </w:tblStylePr>
     <w:tblStylePr w:type="firstCol">
       <w:rPr>
+        <w:rFonts w:eastAsia="黑体"/>
         <w:b/>
         <w:bCs/>
       </w:rPr>
     </w:tblStylePr>
     <w:tblStylePr w:type="lastCol">
       <w:rPr>
+        <w:rFonts w:eastAsia="黑体"/>
         <w:b/>
         <w:bCs/>
       </w:rPr>
@@ -4483,6 +4747,7 @@
         <w:spacing w:after="0" w:before="0" w:line="240" w:lineRule="auto"/>
       </w:pPr>
       <w:rPr>
+        <w:rFonts w:eastAsia="黑体"/>
         <w:b/>
         <w:bCs/>
         <w:color w:themeColor="background1" w:val="FFFFFF"/>
@@ -4497,6 +4762,7 @@
         <w:spacing w:after="0" w:before="0" w:line="240" w:lineRule="auto"/>
       </w:pPr>
       <w:rPr>
+        <w:rFonts w:eastAsia="黑体"/>
         <w:b/>
         <w:bCs/>
       </w:rPr>
@@ -4512,12 +4778,14 @@
     </w:tblStylePr>
     <w:tblStylePr w:type="firstCol">
       <w:rPr>
+        <w:rFonts w:eastAsia="黑体"/>
         <w:b/>
         <w:bCs/>
       </w:rPr>
     </w:tblStylePr>
     <w:tblStylePr w:type="lastCol">
       <w:rPr>
+        <w:rFonts w:eastAsia="黑体"/>
         <w:b/>
         <w:bCs/>
       </w:rPr>
@@ -4575,6 +4843,7 @@
         <w:spacing w:after="0" w:before="0" w:line="240" w:lineRule="auto"/>
       </w:pPr>
       <w:rPr>
+        <w:rFonts w:eastAsia="黑体"/>
         <w:b/>
         <w:bCs/>
         <w:color w:themeColor="background1" w:val="FFFFFF"/>
@@ -4589,6 +4858,7 @@
         <w:spacing w:after="0" w:before="0" w:line="240" w:lineRule="auto"/>
       </w:pPr>
       <w:rPr>
+        <w:rFonts w:eastAsia="黑体"/>
         <w:b/>
         <w:bCs/>
       </w:rPr>
@@ -4604,12 +4874,14 @@
     </w:tblStylePr>
     <w:tblStylePr w:type="firstCol">
       <w:rPr>
+        <w:rFonts w:eastAsia="黑体"/>
         <w:b/>
         <w:bCs/>
       </w:rPr>
     </w:tblStylePr>
     <w:tblStylePr w:type="lastCol">
       <w:rPr>
+        <w:rFonts w:eastAsia="黑体"/>
         <w:b/>
         <w:bCs/>
       </w:rPr>
@@ -4667,6 +4939,7 @@
         <w:spacing w:after="0" w:before="0" w:line="240" w:lineRule="auto"/>
       </w:pPr>
       <w:rPr>
+        <w:rFonts w:eastAsia="黑体"/>
         <w:b/>
         <w:bCs/>
         <w:color w:themeColor="background1" w:val="FFFFFF"/>
@@ -4681,6 +4954,7 @@
         <w:spacing w:after="0" w:before="0" w:line="240" w:lineRule="auto"/>
       </w:pPr>
       <w:rPr>
+        <w:rFonts w:eastAsia="黑体"/>
         <w:b/>
         <w:bCs/>
       </w:rPr>
@@ -4696,12 +4970,14 @@
     </w:tblStylePr>
     <w:tblStylePr w:type="firstCol">
       <w:rPr>
+        <w:rFonts w:eastAsia="黑体"/>
         <w:b/>
         <w:bCs/>
       </w:rPr>
     </w:tblStylePr>
     <w:tblStylePr w:type="lastCol">
       <w:rPr>
+        <w:rFonts w:eastAsia="黑体"/>
         <w:b/>
         <w:bCs/>
       </w:rPr>
@@ -4759,6 +5035,7 @@
         <w:spacing w:after="0" w:before="0" w:line="240" w:lineRule="auto"/>
       </w:pPr>
       <w:rPr>
+        <w:rFonts w:eastAsia="黑体"/>
         <w:b/>
         <w:bCs/>
         <w:color w:themeColor="background1" w:val="FFFFFF"/>
@@ -4773,6 +5050,7 @@
         <w:spacing w:after="0" w:before="0" w:line="240" w:lineRule="auto"/>
       </w:pPr>
       <w:rPr>
+        <w:rFonts w:eastAsia="黑体"/>
         <w:b/>
         <w:bCs/>
       </w:rPr>
@@ -4788,12 +5066,14 @@
     </w:tblStylePr>
     <w:tblStylePr w:type="firstCol">
       <w:rPr>
+        <w:rFonts w:eastAsia="黑体"/>
         <w:b/>
         <w:bCs/>
       </w:rPr>
     </w:tblStylePr>
     <w:tblStylePr w:type="lastCol">
       <w:rPr>
+        <w:rFonts w:eastAsia="黑体"/>
         <w:b/>
         <w:bCs/>
       </w:rPr>
@@ -4851,6 +5131,7 @@
         <w:spacing w:after="0" w:before="0" w:line="240" w:lineRule="auto"/>
       </w:pPr>
       <w:rPr>
+        <w:rFonts w:eastAsia="黑体"/>
         <w:b/>
         <w:bCs/>
         <w:color w:themeColor="background1" w:val="FFFFFF"/>
@@ -4865,6 +5146,7 @@
         <w:spacing w:after="0" w:before="0" w:line="240" w:lineRule="auto"/>
       </w:pPr>
       <w:rPr>
+        <w:rFonts w:eastAsia="黑体"/>
         <w:b/>
         <w:bCs/>
       </w:rPr>
@@ -4880,12 +5162,14 @@
     </w:tblStylePr>
     <w:tblStylePr w:type="firstCol">
       <w:rPr>
+        <w:rFonts w:eastAsia="黑体"/>
         <w:b/>
         <w:bCs/>
       </w:rPr>
     </w:tblStylePr>
     <w:tblStylePr w:type="lastCol">
       <w:rPr>
+        <w:rFonts w:eastAsia="黑体"/>
         <w:b/>
         <w:bCs/>
       </w:rPr>
@@ -4945,7 +5229,7 @@
         <w:spacing w:after="0" w:before="0" w:line="240" w:lineRule="auto"/>
       </w:pPr>
       <w:rPr>
-        <w:rFonts w:asciiTheme="majorHAnsi" w:cstheme="majorBidi" w:eastAsiaTheme="majorEastAsia" w:hAnsiTheme="majorHAnsi"/>
+        <w:rFonts w:asciiTheme="majorHAnsi" w:cstheme="majorBidi" w:hAnsiTheme="majorHAnsi" w:eastAsia="黑体"/>
         <w:b/>
         <w:bCs/>
       </w:rPr>
@@ -4966,7 +5250,7 @@
         <w:spacing w:after="0" w:before="0" w:line="240" w:lineRule="auto"/>
       </w:pPr>
       <w:rPr>
-        <w:rFonts w:asciiTheme="majorHAnsi" w:cstheme="majorBidi" w:eastAsiaTheme="majorEastAsia" w:hAnsiTheme="majorHAnsi"/>
+        <w:rFonts w:asciiTheme="majorHAnsi" w:cstheme="majorBidi" w:hAnsiTheme="majorHAnsi" w:eastAsia="黑体"/>
         <w:b/>
         <w:bCs/>
       </w:rPr>
@@ -4984,14 +5268,14 @@
     </w:tblStylePr>
     <w:tblStylePr w:type="firstCol">
       <w:rPr>
-        <w:rFonts w:asciiTheme="majorHAnsi" w:cstheme="majorBidi" w:eastAsiaTheme="majorEastAsia" w:hAnsiTheme="majorHAnsi"/>
+        <w:rFonts w:asciiTheme="majorHAnsi" w:cstheme="majorBidi" w:hAnsiTheme="majorHAnsi" w:eastAsia="黑体"/>
         <w:b/>
         <w:bCs/>
       </w:rPr>
     </w:tblStylePr>
     <w:tblStylePr w:type="lastCol">
       <w:rPr>
-        <w:rFonts w:asciiTheme="majorHAnsi" w:cstheme="majorBidi" w:eastAsiaTheme="majorEastAsia" w:hAnsiTheme="majorHAnsi"/>
+        <w:rFonts w:asciiTheme="majorHAnsi" w:cstheme="majorBidi" w:hAnsiTheme="majorHAnsi" w:eastAsia="黑体"/>
         <w:b/>
         <w:bCs/>
       </w:rPr>
@@ -5075,7 +5359,7 @@
         <w:spacing w:after="0" w:before="0" w:line="240" w:lineRule="auto"/>
       </w:pPr>
       <w:rPr>
-        <w:rFonts w:asciiTheme="majorHAnsi" w:cstheme="majorBidi" w:eastAsiaTheme="majorEastAsia" w:hAnsiTheme="majorHAnsi"/>
+        <w:rFonts w:asciiTheme="majorHAnsi" w:cstheme="majorBidi" w:hAnsiTheme="majorHAnsi" w:eastAsia="黑体"/>
         <w:b/>
         <w:bCs/>
       </w:rPr>
@@ -5096,7 +5380,7 @@
         <w:spacing w:after="0" w:before="0" w:line="240" w:lineRule="auto"/>
       </w:pPr>
       <w:rPr>
-        <w:rFonts w:asciiTheme="majorHAnsi" w:cstheme="majorBidi" w:eastAsiaTheme="majorEastAsia" w:hAnsiTheme="majorHAnsi"/>
+        <w:rFonts w:asciiTheme="majorHAnsi" w:cstheme="majorBidi" w:hAnsiTheme="majorHAnsi" w:eastAsia="黑体"/>
         <w:b/>
         <w:bCs/>
       </w:rPr>
@@ -5114,14 +5398,14 @@
     </w:tblStylePr>
     <w:tblStylePr w:type="firstCol">
       <w:rPr>
-        <w:rFonts w:asciiTheme="majorHAnsi" w:cstheme="majorBidi" w:eastAsiaTheme="majorEastAsia" w:hAnsiTheme="majorHAnsi"/>
+        <w:rFonts w:asciiTheme="majorHAnsi" w:cstheme="majorBidi" w:hAnsiTheme="majorHAnsi" w:eastAsia="黑体"/>
         <w:b/>
         <w:bCs/>
       </w:rPr>
     </w:tblStylePr>
     <w:tblStylePr w:type="lastCol">
       <w:rPr>
-        <w:rFonts w:asciiTheme="majorHAnsi" w:cstheme="majorBidi" w:eastAsiaTheme="majorEastAsia" w:hAnsiTheme="majorHAnsi"/>
+        <w:rFonts w:asciiTheme="majorHAnsi" w:cstheme="majorBidi" w:hAnsiTheme="majorHAnsi" w:eastAsia="黑体"/>
         <w:b/>
         <w:bCs/>
       </w:rPr>
@@ -5205,7 +5489,7 @@
         <w:spacing w:after="0" w:before="0" w:line="240" w:lineRule="auto"/>
       </w:pPr>
       <w:rPr>
-        <w:rFonts w:asciiTheme="majorHAnsi" w:cstheme="majorBidi" w:eastAsiaTheme="majorEastAsia" w:hAnsiTheme="majorHAnsi"/>
+        <w:rFonts w:asciiTheme="majorHAnsi" w:cstheme="majorBidi" w:hAnsiTheme="majorHAnsi" w:eastAsia="黑体"/>
         <w:b/>
         <w:bCs/>
       </w:rPr>
@@ -5226,7 +5510,7 @@
         <w:spacing w:after="0" w:before="0" w:line="240" w:lineRule="auto"/>
       </w:pPr>
       <w:rPr>
-        <w:rFonts w:asciiTheme="majorHAnsi" w:cstheme="majorBidi" w:eastAsiaTheme="majorEastAsia" w:hAnsiTheme="majorHAnsi"/>
+        <w:rFonts w:asciiTheme="majorHAnsi" w:cstheme="majorBidi" w:hAnsiTheme="majorHAnsi" w:eastAsia="黑体"/>
         <w:b/>
         <w:bCs/>
       </w:rPr>
@@ -5244,14 +5528,14 @@
     </w:tblStylePr>
     <w:tblStylePr w:type="firstCol">
       <w:rPr>
-        <w:rFonts w:asciiTheme="majorHAnsi" w:cstheme="majorBidi" w:eastAsiaTheme="majorEastAsia" w:hAnsiTheme="majorHAnsi"/>
+        <w:rFonts w:asciiTheme="majorHAnsi" w:cstheme="majorBidi" w:hAnsiTheme="majorHAnsi" w:eastAsia="黑体"/>
         <w:b/>
         <w:bCs/>
       </w:rPr>
     </w:tblStylePr>
     <w:tblStylePr w:type="lastCol">
       <w:rPr>
-        <w:rFonts w:asciiTheme="majorHAnsi" w:cstheme="majorBidi" w:eastAsiaTheme="majorEastAsia" w:hAnsiTheme="majorHAnsi"/>
+        <w:rFonts w:asciiTheme="majorHAnsi" w:cstheme="majorBidi" w:hAnsiTheme="majorHAnsi" w:eastAsia="黑体"/>
         <w:b/>
         <w:bCs/>
       </w:rPr>
@@ -5335,7 +5619,7 @@
         <w:spacing w:after="0" w:before="0" w:line="240" w:lineRule="auto"/>
       </w:pPr>
       <w:rPr>
-        <w:rFonts w:asciiTheme="majorHAnsi" w:cstheme="majorBidi" w:eastAsiaTheme="majorEastAsia" w:hAnsiTheme="majorHAnsi"/>
+        <w:rFonts w:asciiTheme="majorHAnsi" w:cstheme="majorBidi" w:hAnsiTheme="majorHAnsi" w:eastAsia="黑体"/>
         <w:b/>
         <w:bCs/>
       </w:rPr>
@@ -5356,7 +5640,7 @@
         <w:spacing w:after="0" w:before="0" w:line="240" w:lineRule="auto"/>
       </w:pPr>
       <w:rPr>
-        <w:rFonts w:asciiTheme="majorHAnsi" w:cstheme="majorBidi" w:eastAsiaTheme="majorEastAsia" w:hAnsiTheme="majorHAnsi"/>
+        <w:rFonts w:asciiTheme="majorHAnsi" w:cstheme="majorBidi" w:hAnsiTheme="majorHAnsi" w:eastAsia="黑体"/>
         <w:b/>
         <w:bCs/>
       </w:rPr>
@@ -5374,14 +5658,14 @@
     </w:tblStylePr>
     <w:tblStylePr w:type="firstCol">
       <w:rPr>
-        <w:rFonts w:asciiTheme="majorHAnsi" w:cstheme="majorBidi" w:eastAsiaTheme="majorEastAsia" w:hAnsiTheme="majorHAnsi"/>
+        <w:rFonts w:asciiTheme="majorHAnsi" w:cstheme="majorBidi" w:hAnsiTheme="majorHAnsi" w:eastAsia="黑体"/>
         <w:b/>
         <w:bCs/>
       </w:rPr>
     </w:tblStylePr>
     <w:tblStylePr w:type="lastCol">
       <w:rPr>
-        <w:rFonts w:asciiTheme="majorHAnsi" w:cstheme="majorBidi" w:eastAsiaTheme="majorEastAsia" w:hAnsiTheme="majorHAnsi"/>
+        <w:rFonts w:asciiTheme="majorHAnsi" w:cstheme="majorBidi" w:hAnsiTheme="majorHAnsi" w:eastAsia="黑体"/>
         <w:b/>
         <w:bCs/>
       </w:rPr>
@@ -5465,7 +5749,7 @@
         <w:spacing w:after="0" w:before="0" w:line="240" w:lineRule="auto"/>
       </w:pPr>
       <w:rPr>
-        <w:rFonts w:asciiTheme="majorHAnsi" w:cstheme="majorBidi" w:eastAsiaTheme="majorEastAsia" w:hAnsiTheme="majorHAnsi"/>
+        <w:rFonts w:asciiTheme="majorHAnsi" w:cstheme="majorBidi" w:hAnsiTheme="majorHAnsi" w:eastAsia="黑体"/>
         <w:b/>
         <w:bCs/>
       </w:rPr>
@@ -5486,7 +5770,7 @@
         <w:spacing w:after="0" w:before="0" w:line="240" w:lineRule="auto"/>
       </w:pPr>
       <w:rPr>
-        <w:rFonts w:asciiTheme="majorHAnsi" w:cstheme="majorBidi" w:eastAsiaTheme="majorEastAsia" w:hAnsiTheme="majorHAnsi"/>
+        <w:rFonts w:asciiTheme="majorHAnsi" w:cstheme="majorBidi" w:hAnsiTheme="majorHAnsi" w:eastAsia="黑体"/>
         <w:b/>
         <w:bCs/>
       </w:rPr>
@@ -5504,14 +5788,14 @@
     </w:tblStylePr>
     <w:tblStylePr w:type="firstCol">
       <w:rPr>
-        <w:rFonts w:asciiTheme="majorHAnsi" w:cstheme="majorBidi" w:eastAsiaTheme="majorEastAsia" w:hAnsiTheme="majorHAnsi"/>
+        <w:rFonts w:asciiTheme="majorHAnsi" w:cstheme="majorBidi" w:hAnsiTheme="majorHAnsi" w:eastAsia="黑体"/>
         <w:b/>
         <w:bCs/>
       </w:rPr>
     </w:tblStylePr>
     <w:tblStylePr w:type="lastCol">
       <w:rPr>
-        <w:rFonts w:asciiTheme="majorHAnsi" w:cstheme="majorBidi" w:eastAsiaTheme="majorEastAsia" w:hAnsiTheme="majorHAnsi"/>
+        <w:rFonts w:asciiTheme="majorHAnsi" w:cstheme="majorBidi" w:hAnsiTheme="majorHAnsi" w:eastAsia="黑体"/>
         <w:b/>
         <w:bCs/>
       </w:rPr>
@@ -5595,7 +5879,7 @@
         <w:spacing w:after="0" w:before="0" w:line="240" w:lineRule="auto"/>
       </w:pPr>
       <w:rPr>
-        <w:rFonts w:asciiTheme="majorHAnsi" w:cstheme="majorBidi" w:eastAsiaTheme="majorEastAsia" w:hAnsiTheme="majorHAnsi"/>
+        <w:rFonts w:asciiTheme="majorHAnsi" w:cstheme="majorBidi" w:hAnsiTheme="majorHAnsi" w:eastAsia="黑体"/>
         <w:b/>
         <w:bCs/>
       </w:rPr>
@@ -5616,7 +5900,7 @@
         <w:spacing w:after="0" w:before="0" w:line="240" w:lineRule="auto"/>
       </w:pPr>
       <w:rPr>
-        <w:rFonts w:asciiTheme="majorHAnsi" w:cstheme="majorBidi" w:eastAsiaTheme="majorEastAsia" w:hAnsiTheme="majorHAnsi"/>
+        <w:rFonts w:asciiTheme="majorHAnsi" w:cstheme="majorBidi" w:hAnsiTheme="majorHAnsi" w:eastAsia="黑体"/>
         <w:b/>
         <w:bCs/>
       </w:rPr>
@@ -5634,14 +5918,14 @@
     </w:tblStylePr>
     <w:tblStylePr w:type="firstCol">
       <w:rPr>
-        <w:rFonts w:asciiTheme="majorHAnsi" w:cstheme="majorBidi" w:eastAsiaTheme="majorEastAsia" w:hAnsiTheme="majorHAnsi"/>
+        <w:rFonts w:asciiTheme="majorHAnsi" w:cstheme="majorBidi" w:hAnsiTheme="majorHAnsi" w:eastAsia="黑体"/>
         <w:b/>
         <w:bCs/>
       </w:rPr>
     </w:tblStylePr>
     <w:tblStylePr w:type="lastCol">
       <w:rPr>
-        <w:rFonts w:asciiTheme="majorHAnsi" w:cstheme="majorBidi" w:eastAsiaTheme="majorEastAsia" w:hAnsiTheme="majorHAnsi"/>
+        <w:rFonts w:asciiTheme="majorHAnsi" w:cstheme="majorBidi" w:hAnsiTheme="majorHAnsi" w:eastAsia="黑体"/>
         <w:b/>
         <w:bCs/>
       </w:rPr>
@@ -5725,7 +6009,7 @@
         <w:spacing w:after="0" w:before="0" w:line="240" w:lineRule="auto"/>
       </w:pPr>
       <w:rPr>
-        <w:rFonts w:asciiTheme="majorHAnsi" w:cstheme="majorBidi" w:eastAsiaTheme="majorEastAsia" w:hAnsiTheme="majorHAnsi"/>
+        <w:rFonts w:asciiTheme="majorHAnsi" w:cstheme="majorBidi" w:hAnsiTheme="majorHAnsi" w:eastAsia="黑体"/>
         <w:b/>
         <w:bCs/>
       </w:rPr>
@@ -5746,7 +6030,7 @@
         <w:spacing w:after="0" w:before="0" w:line="240" w:lineRule="auto"/>
       </w:pPr>
       <w:rPr>
-        <w:rFonts w:asciiTheme="majorHAnsi" w:cstheme="majorBidi" w:eastAsiaTheme="majorEastAsia" w:hAnsiTheme="majorHAnsi"/>
+        <w:rFonts w:asciiTheme="majorHAnsi" w:cstheme="majorBidi" w:hAnsiTheme="majorHAnsi" w:eastAsia="黑体"/>
         <w:b/>
         <w:bCs/>
       </w:rPr>
@@ -5764,14 +6048,14 @@
     </w:tblStylePr>
     <w:tblStylePr w:type="firstCol">
       <w:rPr>
-        <w:rFonts w:asciiTheme="majorHAnsi" w:cstheme="majorBidi" w:eastAsiaTheme="majorEastAsia" w:hAnsiTheme="majorHAnsi"/>
+        <w:rFonts w:asciiTheme="majorHAnsi" w:cstheme="majorBidi" w:hAnsiTheme="majorHAnsi" w:eastAsia="黑体"/>
         <w:b/>
         <w:bCs/>
       </w:rPr>
     </w:tblStylePr>
     <w:tblStylePr w:type="lastCol">
       <w:rPr>
-        <w:rFonts w:asciiTheme="majorHAnsi" w:cstheme="majorBidi" w:eastAsiaTheme="majorEastAsia" w:hAnsiTheme="majorHAnsi"/>
+        <w:rFonts w:asciiTheme="majorHAnsi" w:cstheme="majorBidi" w:hAnsiTheme="majorHAnsi" w:eastAsia="黑体"/>
         <w:b/>
         <w:bCs/>
       </w:rPr>
@@ -5854,6 +6138,7 @@
         <w:spacing w:after="0" w:before="0" w:line="240" w:lineRule="auto"/>
       </w:pPr>
       <w:rPr>
+        <w:rFonts w:eastAsia="黑体"/>
         <w:b/>
         <w:bCs/>
         <w:color w:themeColor="background1" w:val="FFFFFF"/>
@@ -5876,6 +6161,7 @@
         <w:spacing w:after="0" w:before="0" w:line="240" w:lineRule="auto"/>
       </w:pPr>
       <w:rPr>
+        <w:rFonts w:eastAsia="黑体"/>
         <w:b/>
         <w:bCs/>
       </w:rPr>
@@ -5893,12 +6179,14 @@
     </w:tblStylePr>
     <w:tblStylePr w:type="firstCol">
       <w:rPr>
+        <w:rFonts w:eastAsia="黑体"/>
         <w:b/>
         <w:bCs/>
       </w:rPr>
     </w:tblStylePr>
     <w:tblStylePr w:type="lastCol">
       <w:rPr>
+        <w:rFonts w:eastAsia="黑体"/>
         <w:b/>
         <w:bCs/>
       </w:rPr>
@@ -5960,6 +6248,7 @@
         <w:spacing w:after="0" w:before="0" w:line="240" w:lineRule="auto"/>
       </w:pPr>
       <w:rPr>
+        <w:rFonts w:eastAsia="黑体"/>
         <w:b/>
         <w:bCs/>
         <w:color w:themeColor="background1" w:val="FFFFFF"/>
@@ -5982,6 +6271,7 @@
         <w:spacing w:after="0" w:before="0" w:line="240" w:lineRule="auto"/>
       </w:pPr>
       <w:rPr>
+        <w:rFonts w:eastAsia="黑体"/>
         <w:b/>
         <w:bCs/>
       </w:rPr>
@@ -5999,12 +6289,14 @@
     </w:tblStylePr>
     <w:tblStylePr w:type="firstCol">
       <w:rPr>
+        <w:rFonts w:eastAsia="黑体"/>
         <w:b/>
         <w:bCs/>
       </w:rPr>
     </w:tblStylePr>
     <w:tblStylePr w:type="lastCol">
       <w:rPr>
+        <w:rFonts w:eastAsia="黑体"/>
         <w:b/>
         <w:bCs/>
       </w:rPr>
@@ -6066,6 +6358,7 @@
         <w:spacing w:after="0" w:before="0" w:line="240" w:lineRule="auto"/>
       </w:pPr>
       <w:rPr>
+        <w:rFonts w:eastAsia="黑体"/>
         <w:b/>
         <w:bCs/>
         <w:color w:themeColor="background1" w:val="FFFFFF"/>
@@ -6088,6 +6381,7 @@
         <w:spacing w:after="0" w:before="0" w:line="240" w:lineRule="auto"/>
       </w:pPr>
       <w:rPr>
+        <w:rFonts w:eastAsia="黑体"/>
         <w:b/>
         <w:bCs/>
       </w:rPr>
@@ -6105,12 +6399,14 @@
     </w:tblStylePr>
     <w:tblStylePr w:type="firstCol">
       <w:rPr>
+        <w:rFonts w:eastAsia="黑体"/>
         <w:b/>
         <w:bCs/>
       </w:rPr>
     </w:tblStylePr>
     <w:tblStylePr w:type="lastCol">
       <w:rPr>
+        <w:rFonts w:eastAsia="黑体"/>
         <w:b/>
         <w:bCs/>
       </w:rPr>
@@ -6172,6 +6468,7 @@
         <w:spacing w:after="0" w:before="0" w:line="240" w:lineRule="auto"/>
       </w:pPr>
       <w:rPr>
+        <w:rFonts w:eastAsia="黑体"/>
         <w:b/>
         <w:bCs/>
         <w:color w:themeColor="background1" w:val="FFFFFF"/>
@@ -6194,6 +6491,7 @@
         <w:spacing w:after="0" w:before="0" w:line="240" w:lineRule="auto"/>
       </w:pPr>
       <w:rPr>
+        <w:rFonts w:eastAsia="黑体"/>
         <w:b/>
         <w:bCs/>
       </w:rPr>
@@ -6211,12 +6509,14 @@
     </w:tblStylePr>
     <w:tblStylePr w:type="firstCol">
       <w:rPr>
+        <w:rFonts w:eastAsia="黑体"/>
         <w:b/>
         <w:bCs/>
       </w:rPr>
     </w:tblStylePr>
     <w:tblStylePr w:type="lastCol">
       <w:rPr>
+        <w:rFonts w:eastAsia="黑体"/>
         <w:b/>
         <w:bCs/>
       </w:rPr>
@@ -6278,6 +6578,7 @@
         <w:spacing w:after="0" w:before="0" w:line="240" w:lineRule="auto"/>
       </w:pPr>
       <w:rPr>
+        <w:rFonts w:eastAsia="黑体"/>
         <w:b/>
         <w:bCs/>
         <w:color w:themeColor="background1" w:val="FFFFFF"/>
@@ -6300,6 +6601,7 @@
         <w:spacing w:after="0" w:before="0" w:line="240" w:lineRule="auto"/>
       </w:pPr>
       <w:rPr>
+        <w:rFonts w:eastAsia="黑体"/>
         <w:b/>
         <w:bCs/>
       </w:rPr>
@@ -6317,12 +6619,14 @@
     </w:tblStylePr>
     <w:tblStylePr w:type="firstCol">
       <w:rPr>
+        <w:rFonts w:eastAsia="黑体"/>
         <w:b/>
         <w:bCs/>
       </w:rPr>
     </w:tblStylePr>
     <w:tblStylePr w:type="lastCol">
       <w:rPr>
+        <w:rFonts w:eastAsia="黑体"/>
         <w:b/>
         <w:bCs/>
       </w:rPr>
@@ -6384,6 +6688,7 @@
         <w:spacing w:after="0" w:before="0" w:line="240" w:lineRule="auto"/>
       </w:pPr>
       <w:rPr>
+        <w:rFonts w:eastAsia="黑体"/>
         <w:b/>
         <w:bCs/>
         <w:color w:themeColor="background1" w:val="FFFFFF"/>
@@ -6406,6 +6711,7 @@
         <w:spacing w:after="0" w:before="0" w:line="240" w:lineRule="auto"/>
       </w:pPr>
       <w:rPr>
+        <w:rFonts w:eastAsia="黑体"/>
         <w:b/>
         <w:bCs/>
       </w:rPr>
@@ -6423,12 +6729,14 @@
     </w:tblStylePr>
     <w:tblStylePr w:type="firstCol">
       <w:rPr>
+        <w:rFonts w:eastAsia="黑体"/>
         <w:b/>
         <w:bCs/>
       </w:rPr>
     </w:tblStylePr>
     <w:tblStylePr w:type="lastCol">
       <w:rPr>
+        <w:rFonts w:eastAsia="黑体"/>
         <w:b/>
         <w:bCs/>
       </w:rPr>
@@ -6490,6 +6798,7 @@
         <w:spacing w:after="0" w:before="0" w:line="240" w:lineRule="auto"/>
       </w:pPr>
       <w:rPr>
+        <w:rFonts w:eastAsia="黑体"/>
         <w:b/>
         <w:bCs/>
         <w:color w:themeColor="background1" w:val="FFFFFF"/>
@@ -6512,6 +6821,7 @@
         <w:spacing w:after="0" w:before="0" w:line="240" w:lineRule="auto"/>
       </w:pPr>
       <w:rPr>
+        <w:rFonts w:eastAsia="黑体"/>
         <w:b/>
         <w:bCs/>
       </w:rPr>
@@ -6529,12 +6839,14 @@
     </w:tblStylePr>
     <w:tblStylePr w:type="firstCol">
       <w:rPr>
+        <w:rFonts w:eastAsia="黑体"/>
         <w:b/>
         <w:bCs/>
       </w:rPr>
     </w:tblStylePr>
     <w:tblStylePr w:type="lastCol">
       <w:rPr>
+        <w:rFonts w:eastAsia="黑体"/>
         <w:b/>
         <w:bCs/>
       </w:rPr>
@@ -6593,6 +6905,7 @@
         <w:spacing w:after="0" w:before="0" w:line="240" w:lineRule="auto"/>
       </w:pPr>
       <w:rPr>
+        <w:rFonts w:eastAsia="黑体"/>
         <w:b/>
         <w:bCs/>
         <w:color w:themeColor="background1" w:val="FFFFFF"/>
@@ -6615,6 +6928,7 @@
         <w:spacing w:after="0" w:before="0" w:line="240" w:lineRule="auto"/>
       </w:pPr>
       <w:rPr>
+        <w:rFonts w:eastAsia="黑体"/>
         <w:color w:val="auto"/>
       </w:rPr>
       <w:tblPr/>
@@ -6632,6 +6946,7 @@
     </w:tblStylePr>
     <w:tblStylePr w:type="firstCol">
       <w:rPr>
+        <w:rFonts w:eastAsia="黑体"/>
         <w:b/>
         <w:bCs/>
         <w:color w:themeColor="background1" w:val="FFFFFF"/>
@@ -6651,6 +6966,7 @@
     </w:tblStylePr>
     <w:tblStylePr w:type="lastCol">
       <w:rPr>
+        <w:rFonts w:eastAsia="黑体"/>
         <w:b/>
         <w:bCs/>
         <w:color w:themeColor="background1" w:val="FFFFFF"/>
@@ -6699,6 +7015,7 @@
     </w:tblStylePr>
     <w:tblStylePr w:type="nwCell">
       <w:rPr>
+        <w:rFonts w:eastAsia="黑体"/>
         <w:color w:themeColor="background1" w:val="FFFFFF"/>
       </w:rPr>
       <w:tblPr/>
@@ -6742,6 +7059,7 @@
         <w:spacing w:after="0" w:before="0" w:line="240" w:lineRule="auto"/>
       </w:pPr>
       <w:rPr>
+        <w:rFonts w:eastAsia="黑体"/>
         <w:b/>
         <w:bCs/>
         <w:color w:themeColor="background1" w:val="FFFFFF"/>
@@ -6764,6 +7082,7 @@
         <w:spacing w:after="0" w:before="0" w:line="240" w:lineRule="auto"/>
       </w:pPr>
       <w:rPr>
+        <w:rFonts w:eastAsia="黑体"/>
         <w:color w:val="auto"/>
       </w:rPr>
       <w:tblPr/>
@@ -6781,6 +7100,7 @@
     </w:tblStylePr>
     <w:tblStylePr w:type="firstCol">
       <w:rPr>
+        <w:rFonts w:eastAsia="黑体"/>
         <w:b/>
         <w:bCs/>
         <w:color w:themeColor="background1" w:val="FFFFFF"/>
@@ -6800,6 +7120,7 @@
     </w:tblStylePr>
     <w:tblStylePr w:type="lastCol">
       <w:rPr>
+        <w:rFonts w:eastAsia="黑体"/>
         <w:b/>
         <w:bCs/>
         <w:color w:themeColor="background1" w:val="FFFFFF"/>
@@ -6848,6 +7169,7 @@
     </w:tblStylePr>
     <w:tblStylePr w:type="nwCell">
       <w:rPr>
+        <w:rFonts w:eastAsia="黑体"/>
         <w:color w:themeColor="background1" w:val="FFFFFF"/>
       </w:rPr>
       <w:tblPr/>
@@ -6891,6 +7213,7 @@
         <w:spacing w:after="0" w:before="0" w:line="240" w:lineRule="auto"/>
       </w:pPr>
       <w:rPr>
+        <w:rFonts w:eastAsia="黑体"/>
         <w:b/>
         <w:bCs/>
         <w:color w:themeColor="background1" w:val="FFFFFF"/>
@@ -6913,6 +7236,7 @@
         <w:spacing w:after="0" w:before="0" w:line="240" w:lineRule="auto"/>
       </w:pPr>
       <w:rPr>
+        <w:rFonts w:eastAsia="黑体"/>
         <w:color w:val="auto"/>
       </w:rPr>
       <w:tblPr/>
@@ -6930,6 +7254,7 @@
     </w:tblStylePr>
     <w:tblStylePr w:type="firstCol">
       <w:rPr>
+        <w:rFonts w:eastAsia="黑体"/>
         <w:b/>
         <w:bCs/>
         <w:color w:themeColor="background1" w:val="FFFFFF"/>
@@ -6949,6 +7274,7 @@
     </w:tblStylePr>
     <w:tblStylePr w:type="lastCol">
       <w:rPr>
+        <w:rFonts w:eastAsia="黑体"/>
         <w:b/>
         <w:bCs/>
         <w:color w:themeColor="background1" w:val="FFFFFF"/>
@@ -6997,6 +7323,7 @@
     </w:tblStylePr>
     <w:tblStylePr w:type="nwCell">
       <w:rPr>
+        <w:rFonts w:eastAsia="黑体"/>
         <w:color w:themeColor="background1" w:val="FFFFFF"/>
       </w:rPr>
       <w:tblPr/>
@@ -7040,6 +7367,7 @@
         <w:spacing w:after="0" w:before="0" w:line="240" w:lineRule="auto"/>
       </w:pPr>
       <w:rPr>
+        <w:rFonts w:eastAsia="黑体"/>
         <w:b/>
         <w:bCs/>
         <w:color w:themeColor="background1" w:val="FFFFFF"/>
@@ -7062,6 +7390,7 @@
         <w:spacing w:after="0" w:before="0" w:line="240" w:lineRule="auto"/>
       </w:pPr>
       <w:rPr>
+        <w:rFonts w:eastAsia="黑体"/>
         <w:color w:val="auto"/>
       </w:rPr>
       <w:tblPr/>
@@ -7079,6 +7408,7 @@
     </w:tblStylePr>
     <w:tblStylePr w:type="firstCol">
       <w:rPr>
+        <w:rFonts w:eastAsia="黑体"/>
         <w:b/>
         <w:bCs/>
         <w:color w:themeColor="background1" w:val="FFFFFF"/>
@@ -7098,6 +7428,7 @@
     </w:tblStylePr>
     <w:tblStylePr w:type="lastCol">
       <w:rPr>
+        <w:rFonts w:eastAsia="黑体"/>
         <w:b/>
         <w:bCs/>
         <w:color w:themeColor="background1" w:val="FFFFFF"/>
@@ -7146,6 +7477,7 @@
     </w:tblStylePr>
     <w:tblStylePr w:type="nwCell">
       <w:rPr>
+        <w:rFonts w:eastAsia="黑体"/>
         <w:color w:themeColor="background1" w:val="FFFFFF"/>
       </w:rPr>
       <w:tblPr/>
@@ -7189,6 +7521,7 @@
         <w:spacing w:after="0" w:before="0" w:line="240" w:lineRule="auto"/>
       </w:pPr>
       <w:rPr>
+        <w:rFonts w:eastAsia="黑体"/>
         <w:b/>
         <w:bCs/>
         <w:color w:themeColor="background1" w:val="FFFFFF"/>
@@ -7211,6 +7544,7 @@
         <w:spacing w:after="0" w:before="0" w:line="240" w:lineRule="auto"/>
       </w:pPr>
       <w:rPr>
+        <w:rFonts w:eastAsia="黑体"/>
         <w:color w:val="auto"/>
       </w:rPr>
       <w:tblPr/>
@@ -7228,6 +7562,7 @@
     </w:tblStylePr>
     <w:tblStylePr w:type="firstCol">
       <w:rPr>
+        <w:rFonts w:eastAsia="黑体"/>
         <w:b/>
         <w:bCs/>
         <w:color w:themeColor="background1" w:val="FFFFFF"/>
@@ -7247,6 +7582,7 @@
     </w:tblStylePr>
     <w:tblStylePr w:type="lastCol">
       <w:rPr>
+        <w:rFonts w:eastAsia="黑体"/>
         <w:b/>
         <w:bCs/>
         <w:color w:themeColor="background1" w:val="FFFFFF"/>
@@ -7295,6 +7631,7 @@
     </w:tblStylePr>
     <w:tblStylePr w:type="nwCell">
       <w:rPr>
+        <w:rFonts w:eastAsia="黑体"/>
         <w:color w:themeColor="background1" w:val="FFFFFF"/>
       </w:rPr>
       <w:tblPr/>
@@ -7338,6 +7675,7 @@
         <w:spacing w:after="0" w:before="0" w:line="240" w:lineRule="auto"/>
       </w:pPr>
       <w:rPr>
+        <w:rFonts w:eastAsia="黑体"/>
         <w:b/>
         <w:bCs/>
         <w:color w:themeColor="background1" w:val="FFFFFF"/>
@@ -7360,6 +7698,7 @@
         <w:spacing w:after="0" w:before="0" w:line="240" w:lineRule="auto"/>
       </w:pPr>
       <w:rPr>
+        <w:rFonts w:eastAsia="黑体"/>
         <w:color w:val="auto"/>
       </w:rPr>
       <w:tblPr/>
@@ -7377,6 +7716,7 @@
     </w:tblStylePr>
     <w:tblStylePr w:type="firstCol">
       <w:rPr>
+        <w:rFonts w:eastAsia="黑体"/>
         <w:b/>
         <w:bCs/>
         <w:color w:themeColor="background1" w:val="FFFFFF"/>
@@ -7396,6 +7736,7 @@
     </w:tblStylePr>
     <w:tblStylePr w:type="lastCol">
       <w:rPr>
+        <w:rFonts w:eastAsia="黑体"/>
         <w:b/>
         <w:bCs/>
         <w:color w:themeColor="background1" w:val="FFFFFF"/>
@@ -7444,6 +7785,7 @@
     </w:tblStylePr>
     <w:tblStylePr w:type="nwCell">
       <w:rPr>
+        <w:rFonts w:eastAsia="黑体"/>
         <w:color w:themeColor="background1" w:val="FFFFFF"/>
       </w:rPr>
       <w:tblPr/>
@@ -7487,6 +7829,7 @@
         <w:spacing w:after="0" w:before="0" w:line="240" w:lineRule="auto"/>
       </w:pPr>
       <w:rPr>
+        <w:rFonts w:eastAsia="黑体"/>
         <w:b/>
         <w:bCs/>
         <w:color w:themeColor="background1" w:val="FFFFFF"/>
@@ -7509,6 +7852,7 @@
         <w:spacing w:after="0" w:before="0" w:line="240" w:lineRule="auto"/>
       </w:pPr>
       <w:rPr>
+        <w:rFonts w:eastAsia="黑体"/>
         <w:color w:val="auto"/>
       </w:rPr>
       <w:tblPr/>
@@ -7526,6 +7870,7 @@
     </w:tblStylePr>
     <w:tblStylePr w:type="firstCol">
       <w:rPr>
+        <w:rFonts w:eastAsia="黑体"/>
         <w:b/>
         <w:bCs/>
         <w:color w:themeColor="background1" w:val="FFFFFF"/>
@@ -7545,6 +7890,7 @@
     </w:tblStylePr>
     <w:tblStylePr w:type="lastCol">
       <w:rPr>
+        <w:rFonts w:eastAsia="黑体"/>
         <w:b/>
         <w:bCs/>
         <w:color w:themeColor="background1" w:val="FFFFFF"/>
@@ -7593,6 +7939,7 @@
     </w:tblStylePr>
     <w:tblStylePr w:type="nwCell">
       <w:rPr>
+        <w:rFonts w:eastAsia="黑体"/>
         <w:color w:themeColor="background1" w:val="FFFFFF"/>
       </w:rPr>
       <w:tblPr/>
@@ -7617,6 +7964,7 @@
       <w:spacing w:after="0" w:line="240" w:lineRule="auto"/>
     </w:pPr>
     <w:rPr>
+      <w:rFonts w:eastAsia="黑体"/>
       <w:color w:themeColor="text1" w:val="000000"/>
     </w:rPr>
     <w:tblPr>
@@ -7636,7 +7984,7 @@
     </w:tblPr>
     <w:tblStylePr w:type="firstRow">
       <w:rPr>
-        <w:rFonts w:asciiTheme="majorHAnsi" w:cstheme="majorBidi" w:eastAsiaTheme="majorEastAsia" w:hAnsiTheme="majorHAnsi"/>
+        <w:rFonts w:asciiTheme="majorHAnsi" w:cstheme="majorBidi" w:hAnsiTheme="majorHAnsi" w:eastAsia="黑体"/>
       </w:rPr>
       <w:tblPr/>
       <w:tcPr>
@@ -7648,6 +7996,7 @@
     </w:tblStylePr>
     <w:tblStylePr w:type="lastRow">
       <w:rPr>
+        <w:rFonts w:eastAsia="黑体"/>
         <w:b/>
         <w:bCs/>
         <w:color w:themeColor="text2" w:val="1F497D"/>
@@ -7662,12 +8011,14 @@
     </w:tblStylePr>
     <w:tblStylePr w:type="firstCol">
       <w:rPr>
+        <w:rFonts w:eastAsia="黑体"/>
         <w:b/>
         <w:bCs/>
       </w:rPr>
     </w:tblStylePr>
     <w:tblStylePr w:type="lastCol">
       <w:rPr>
+        <w:rFonts w:eastAsia="黑体"/>
         <w:b/>
         <w:bCs/>
       </w:rPr>
@@ -7701,6 +8052,7 @@
       <w:spacing w:after="0" w:line="240" w:lineRule="auto"/>
     </w:pPr>
     <w:rPr>
+      <w:rFonts w:eastAsia="黑体"/>
       <w:color w:themeColor="text1" w:val="000000"/>
     </w:rPr>
     <w:tblPr>
@@ -7720,7 +8072,7 @@
     </w:tblPr>
     <w:tblStylePr w:type="firstRow">
       <w:rPr>
-        <w:rFonts w:asciiTheme="majorHAnsi" w:cstheme="majorBidi" w:eastAsiaTheme="majorEastAsia" w:hAnsiTheme="majorHAnsi"/>
+        <w:rFonts w:asciiTheme="majorHAnsi" w:cstheme="majorBidi" w:hAnsiTheme="majorHAnsi" w:eastAsia="黑体"/>
       </w:rPr>
       <w:tblPr/>
       <w:tcPr>
@@ -7732,6 +8084,7 @@
     </w:tblStylePr>
     <w:tblStylePr w:type="lastRow">
       <w:rPr>
+        <w:rFonts w:eastAsia="黑体"/>
         <w:b/>
         <w:bCs/>
         <w:color w:themeColor="text2" w:val="1F497D"/>
@@ -7746,12 +8099,14 @@
     </w:tblStylePr>
     <w:tblStylePr w:type="firstCol">
       <w:rPr>
+        <w:rFonts w:eastAsia="黑体"/>
         <w:b/>
         <w:bCs/>
       </w:rPr>
     </w:tblStylePr>
     <w:tblStylePr w:type="lastCol">
       <w:rPr>
+        <w:rFonts w:eastAsia="黑体"/>
         <w:b/>
         <w:bCs/>
       </w:rPr>
@@ -7785,6 +8140,7 @@
       <w:spacing w:after="0" w:line="240" w:lineRule="auto"/>
     </w:pPr>
     <w:rPr>
+      <w:rFonts w:eastAsia="黑体"/>
       <w:color w:themeColor="text1" w:val="000000"/>
     </w:rPr>
     <w:tblPr>
@@ -7804,7 +8160,7 @@
     </w:tblPr>
     <w:tblStylePr w:type="firstRow">
       <w:rPr>
-        <w:rFonts w:asciiTheme="majorHAnsi" w:cstheme="majorBidi" w:eastAsiaTheme="majorEastAsia" w:hAnsiTheme="majorHAnsi"/>
+        <w:rFonts w:asciiTheme="majorHAnsi" w:cstheme="majorBidi" w:hAnsiTheme="majorHAnsi" w:eastAsia="黑体"/>
       </w:rPr>
       <w:tblPr/>
       <w:tcPr>
@@ -7816,6 +8172,7 @@
     </w:tblStylePr>
     <w:tblStylePr w:type="lastRow">
       <w:rPr>
+        <w:rFonts w:eastAsia="黑体"/>
         <w:b/>
         <w:bCs/>
         <w:color w:themeColor="text2" w:val="1F497D"/>
@@ -7830,12 +8187,14 @@
     </w:tblStylePr>
     <w:tblStylePr w:type="firstCol">
       <w:rPr>
+        <w:rFonts w:eastAsia="黑体"/>
         <w:b/>
         <w:bCs/>
       </w:rPr>
     </w:tblStylePr>
     <w:tblStylePr w:type="lastCol">
       <w:rPr>
+        <w:rFonts w:eastAsia="黑体"/>
         <w:b/>
         <w:bCs/>
       </w:rPr>
@@ -7869,6 +8228,7 @@
       <w:spacing w:after="0" w:line="240" w:lineRule="auto"/>
     </w:pPr>
     <w:rPr>
+      <w:rFonts w:eastAsia="黑体"/>
       <w:color w:themeColor="text1" w:val="000000"/>
     </w:rPr>
     <w:tblPr>
@@ -7888,7 +8248,7 @@
     </w:tblPr>
     <w:tblStylePr w:type="firstRow">
       <w:rPr>
-        <w:rFonts w:asciiTheme="majorHAnsi" w:cstheme="majorBidi" w:eastAsiaTheme="majorEastAsia" w:hAnsiTheme="majorHAnsi"/>
+        <w:rFonts w:asciiTheme="majorHAnsi" w:cstheme="majorBidi" w:hAnsiTheme="majorHAnsi" w:eastAsia="黑体"/>
       </w:rPr>
       <w:tblPr/>
       <w:tcPr>
@@ -7900,6 +8260,7 @@
     </w:tblStylePr>
     <w:tblStylePr w:type="lastRow">
       <w:rPr>
+        <w:rFonts w:eastAsia="黑体"/>
         <w:b/>
         <w:bCs/>
         <w:color w:themeColor="text2" w:val="1F497D"/>
@@ -7914,12 +8275,14 @@
     </w:tblStylePr>
     <w:tblStylePr w:type="firstCol">
       <w:rPr>
+        <w:rFonts w:eastAsia="黑体"/>
         <w:b/>
         <w:bCs/>
       </w:rPr>
     </w:tblStylePr>
     <w:tblStylePr w:type="lastCol">
       <w:rPr>
+        <w:rFonts w:eastAsia="黑体"/>
         <w:b/>
         <w:bCs/>
       </w:rPr>
@@ -7953,6 +8316,7 @@
       <w:spacing w:after="0" w:line="240" w:lineRule="auto"/>
     </w:pPr>
     <w:rPr>
+      <w:rFonts w:eastAsia="黑体"/>
       <w:color w:themeColor="text1" w:val="000000"/>
     </w:rPr>
     <w:tblPr>
@@ -7972,7 +8336,7 @@
     </w:tblPr>
     <w:tblStylePr w:type="firstRow">
       <w:rPr>
-        <w:rFonts w:asciiTheme="majorHAnsi" w:cstheme="majorBidi" w:eastAsiaTheme="majorEastAsia" w:hAnsiTheme="majorHAnsi"/>
+        <w:rFonts w:asciiTheme="majorHAnsi" w:cstheme="majorBidi" w:hAnsiTheme="majorHAnsi" w:eastAsia="黑体"/>
       </w:rPr>
       <w:tblPr/>
       <w:tcPr>
@@ -7984,6 +8348,7 @@
     </w:tblStylePr>
     <w:tblStylePr w:type="lastRow">
       <w:rPr>
+        <w:rFonts w:eastAsia="黑体"/>
         <w:b/>
         <w:bCs/>
         <w:color w:themeColor="text2" w:val="1F497D"/>
@@ -7998,12 +8363,14 @@
     </w:tblStylePr>
     <w:tblStylePr w:type="firstCol">
       <w:rPr>
+        <w:rFonts w:eastAsia="黑体"/>
         <w:b/>
         <w:bCs/>
       </w:rPr>
     </w:tblStylePr>
     <w:tblStylePr w:type="lastCol">
       <w:rPr>
+        <w:rFonts w:eastAsia="黑体"/>
         <w:b/>
         <w:bCs/>
       </w:rPr>
@@ -8037,6 +8404,7 @@
       <w:spacing w:after="0" w:line="240" w:lineRule="auto"/>
     </w:pPr>
     <w:rPr>
+      <w:rFonts w:eastAsia="黑体"/>
       <w:color w:themeColor="text1" w:val="000000"/>
     </w:rPr>
     <w:tblPr>
@@ -8056,7 +8424,7 @@
     </w:tblPr>
     <w:tblStylePr w:type="firstRow">
       <w:rPr>
-        <w:rFonts w:asciiTheme="majorHAnsi" w:cstheme="majorBidi" w:eastAsiaTheme="majorEastAsia" w:hAnsiTheme="majorHAnsi"/>
+        <w:rFonts w:asciiTheme="majorHAnsi" w:cstheme="majorBidi" w:hAnsiTheme="majorHAnsi" w:eastAsia="黑体"/>
       </w:rPr>
       <w:tblPr/>
       <w:tcPr>
@@ -8068,6 +8436,7 @@
     </w:tblStylePr>
     <w:tblStylePr w:type="lastRow">
       <w:rPr>
+        <w:rFonts w:eastAsia="黑体"/>
         <w:b/>
         <w:bCs/>
         <w:color w:themeColor="text2" w:val="1F497D"/>
@@ -8082,12 +8451,14 @@
     </w:tblStylePr>
     <w:tblStylePr w:type="firstCol">
       <w:rPr>
+        <w:rFonts w:eastAsia="黑体"/>
         <w:b/>
         <w:bCs/>
       </w:rPr>
     </w:tblStylePr>
     <w:tblStylePr w:type="lastCol">
       <w:rPr>
+        <w:rFonts w:eastAsia="黑体"/>
         <w:b/>
         <w:bCs/>
       </w:rPr>
@@ -8121,6 +8492,7 @@
       <w:spacing w:after="0" w:line="240" w:lineRule="auto"/>
     </w:pPr>
     <w:rPr>
+      <w:rFonts w:eastAsia="黑体"/>
       <w:color w:themeColor="text1" w:val="000000"/>
     </w:rPr>
     <w:tblPr>
@@ -8140,7 +8512,7 @@
     </w:tblPr>
     <w:tblStylePr w:type="firstRow">
       <w:rPr>
-        <w:rFonts w:asciiTheme="majorHAnsi" w:cstheme="majorBidi" w:eastAsiaTheme="majorEastAsia" w:hAnsiTheme="majorHAnsi"/>
+        <w:rFonts w:asciiTheme="majorHAnsi" w:cstheme="majorBidi" w:hAnsiTheme="majorHAnsi" w:eastAsia="黑体"/>
       </w:rPr>
       <w:tblPr/>
       <w:tcPr>
@@ -8152,6 +8524,7 @@
     </w:tblStylePr>
     <w:tblStylePr w:type="lastRow">
       <w:rPr>
+        <w:rFonts w:eastAsia="黑体"/>
         <w:b/>
         <w:bCs/>
         <w:color w:themeColor="text2" w:val="1F497D"/>
@@ -8166,12 +8539,14 @@
     </w:tblStylePr>
     <w:tblStylePr w:type="firstCol">
       <w:rPr>
+        <w:rFonts w:eastAsia="黑体"/>
         <w:b/>
         <w:bCs/>
       </w:rPr>
     </w:tblStylePr>
     <w:tblStylePr w:type="lastCol">
       <w:rPr>
+        <w:rFonts w:eastAsia="黑体"/>
         <w:b/>
         <w:bCs/>
       </w:rPr>
@@ -8205,7 +8580,7 @@
       <w:spacing w:after="0" w:line="240" w:lineRule="auto"/>
     </w:pPr>
     <w:rPr>
-      <w:rFonts w:asciiTheme="majorHAnsi" w:cstheme="majorBidi" w:eastAsiaTheme="majorEastAsia" w:hAnsiTheme="majorHAnsi"/>
+      <w:rFonts w:asciiTheme="majorHAnsi" w:cstheme="majorBidi" w:hAnsiTheme="majorHAnsi" w:eastAsia="黑体"/>
       <w:color w:themeColor="text1" w:val="000000"/>
     </w:rPr>
     <w:tblPr>
@@ -8227,6 +8602,7 @@
     </w:tblPr>
     <w:tblStylePr w:type="firstRow">
       <w:rPr>
+        <w:rFonts w:eastAsia="黑体"/>
         <w:sz w:val="24"/>
         <w:szCs w:val="24"/>
       </w:rPr>
@@ -8333,7 +8709,7 @@
       <w:spacing w:after="0" w:line="240" w:lineRule="auto"/>
     </w:pPr>
     <w:rPr>
-      <w:rFonts w:asciiTheme="majorHAnsi" w:cstheme="majorBidi" w:eastAsiaTheme="majorEastAsia" w:hAnsiTheme="majorHAnsi"/>
+      <w:rFonts w:asciiTheme="majorHAnsi" w:cstheme="majorBidi" w:hAnsiTheme="majorHAnsi" w:eastAsia="黑体"/>
       <w:color w:themeColor="text1" w:val="000000"/>
     </w:rPr>
     <w:tblPr>
@@ -8355,6 +8731,7 @@
     </w:tblPr>
     <w:tblStylePr w:type="firstRow">
       <w:rPr>
+        <w:rFonts w:eastAsia="黑体"/>
         <w:sz w:val="24"/>
         <w:szCs w:val="24"/>
       </w:rPr>
@@ -8461,7 +8838,7 @@
       <w:spacing w:after="0" w:line="240" w:lineRule="auto"/>
     </w:pPr>
     <w:rPr>
-      <w:rFonts w:asciiTheme="majorHAnsi" w:cstheme="majorBidi" w:eastAsiaTheme="majorEastAsia" w:hAnsiTheme="majorHAnsi"/>
+      <w:rFonts w:asciiTheme="majorHAnsi" w:cstheme="majorBidi" w:hAnsiTheme="majorHAnsi" w:eastAsia="黑体"/>
       <w:color w:themeColor="text1" w:val="000000"/>
     </w:rPr>
     <w:tblPr>
@@ -8483,6 +8860,7 @@
     </w:tblPr>
     <w:tblStylePr w:type="firstRow">
       <w:rPr>
+        <w:rFonts w:eastAsia="黑体"/>
         <w:sz w:val="24"/>
         <w:szCs w:val="24"/>
       </w:rPr>
@@ -8589,7 +8967,7 @@
       <w:spacing w:after="0" w:line="240" w:lineRule="auto"/>
     </w:pPr>
     <w:rPr>
-      <w:rFonts w:asciiTheme="majorHAnsi" w:cstheme="majorBidi" w:eastAsiaTheme="majorEastAsia" w:hAnsiTheme="majorHAnsi"/>
+      <w:rFonts w:asciiTheme="majorHAnsi" w:cstheme="majorBidi" w:hAnsiTheme="majorHAnsi" w:eastAsia="黑体"/>
       <w:color w:themeColor="text1" w:val="000000"/>
     </w:rPr>
     <w:tblPr>
@@ -8611,6 +8989,7 @@
     </w:tblPr>
     <w:tblStylePr w:type="firstRow">
       <w:rPr>
+        <w:rFonts w:eastAsia="黑体"/>
         <w:sz w:val="24"/>
         <w:szCs w:val="24"/>
       </w:rPr>
@@ -8717,7 +9096,7 @@
       <w:spacing w:after="0" w:line="240" w:lineRule="auto"/>
     </w:pPr>
     <w:rPr>
-      <w:rFonts w:asciiTheme="majorHAnsi" w:cstheme="majorBidi" w:eastAsiaTheme="majorEastAsia" w:hAnsiTheme="majorHAnsi"/>
+      <w:rFonts w:asciiTheme="majorHAnsi" w:cstheme="majorBidi" w:hAnsiTheme="majorHAnsi" w:eastAsia="黑体"/>
       <w:color w:themeColor="text1" w:val="000000"/>
     </w:rPr>
     <w:tblPr>
@@ -8739,6 +9118,7 @@
     </w:tblPr>
     <w:tblStylePr w:type="firstRow">
       <w:rPr>
+        <w:rFonts w:eastAsia="黑体"/>
         <w:sz w:val="24"/>
         <w:szCs w:val="24"/>
       </w:rPr>
@@ -8845,7 +9225,7 @@
       <w:spacing w:after="0" w:line="240" w:lineRule="auto"/>
     </w:pPr>
     <w:rPr>
-      <w:rFonts w:asciiTheme="majorHAnsi" w:cstheme="majorBidi" w:eastAsiaTheme="majorEastAsia" w:hAnsiTheme="majorHAnsi"/>
+      <w:rFonts w:asciiTheme="majorHAnsi" w:cstheme="majorBidi" w:hAnsiTheme="majorHAnsi" w:eastAsia="黑体"/>
       <w:color w:themeColor="text1" w:val="000000"/>
     </w:rPr>
     <w:tblPr>
@@ -8867,6 +9247,7 @@
     </w:tblPr>
     <w:tblStylePr w:type="firstRow">
       <w:rPr>
+        <w:rFonts w:eastAsia="黑体"/>
         <w:sz w:val="24"/>
         <w:szCs w:val="24"/>
       </w:rPr>
@@ -8973,7 +9354,7 @@
       <w:spacing w:after="0" w:line="240" w:lineRule="auto"/>
     </w:pPr>
     <w:rPr>
-      <w:rFonts w:asciiTheme="majorHAnsi" w:cstheme="majorBidi" w:eastAsiaTheme="majorEastAsia" w:hAnsiTheme="majorHAnsi"/>
+      <w:rFonts w:asciiTheme="majorHAnsi" w:cstheme="majorBidi" w:hAnsiTheme="majorHAnsi" w:eastAsia="黑体"/>
       <w:color w:themeColor="text1" w:val="000000"/>
     </w:rPr>
     <w:tblPr>
@@ -8995,6 +9376,7 @@
     </w:tblPr>
     <w:tblStylePr w:type="firstRow">
       <w:rPr>
+        <w:rFonts w:eastAsia="黑体"/>
         <w:sz w:val="24"/>
         <w:szCs w:val="24"/>
       </w:rPr>
@@ -9124,12 +9506,14 @@
     </w:tcPr>
     <w:tblStylePr w:type="firstRow">
       <w:rPr>
+        <w:rFonts w:eastAsia="黑体"/>
         <w:b/>
         <w:bCs/>
       </w:rPr>
     </w:tblStylePr>
     <w:tblStylePr w:type="lastRow">
       <w:rPr>
+        <w:rFonts w:eastAsia="黑体"/>
         <w:b/>
         <w:bCs/>
       </w:rPr>
@@ -9142,12 +9526,14 @@
     </w:tblStylePr>
     <w:tblStylePr w:type="firstCol">
       <w:rPr>
+        <w:rFonts w:eastAsia="黑体"/>
         <w:b/>
         <w:bCs/>
       </w:rPr>
     </w:tblStylePr>
     <w:tblStylePr w:type="lastCol">
       <w:rPr>
+        <w:rFonts w:eastAsia="黑体"/>
         <w:b/>
         <w:bCs/>
       </w:rPr>
@@ -9197,12 +9583,14 @@
     </w:tcPr>
     <w:tblStylePr w:type="firstRow">
       <w:rPr>
+        <w:rFonts w:eastAsia="黑体"/>
         <w:b/>
         <w:bCs/>
       </w:rPr>
     </w:tblStylePr>
     <w:tblStylePr w:type="lastRow">
       <w:rPr>
+        <w:rFonts w:eastAsia="黑体"/>
         <w:b/>
         <w:bCs/>
       </w:rPr>
@@ -9215,12 +9603,14 @@
     </w:tblStylePr>
     <w:tblStylePr w:type="firstCol">
       <w:rPr>
+        <w:rFonts w:eastAsia="黑体"/>
         <w:b/>
         <w:bCs/>
       </w:rPr>
     </w:tblStylePr>
     <w:tblStylePr w:type="lastCol">
       <w:rPr>
+        <w:rFonts w:eastAsia="黑体"/>
         <w:b/>
         <w:bCs/>
       </w:rPr>
@@ -9270,12 +9660,14 @@
     </w:tcPr>
     <w:tblStylePr w:type="firstRow">
       <w:rPr>
+        <w:rFonts w:eastAsia="黑体"/>
         <w:b/>
         <w:bCs/>
       </w:rPr>
     </w:tblStylePr>
     <w:tblStylePr w:type="lastRow">
       <w:rPr>
+        <w:rFonts w:eastAsia="黑体"/>
         <w:b/>
         <w:bCs/>
       </w:rPr>
@@ -9288,12 +9680,14 @@
     </w:tblStylePr>
     <w:tblStylePr w:type="firstCol">
       <w:rPr>
+        <w:rFonts w:eastAsia="黑体"/>
         <w:b/>
         <w:bCs/>
       </w:rPr>
     </w:tblStylePr>
     <w:tblStylePr w:type="lastCol">
       <w:rPr>
+        <w:rFonts w:eastAsia="黑体"/>
         <w:b/>
         <w:bCs/>
       </w:rPr>
@@ -9343,12 +9737,14 @@
     </w:tcPr>
     <w:tblStylePr w:type="firstRow">
       <w:rPr>
+        <w:rFonts w:eastAsia="黑体"/>
         <w:b/>
         <w:bCs/>
       </w:rPr>
     </w:tblStylePr>
     <w:tblStylePr w:type="lastRow">
       <w:rPr>
+        <w:rFonts w:eastAsia="黑体"/>
         <w:b/>
         <w:bCs/>
       </w:rPr>
@@ -9361,12 +9757,14 @@
     </w:tblStylePr>
     <w:tblStylePr w:type="firstCol">
       <w:rPr>
+        <w:rFonts w:eastAsia="黑体"/>
         <w:b/>
         <w:bCs/>
       </w:rPr>
     </w:tblStylePr>
     <w:tblStylePr w:type="lastCol">
       <w:rPr>
+        <w:rFonts w:eastAsia="黑体"/>
         <w:b/>
         <w:bCs/>
       </w:rPr>
@@ -9416,12 +9814,14 @@
     </w:tcPr>
     <w:tblStylePr w:type="firstRow">
       <w:rPr>
+        <w:rFonts w:eastAsia="黑体"/>
         <w:b/>
         <w:bCs/>
       </w:rPr>
     </w:tblStylePr>
     <w:tblStylePr w:type="lastRow">
       <w:rPr>
+        <w:rFonts w:eastAsia="黑体"/>
         <w:b/>
         <w:bCs/>
       </w:rPr>
@@ -9434,12 +9834,14 @@
     </w:tblStylePr>
     <w:tblStylePr w:type="firstCol">
       <w:rPr>
+        <w:rFonts w:eastAsia="黑体"/>
         <w:b/>
         <w:bCs/>
       </w:rPr>
     </w:tblStylePr>
     <w:tblStylePr w:type="lastCol">
       <w:rPr>
+        <w:rFonts w:eastAsia="黑体"/>
         <w:b/>
         <w:bCs/>
       </w:rPr>
@@ -9489,12 +9891,14 @@
     </w:tcPr>
     <w:tblStylePr w:type="firstRow">
       <w:rPr>
+        <w:rFonts w:eastAsia="黑体"/>
         <w:b/>
         <w:bCs/>
       </w:rPr>
     </w:tblStylePr>
     <w:tblStylePr w:type="lastRow">
       <w:rPr>
+        <w:rFonts w:eastAsia="黑体"/>
         <w:b/>
         <w:bCs/>
       </w:rPr>
@@ -9507,12 +9911,14 @@
     </w:tblStylePr>
     <w:tblStylePr w:type="firstCol">
       <w:rPr>
+        <w:rFonts w:eastAsia="黑体"/>
         <w:b/>
         <w:bCs/>
       </w:rPr>
     </w:tblStylePr>
     <w:tblStylePr w:type="lastCol">
       <w:rPr>
+        <w:rFonts w:eastAsia="黑体"/>
         <w:b/>
         <w:bCs/>
       </w:rPr>
@@ -9562,12 +9968,14 @@
     </w:tcPr>
     <w:tblStylePr w:type="firstRow">
       <w:rPr>
+        <w:rFonts w:eastAsia="黑体"/>
         <w:b/>
         <w:bCs/>
       </w:rPr>
     </w:tblStylePr>
     <w:tblStylePr w:type="lastRow">
       <w:rPr>
+        <w:rFonts w:eastAsia="黑体"/>
         <w:b/>
         <w:bCs/>
       </w:rPr>
@@ -9580,12 +9988,14 @@
     </w:tblStylePr>
     <w:tblStylePr w:type="firstCol">
       <w:rPr>
+        <w:rFonts w:eastAsia="黑体"/>
         <w:b/>
         <w:bCs/>
       </w:rPr>
     </w:tblStylePr>
     <w:tblStylePr w:type="lastCol">
       <w:rPr>
+        <w:rFonts w:eastAsia="黑体"/>
         <w:b/>
         <w:bCs/>
       </w:rPr>
@@ -9612,7 +10022,7 @@
       <w:spacing w:after="0" w:line="240" w:lineRule="auto"/>
     </w:pPr>
     <w:rPr>
-      <w:rFonts w:asciiTheme="majorHAnsi" w:cstheme="majorBidi" w:eastAsiaTheme="majorEastAsia" w:hAnsiTheme="majorHAnsi"/>
+      <w:rFonts w:asciiTheme="majorHAnsi" w:cstheme="majorBidi" w:hAnsiTheme="majorHAnsi" w:eastAsia="黑体"/>
       <w:color w:themeColor="text1" w:val="000000"/>
     </w:rPr>
     <w:tblPr>
@@ -9639,6 +10049,7 @@
     </w:tcPr>
     <w:tblStylePr w:type="firstRow">
       <w:rPr>
+        <w:rFonts w:eastAsia="黑体"/>
         <w:b/>
         <w:bCs/>
         <w:color w:themeColor="text1" w:val="000000"/>
@@ -9650,6 +10061,7 @@
     </w:tblStylePr>
     <w:tblStylePr w:type="lastRow">
       <w:rPr>
+        <w:rFonts w:eastAsia="黑体"/>
         <w:b/>
         <w:bCs/>
         <w:color w:themeColor="text1" w:val="000000"/>
@@ -9669,6 +10081,7 @@
     </w:tblStylePr>
     <w:tblStylePr w:type="firstCol">
       <w:rPr>
+        <w:rFonts w:eastAsia="黑体"/>
         <w:b/>
         <w:bCs/>
         <w:color w:themeColor="text1" w:val="000000"/>
@@ -9688,6 +10101,7 @@
     </w:tblStylePr>
     <w:tblStylePr w:type="lastCol">
       <w:rPr>
+        <w:rFonts w:eastAsia="黑体"/>
         <w:b w:val="0"/>
         <w:bCs w:val="0"/>
         <w:color w:themeColor="text1" w:val="000000"/>
@@ -9737,7 +10151,7 @@
       <w:spacing w:after="0" w:line="240" w:lineRule="auto"/>
     </w:pPr>
     <w:rPr>
-      <w:rFonts w:asciiTheme="majorHAnsi" w:cstheme="majorBidi" w:eastAsiaTheme="majorEastAsia" w:hAnsiTheme="majorHAnsi"/>
+      <w:rFonts w:asciiTheme="majorHAnsi" w:cstheme="majorBidi" w:hAnsiTheme="majorHAnsi" w:eastAsia="黑体"/>
       <w:color w:themeColor="text1" w:val="000000"/>
     </w:rPr>
     <w:tblPr>
@@ -9764,6 +10178,7 @@
     </w:tcPr>
     <w:tblStylePr w:type="firstRow">
       <w:rPr>
+        <w:rFonts w:eastAsia="黑体"/>
         <w:b/>
         <w:bCs/>
         <w:color w:themeColor="text1" w:val="000000"/>
@@ -9775,6 +10190,7 @@
     </w:tblStylePr>
     <w:tblStylePr w:type="lastRow">
       <w:rPr>
+        <w:rFonts w:eastAsia="黑体"/>
         <w:b/>
         <w:bCs/>
         <w:color w:themeColor="text1" w:val="000000"/>
@@ -9794,6 +10210,7 @@
     </w:tblStylePr>
     <w:tblStylePr w:type="firstCol">
       <w:rPr>
+        <w:rFonts w:eastAsia="黑体"/>
         <w:b/>
         <w:bCs/>
         <w:color w:themeColor="text1" w:val="000000"/>
@@ -9813,6 +10230,7 @@
     </w:tblStylePr>
     <w:tblStylePr w:type="lastCol">
       <w:rPr>
+        <w:rFonts w:eastAsia="黑体"/>
         <w:b w:val="0"/>
         <w:bCs w:val="0"/>
         <w:color w:themeColor="text1" w:val="000000"/>
@@ -9862,7 +10280,7 @@
       <w:spacing w:after="0" w:line="240" w:lineRule="auto"/>
     </w:pPr>
     <w:rPr>
-      <w:rFonts w:asciiTheme="majorHAnsi" w:cstheme="majorBidi" w:eastAsiaTheme="majorEastAsia" w:hAnsiTheme="majorHAnsi"/>
+      <w:rFonts w:asciiTheme="majorHAnsi" w:cstheme="majorBidi" w:hAnsiTheme="majorHAnsi" w:eastAsia="黑体"/>
       <w:color w:themeColor="text1" w:val="000000"/>
     </w:rPr>
     <w:tblPr>
@@ -9889,6 +10307,7 @@
     </w:tcPr>
     <w:tblStylePr w:type="firstRow">
       <w:rPr>
+        <w:rFonts w:eastAsia="黑体"/>
         <w:b/>
         <w:bCs/>
         <w:color w:themeColor="text1" w:val="000000"/>
@@ -9900,6 +10319,7 @@
     </w:tblStylePr>
     <w:tblStylePr w:type="lastRow">
       <w:rPr>
+        <w:rFonts w:eastAsia="黑体"/>
         <w:b/>
         <w:bCs/>
         <w:color w:themeColor="text1" w:val="000000"/>
@@ -9919,6 +10339,7 @@
     </w:tblStylePr>
     <w:tblStylePr w:type="firstCol">
       <w:rPr>
+        <w:rFonts w:eastAsia="黑体"/>
         <w:b/>
         <w:bCs/>
         <w:color w:themeColor="text1" w:val="000000"/>
@@ -9938,6 +10359,7 @@
     </w:tblStylePr>
     <w:tblStylePr w:type="lastCol">
       <w:rPr>
+        <w:rFonts w:eastAsia="黑体"/>
         <w:b w:val="0"/>
         <w:bCs w:val="0"/>
         <w:color w:themeColor="text1" w:val="000000"/>
@@ -9987,7 +10409,7 @@
       <w:spacing w:after="0" w:line="240" w:lineRule="auto"/>
     </w:pPr>
     <w:rPr>
-      <w:rFonts w:asciiTheme="majorHAnsi" w:cstheme="majorBidi" w:eastAsiaTheme="majorEastAsia" w:hAnsiTheme="majorHAnsi"/>
+      <w:rFonts w:asciiTheme="majorHAnsi" w:cstheme="majorBidi" w:hAnsiTheme="majorHAnsi" w:eastAsia="黑体"/>
       <w:color w:themeColor="text1" w:val="000000"/>
     </w:rPr>
     <w:tblPr>
@@ -10014,6 +10436,7 @@
     </w:tcPr>
     <w:tblStylePr w:type="firstRow">
       <w:rPr>
+        <w:rFonts w:eastAsia="黑体"/>
         <w:b/>
         <w:bCs/>
         <w:color w:themeColor="text1" w:val="000000"/>
@@ -10025,6 +10448,7 @@
     </w:tblStylePr>
     <w:tblStylePr w:type="lastRow">
       <w:rPr>
+        <w:rFonts w:eastAsia="黑体"/>
         <w:b/>
         <w:bCs/>
         <w:color w:themeColor="text1" w:val="000000"/>
@@ -10044,6 +10468,7 @@
     </w:tblStylePr>
     <w:tblStylePr w:type="firstCol">
       <w:rPr>
+        <w:rFonts w:eastAsia="黑体"/>
         <w:b/>
         <w:bCs/>
         <w:color w:themeColor="text1" w:val="000000"/>
@@ -10063,6 +10488,7 @@
     </w:tblStylePr>
     <w:tblStylePr w:type="lastCol">
       <w:rPr>
+        <w:rFonts w:eastAsia="黑体"/>
         <w:b w:val="0"/>
         <w:bCs w:val="0"/>
         <w:color w:themeColor="text1" w:val="000000"/>
@@ -10112,7 +10538,7 @@
       <w:spacing w:after="0" w:line="240" w:lineRule="auto"/>
     </w:pPr>
     <w:rPr>
-      <w:rFonts w:asciiTheme="majorHAnsi" w:cstheme="majorBidi" w:eastAsiaTheme="majorEastAsia" w:hAnsiTheme="majorHAnsi"/>
+      <w:rFonts w:asciiTheme="majorHAnsi" w:cstheme="majorBidi" w:hAnsiTheme="majorHAnsi" w:eastAsia="黑体"/>
       <w:color w:themeColor="text1" w:val="000000"/>
     </w:rPr>
     <w:tblPr>
@@ -10139,6 +10565,7 @@
     </w:tcPr>
     <w:tblStylePr w:type="firstRow">
       <w:rPr>
+        <w:rFonts w:eastAsia="黑体"/>
         <w:b/>
         <w:bCs/>
         <w:color w:themeColor="text1" w:val="000000"/>
@@ -10150,6 +10577,7 @@
     </w:tblStylePr>
     <w:tblStylePr w:type="lastRow">
       <w:rPr>
+        <w:rFonts w:eastAsia="黑体"/>
         <w:b/>
         <w:bCs/>
         <w:color w:themeColor="text1" w:val="000000"/>
@@ -10169,6 +10597,7 @@
     </w:tblStylePr>
     <w:tblStylePr w:type="firstCol">
       <w:rPr>
+        <w:rFonts w:eastAsia="黑体"/>
         <w:b/>
         <w:bCs/>
         <w:color w:themeColor="text1" w:val="000000"/>
@@ -10188,6 +10617,7 @@
     </w:tblStylePr>
     <w:tblStylePr w:type="lastCol">
       <w:rPr>
+        <w:rFonts w:eastAsia="黑体"/>
         <w:b w:val="0"/>
         <w:bCs w:val="0"/>
         <w:color w:themeColor="text1" w:val="000000"/>
@@ -10237,7 +10667,7 @@
       <w:spacing w:after="0" w:line="240" w:lineRule="auto"/>
     </w:pPr>
     <w:rPr>
-      <w:rFonts w:asciiTheme="majorHAnsi" w:cstheme="majorBidi" w:eastAsiaTheme="majorEastAsia" w:hAnsiTheme="majorHAnsi"/>
+      <w:rFonts w:asciiTheme="majorHAnsi" w:cstheme="majorBidi" w:hAnsiTheme="majorHAnsi" w:eastAsia="黑体"/>
       <w:color w:themeColor="text1" w:val="000000"/>
     </w:rPr>
     <w:tblPr>
@@ -10264,6 +10694,7 @@
     </w:tcPr>
     <w:tblStylePr w:type="firstRow">
       <w:rPr>
+        <w:rFonts w:eastAsia="黑体"/>
         <w:b/>
         <w:bCs/>
         <w:color w:themeColor="text1" w:val="000000"/>
@@ -10275,6 +10706,7 @@
     </w:tblStylePr>
     <w:tblStylePr w:type="lastRow">
       <w:rPr>
+        <w:rFonts w:eastAsia="黑体"/>
         <w:b/>
         <w:bCs/>
         <w:color w:themeColor="text1" w:val="000000"/>
@@ -10294,6 +10726,7 @@
     </w:tblStylePr>
     <w:tblStylePr w:type="firstCol">
       <w:rPr>
+        <w:rFonts w:eastAsia="黑体"/>
         <w:b/>
         <w:bCs/>
         <w:color w:themeColor="text1" w:val="000000"/>
@@ -10313,6 +10746,7 @@
     </w:tblStylePr>
     <w:tblStylePr w:type="lastCol">
       <w:rPr>
+        <w:rFonts w:eastAsia="黑体"/>
         <w:b w:val="0"/>
         <w:bCs w:val="0"/>
         <w:color w:themeColor="text1" w:val="000000"/>
@@ -10362,7 +10796,7 @@
       <w:spacing w:after="0" w:line="240" w:lineRule="auto"/>
     </w:pPr>
     <w:rPr>
-      <w:rFonts w:asciiTheme="majorHAnsi" w:cstheme="majorBidi" w:eastAsiaTheme="majorEastAsia" w:hAnsiTheme="majorHAnsi"/>
+      <w:rFonts w:asciiTheme="majorHAnsi" w:cstheme="majorBidi" w:hAnsiTheme="majorHAnsi" w:eastAsia="黑体"/>
       <w:color w:themeColor="text1" w:val="000000"/>
     </w:rPr>
     <w:tblPr>
@@ -10389,6 +10823,7 @@
     </w:tcPr>
     <w:tblStylePr w:type="firstRow">
       <w:rPr>
+        <w:rFonts w:eastAsia="黑体"/>
         <w:b/>
         <w:bCs/>
         <w:color w:themeColor="text1" w:val="000000"/>
@@ -10400,6 +10835,7 @@
     </w:tblStylePr>
     <w:tblStylePr w:type="lastRow">
       <w:rPr>
+        <w:rFonts w:eastAsia="黑体"/>
         <w:b/>
         <w:bCs/>
         <w:color w:themeColor="text1" w:val="000000"/>
@@ -10419,6 +10855,7 @@
     </w:tblStylePr>
     <w:tblStylePr w:type="firstCol">
       <w:rPr>
+        <w:rFonts w:eastAsia="黑体"/>
         <w:b/>
         <w:bCs/>
         <w:color w:themeColor="text1" w:val="000000"/>
@@ -10438,6 +10875,7 @@
     </w:tblStylePr>
     <w:tblStylePr w:type="lastCol">
       <w:rPr>
+        <w:rFonts w:eastAsia="黑体"/>
         <w:b w:val="0"/>
         <w:bCs w:val="0"/>
         <w:color w:themeColor="text1" w:val="000000"/>
@@ -10510,6 +10948,7 @@
     </w:tcPr>
     <w:tblStylePr w:type="firstRow">
       <w:rPr>
+        <w:rFonts w:eastAsia="黑体"/>
         <w:b/>
         <w:bCs/>
         <w:i w:val="0"/>
@@ -10531,6 +10970,7 @@
     </w:tblStylePr>
     <w:tblStylePr w:type="lastRow">
       <w:rPr>
+        <w:rFonts w:eastAsia="黑体"/>
         <w:b/>
         <w:bCs/>
         <w:i w:val="0"/>
@@ -10552,6 +10992,7 @@
     </w:tblStylePr>
     <w:tblStylePr w:type="firstCol">
       <w:rPr>
+        <w:rFonts w:eastAsia="黑体"/>
         <w:b/>
         <w:bCs/>
         <w:i w:val="0"/>
@@ -10571,6 +11012,7 @@
     </w:tblStylePr>
     <w:tblStylePr w:type="lastCol">
       <w:rPr>
+        <w:rFonts w:eastAsia="黑体"/>
         <w:b/>
         <w:bCs/>
         <w:i w:val="0"/>
@@ -10651,6 +11093,7 @@
     </w:tcPr>
     <w:tblStylePr w:type="firstRow">
       <w:rPr>
+        <w:rFonts w:eastAsia="黑体"/>
         <w:b/>
         <w:bCs/>
         <w:i w:val="0"/>
@@ -10672,6 +11115,7 @@
     </w:tblStylePr>
     <w:tblStylePr w:type="lastRow">
       <w:rPr>
+        <w:rFonts w:eastAsia="黑体"/>
         <w:b/>
         <w:bCs/>
         <w:i w:val="0"/>
@@ -10693,6 +11137,7 @@
     </w:tblStylePr>
     <w:tblStylePr w:type="firstCol">
       <w:rPr>
+        <w:rFonts w:eastAsia="黑体"/>
         <w:b/>
         <w:bCs/>
         <w:i w:val="0"/>
@@ -10712,6 +11157,7 @@
     </w:tblStylePr>
     <w:tblStylePr w:type="lastCol">
       <w:rPr>
+        <w:rFonts w:eastAsia="黑体"/>
         <w:b/>
         <w:bCs/>
         <w:i w:val="0"/>
@@ -10792,6 +11238,7 @@
     </w:tcPr>
     <w:tblStylePr w:type="firstRow">
       <w:rPr>
+        <w:rFonts w:eastAsia="黑体"/>
         <w:b/>
         <w:bCs/>
         <w:i w:val="0"/>
@@ -10813,6 +11260,7 @@
     </w:tblStylePr>
     <w:tblStylePr w:type="lastRow">
       <w:rPr>
+        <w:rFonts w:eastAsia="黑体"/>
         <w:b/>
         <w:bCs/>
         <w:i w:val="0"/>
@@ -10834,6 +11282,7 @@
     </w:tblStylePr>
     <w:tblStylePr w:type="firstCol">
       <w:rPr>
+        <w:rFonts w:eastAsia="黑体"/>
         <w:b/>
         <w:bCs/>
         <w:i w:val="0"/>
@@ -10853,6 +11302,7 @@
     </w:tblStylePr>
     <w:tblStylePr w:type="lastCol">
       <w:rPr>
+        <w:rFonts w:eastAsia="黑体"/>
         <w:b/>
         <w:bCs/>
         <w:i w:val="0"/>
@@ -10933,6 +11383,7 @@
     </w:tcPr>
     <w:tblStylePr w:type="firstRow">
       <w:rPr>
+        <w:rFonts w:eastAsia="黑体"/>
         <w:b/>
         <w:bCs/>
         <w:i w:val="0"/>
@@ -10954,6 +11405,7 @@
     </w:tblStylePr>
     <w:tblStylePr w:type="lastRow">
       <w:rPr>
+        <w:rFonts w:eastAsia="黑体"/>
         <w:b/>
         <w:bCs/>
         <w:i w:val="0"/>
@@ -10975,6 +11427,7 @@
     </w:tblStylePr>
     <w:tblStylePr w:type="firstCol">
       <w:rPr>
+        <w:rFonts w:eastAsia="黑体"/>
         <w:b/>
         <w:bCs/>
         <w:i w:val="0"/>
@@ -10994,6 +11447,7 @@
     </w:tblStylePr>
     <w:tblStylePr w:type="lastCol">
       <w:rPr>
+        <w:rFonts w:eastAsia="黑体"/>
         <w:b/>
         <w:bCs/>
         <w:i w:val="0"/>
@@ -11074,6 +11528,7 @@
     </w:tcPr>
     <w:tblStylePr w:type="firstRow">
       <w:rPr>
+        <w:rFonts w:eastAsia="黑体"/>
         <w:b/>
         <w:bCs/>
         <w:i w:val="0"/>
@@ -11095,6 +11550,7 @@
     </w:tblStylePr>
     <w:tblStylePr w:type="lastRow">
       <w:rPr>
+        <w:rFonts w:eastAsia="黑体"/>
         <w:b/>
         <w:bCs/>
         <w:i w:val="0"/>
@@ -11116,6 +11572,7 @@
     </w:tblStylePr>
     <w:tblStylePr w:type="firstCol">
       <w:rPr>
+        <w:rFonts w:eastAsia="黑体"/>
         <w:b/>
         <w:bCs/>
         <w:i w:val="0"/>
@@ -11135,6 +11592,7 @@
     </w:tblStylePr>
     <w:tblStylePr w:type="lastCol">
       <w:rPr>
+        <w:rFonts w:eastAsia="黑体"/>
         <w:b/>
         <w:bCs/>
         <w:i w:val="0"/>
@@ -11215,6 +11673,7 @@
     </w:tcPr>
     <w:tblStylePr w:type="firstRow">
       <w:rPr>
+        <w:rFonts w:eastAsia="黑体"/>
         <w:b/>
         <w:bCs/>
         <w:i w:val="0"/>
@@ -11236,6 +11695,7 @@
     </w:tblStylePr>
     <w:tblStylePr w:type="lastRow">
       <w:rPr>
+        <w:rFonts w:eastAsia="黑体"/>
         <w:b/>
         <w:bCs/>
         <w:i w:val="0"/>
@@ -11257,6 +11717,7 @@
     </w:tblStylePr>
     <w:tblStylePr w:type="firstCol">
       <w:rPr>
+        <w:rFonts w:eastAsia="黑体"/>
         <w:b/>
         <w:bCs/>
         <w:i w:val="0"/>
@@ -11276,6 +11737,7 @@
     </w:tblStylePr>
     <w:tblStylePr w:type="lastCol">
       <w:rPr>
+        <w:rFonts w:eastAsia="黑体"/>
         <w:b/>
         <w:bCs/>
         <w:i w:val="0"/>
@@ -11356,6 +11818,7 @@
     </w:tcPr>
     <w:tblStylePr w:type="firstRow">
       <w:rPr>
+        <w:rFonts w:eastAsia="黑体"/>
         <w:b/>
         <w:bCs/>
         <w:i w:val="0"/>
@@ -11377,6 +11840,7 @@
     </w:tblStylePr>
     <w:tblStylePr w:type="lastRow">
       <w:rPr>
+        <w:rFonts w:eastAsia="黑体"/>
         <w:b/>
         <w:bCs/>
         <w:i w:val="0"/>
@@ -11398,6 +11862,7 @@
     </w:tblStylePr>
     <w:tblStylePr w:type="firstCol">
       <w:rPr>
+        <w:rFonts w:eastAsia="黑体"/>
         <w:b/>
         <w:bCs/>
         <w:i w:val="0"/>
@@ -11417,6 +11882,7 @@
     </w:tblStylePr>
     <w:tblStylePr w:type="lastCol">
       <w:rPr>
+        <w:rFonts w:eastAsia="黑体"/>
         <w:b/>
         <w:bCs/>
         <w:i w:val="0"/>
@@ -11474,6 +11940,7 @@
       <w:spacing w:after="0" w:line="240" w:lineRule="auto"/>
     </w:pPr>
     <w:rPr>
+      <w:rFonts w:eastAsia="黑体"/>
       <w:color w:themeColor="background1" w:val="FFFFFF"/>
     </w:rPr>
     <w:tblPr>
@@ -11492,6 +11959,7 @@
     </w:tcPr>
     <w:tblStylePr w:type="firstRow">
       <w:rPr>
+        <w:rFonts w:eastAsia="黑体"/>
         <w:b/>
         <w:bCs/>
       </w:rPr>
@@ -11588,6 +12056,7 @@
       <w:spacing w:after="0" w:line="240" w:lineRule="auto"/>
     </w:pPr>
     <w:rPr>
+      <w:rFonts w:eastAsia="黑体"/>
       <w:color w:themeColor="background1" w:val="FFFFFF"/>
     </w:rPr>
     <w:tblPr>
@@ -11606,6 +12075,7 @@
     </w:tcPr>
     <w:tblStylePr w:type="firstRow">
       <w:rPr>
+        <w:rFonts w:eastAsia="黑体"/>
         <w:b/>
         <w:bCs/>
       </w:rPr>
@@ -11702,6 +12172,7 @@
       <w:spacing w:after="0" w:line="240" w:lineRule="auto"/>
     </w:pPr>
     <w:rPr>
+      <w:rFonts w:eastAsia="黑体"/>
       <w:color w:themeColor="background1" w:val="FFFFFF"/>
     </w:rPr>
     <w:tblPr>
@@ -11720,6 +12191,7 @@
     </w:tcPr>
     <w:tblStylePr w:type="firstRow">
       <w:rPr>
+        <w:rFonts w:eastAsia="黑体"/>
         <w:b/>
         <w:bCs/>
       </w:rPr>
@@ -11816,6 +12288,7 @@
       <w:spacing w:after="0" w:line="240" w:lineRule="auto"/>
     </w:pPr>
     <w:rPr>
+      <w:rFonts w:eastAsia="黑体"/>
       <w:color w:themeColor="background1" w:val="FFFFFF"/>
     </w:rPr>
     <w:tblPr>
@@ -11834,6 +12307,7 @@
     </w:tcPr>
     <w:tblStylePr w:type="firstRow">
       <w:rPr>
+        <w:rFonts w:eastAsia="黑体"/>
         <w:b/>
         <w:bCs/>
       </w:rPr>
@@ -11930,6 +12404,7 @@
       <w:spacing w:after="0" w:line="240" w:lineRule="auto"/>
     </w:pPr>
     <w:rPr>
+      <w:rFonts w:eastAsia="黑体"/>
       <w:color w:themeColor="background1" w:val="FFFFFF"/>
     </w:rPr>
     <w:tblPr>
@@ -11948,6 +12423,7 @@
     </w:tcPr>
     <w:tblStylePr w:type="firstRow">
       <w:rPr>
+        <w:rFonts w:eastAsia="黑体"/>
         <w:b/>
         <w:bCs/>
       </w:rPr>
@@ -12044,6 +12520,7 @@
       <w:spacing w:after="0" w:line="240" w:lineRule="auto"/>
     </w:pPr>
     <w:rPr>
+      <w:rFonts w:eastAsia="黑体"/>
       <w:color w:themeColor="background1" w:val="FFFFFF"/>
     </w:rPr>
     <w:tblPr>
@@ -12062,6 +12539,7 @@
     </w:tcPr>
     <w:tblStylePr w:type="firstRow">
       <w:rPr>
+        <w:rFonts w:eastAsia="黑体"/>
         <w:b/>
         <w:bCs/>
       </w:rPr>
@@ -12158,6 +12636,7 @@
       <w:spacing w:after="0" w:line="240" w:lineRule="auto"/>
     </w:pPr>
     <w:rPr>
+      <w:rFonts w:eastAsia="黑体"/>
       <w:color w:themeColor="background1" w:val="FFFFFF"/>
     </w:rPr>
     <w:tblPr>
@@ -12176,6 +12655,7 @@
     </w:tcPr>
     <w:tblStylePr w:type="firstRow">
       <w:rPr>
+        <w:rFonts w:eastAsia="黑体"/>
         <w:b/>
         <w:bCs/>
       </w:rPr>
@@ -12272,6 +12752,7 @@
       <w:spacing w:after="0" w:line="240" w:lineRule="auto"/>
     </w:pPr>
     <w:rPr>
+      <w:rFonts w:eastAsia="黑体"/>
       <w:color w:themeColor="text1" w:val="000000"/>
     </w:rPr>
     <w:tblPr>
@@ -12298,6 +12779,7 @@
     </w:tcPr>
     <w:tblStylePr w:type="firstRow">
       <w:rPr>
+        <w:rFonts w:eastAsia="黑体"/>
         <w:b/>
         <w:bCs/>
       </w:rPr>
@@ -12316,6 +12798,7 @@
     </w:tblStylePr>
     <w:tblStylePr w:type="lastRow">
       <w:rPr>
+        <w:rFonts w:eastAsia="黑体"/>
         <w:b/>
         <w:bCs/>
         <w:color w:themeColor="background1" w:val="FFFFFF"/>
@@ -12330,6 +12813,7 @@
     </w:tblStylePr>
     <w:tblStylePr w:type="firstCol">
       <w:rPr>
+        <w:rFonts w:eastAsia="黑体"/>
         <w:color w:themeColor="background1" w:val="FFFFFF"/>
       </w:rPr>
       <w:tblPr/>
@@ -12347,6 +12831,7 @@
     </w:tblStylePr>
     <w:tblStylePr w:type="lastCol">
       <w:rPr>
+        <w:rFonts w:eastAsia="黑体"/>
         <w:color w:themeColor="background1" w:val="FFFFFF"/>
       </w:rPr>
       <w:tblPr/>
@@ -12376,11 +12861,13 @@
     </w:tblStylePr>
     <w:tblStylePr w:type="neCell">
       <w:rPr>
+        <w:rFonts w:eastAsia="黑体"/>
         <w:color w:themeColor="text1" w:val="000000"/>
       </w:rPr>
     </w:tblStylePr>
     <w:tblStylePr w:type="nwCell">
       <w:rPr>
+        <w:rFonts w:eastAsia="黑体"/>
         <w:color w:themeColor="text1" w:val="000000"/>
       </w:rPr>
     </w:tblStylePr>
@@ -12394,6 +12881,7 @@
       <w:spacing w:after="0" w:line="240" w:lineRule="auto"/>
     </w:pPr>
     <w:rPr>
+      <w:rFonts w:eastAsia="黑体"/>
       <w:color w:themeColor="text1" w:val="000000"/>
     </w:rPr>
     <w:tblPr>
@@ -12420,6 +12908,7 @@
     </w:tcPr>
     <w:tblStylePr w:type="firstRow">
       <w:rPr>
+        <w:rFonts w:eastAsia="黑体"/>
         <w:b/>
         <w:bCs/>
       </w:rPr>
@@ -12438,6 +12927,7 @@
     </w:tblStylePr>
     <w:tblStylePr w:type="lastRow">
       <w:rPr>
+        <w:rFonts w:eastAsia="黑体"/>
         <w:b/>
         <w:bCs/>
         <w:color w:themeColor="background1" w:val="FFFFFF"/>
@@ -12452,6 +12942,7 @@
     </w:tblStylePr>
     <w:tblStylePr w:type="firstCol">
       <w:rPr>
+        <w:rFonts w:eastAsia="黑体"/>
         <w:color w:themeColor="background1" w:val="FFFFFF"/>
       </w:rPr>
       <w:tblPr/>
@@ -12469,6 +12960,7 @@
     </w:tblStylePr>
     <w:tblStylePr w:type="lastCol">
       <w:rPr>
+        <w:rFonts w:eastAsia="黑体"/>
         <w:color w:themeColor="background1" w:val="FFFFFF"/>
       </w:rPr>
       <w:tblPr/>
@@ -12498,11 +12990,13 @@
     </w:tblStylePr>
     <w:tblStylePr w:type="neCell">
       <w:rPr>
+        <w:rFonts w:eastAsia="黑体"/>
         <w:color w:themeColor="text1" w:val="000000"/>
       </w:rPr>
     </w:tblStylePr>
     <w:tblStylePr w:type="nwCell">
       <w:rPr>
+        <w:rFonts w:eastAsia="黑体"/>
         <w:color w:themeColor="text1" w:val="000000"/>
       </w:rPr>
     </w:tblStylePr>
@@ -12516,6 +13010,7 @@
       <w:spacing w:after="0" w:line="240" w:lineRule="auto"/>
     </w:pPr>
     <w:rPr>
+      <w:rFonts w:eastAsia="黑体"/>
       <w:color w:themeColor="text1" w:val="000000"/>
     </w:rPr>
     <w:tblPr>
@@ -12542,6 +13037,7 @@
     </w:tcPr>
     <w:tblStylePr w:type="firstRow">
       <w:rPr>
+        <w:rFonts w:eastAsia="黑体"/>
         <w:b/>
         <w:bCs/>
       </w:rPr>
@@ -12560,6 +13056,7 @@
     </w:tblStylePr>
     <w:tblStylePr w:type="lastRow">
       <w:rPr>
+        <w:rFonts w:eastAsia="黑体"/>
         <w:b/>
         <w:bCs/>
         <w:color w:themeColor="background1" w:val="FFFFFF"/>
@@ -12574,6 +13071,7 @@
     </w:tblStylePr>
     <w:tblStylePr w:type="firstCol">
       <w:rPr>
+        <w:rFonts w:eastAsia="黑体"/>
         <w:color w:themeColor="background1" w:val="FFFFFF"/>
       </w:rPr>
       <w:tblPr/>
@@ -12591,6 +13089,7 @@
     </w:tblStylePr>
     <w:tblStylePr w:type="lastCol">
       <w:rPr>
+        <w:rFonts w:eastAsia="黑体"/>
         <w:color w:themeColor="background1" w:val="FFFFFF"/>
       </w:rPr>
       <w:tblPr/>
@@ -12620,11 +13119,13 @@
     </w:tblStylePr>
     <w:tblStylePr w:type="neCell">
       <w:rPr>
+        <w:rFonts w:eastAsia="黑体"/>
         <w:color w:themeColor="text1" w:val="000000"/>
       </w:rPr>
     </w:tblStylePr>
     <w:tblStylePr w:type="nwCell">
       <w:rPr>
+        <w:rFonts w:eastAsia="黑体"/>
         <w:color w:themeColor="text1" w:val="000000"/>
       </w:rPr>
     </w:tblStylePr>
@@ -12638,6 +13139,7 @@
       <w:spacing w:after="0" w:line="240" w:lineRule="auto"/>
     </w:pPr>
     <w:rPr>
+      <w:rFonts w:eastAsia="黑体"/>
       <w:color w:themeColor="text1" w:val="000000"/>
     </w:rPr>
     <w:tblPr>
@@ -12664,6 +13166,7 @@
     </w:tcPr>
     <w:tblStylePr w:type="firstRow">
       <w:rPr>
+        <w:rFonts w:eastAsia="黑体"/>
         <w:b/>
         <w:bCs/>
       </w:rPr>
@@ -12682,6 +13185,7 @@
     </w:tblStylePr>
     <w:tblStylePr w:type="lastRow">
       <w:rPr>
+        <w:rFonts w:eastAsia="黑体"/>
         <w:b/>
         <w:bCs/>
         <w:color w:themeColor="background1" w:val="FFFFFF"/>
@@ -12696,6 +13200,7 @@
     </w:tblStylePr>
     <w:tblStylePr w:type="firstCol">
       <w:rPr>
+        <w:rFonts w:eastAsia="黑体"/>
         <w:color w:themeColor="background1" w:val="FFFFFF"/>
       </w:rPr>
       <w:tblPr/>
@@ -12713,6 +13218,7 @@
     </w:tblStylePr>
     <w:tblStylePr w:type="lastCol">
       <w:rPr>
+        <w:rFonts w:eastAsia="黑体"/>
         <w:color w:themeColor="background1" w:val="FFFFFF"/>
       </w:rPr>
       <w:tblPr/>
@@ -12750,6 +13256,7 @@
       <w:spacing w:after="0" w:line="240" w:lineRule="auto"/>
     </w:pPr>
     <w:rPr>
+      <w:rFonts w:eastAsia="黑体"/>
       <w:color w:themeColor="text1" w:val="000000"/>
     </w:rPr>
     <w:tblPr>
@@ -12776,6 +13283,7 @@
     </w:tcPr>
     <w:tblStylePr w:type="firstRow">
       <w:rPr>
+        <w:rFonts w:eastAsia="黑体"/>
         <w:b/>
         <w:bCs/>
       </w:rPr>
@@ -12794,6 +13302,7 @@
     </w:tblStylePr>
     <w:tblStylePr w:type="lastRow">
       <w:rPr>
+        <w:rFonts w:eastAsia="黑体"/>
         <w:b/>
         <w:bCs/>
         <w:color w:themeColor="background1" w:val="FFFFFF"/>
@@ -12808,6 +13317,7 @@
     </w:tblStylePr>
     <w:tblStylePr w:type="firstCol">
       <w:rPr>
+        <w:rFonts w:eastAsia="黑体"/>
         <w:color w:themeColor="background1" w:val="FFFFFF"/>
       </w:rPr>
       <w:tblPr/>
@@ -12825,6 +13335,7 @@
     </w:tblStylePr>
     <w:tblStylePr w:type="lastCol">
       <w:rPr>
+        <w:rFonts w:eastAsia="黑体"/>
         <w:color w:themeColor="background1" w:val="FFFFFF"/>
       </w:rPr>
       <w:tblPr/>
@@ -12854,11 +13365,13 @@
     </w:tblStylePr>
     <w:tblStylePr w:type="neCell">
       <w:rPr>
+        <w:rFonts w:eastAsia="黑体"/>
         <w:color w:themeColor="text1" w:val="000000"/>
       </w:rPr>
     </w:tblStylePr>
     <w:tblStylePr w:type="nwCell">
       <w:rPr>
+        <w:rFonts w:eastAsia="黑体"/>
         <w:color w:themeColor="text1" w:val="000000"/>
       </w:rPr>
     </w:tblStylePr>
@@ -12872,6 +13385,7 @@
       <w:spacing w:after="0" w:line="240" w:lineRule="auto"/>
     </w:pPr>
     <w:rPr>
+      <w:rFonts w:eastAsia="黑体"/>
       <w:color w:themeColor="text1" w:val="000000"/>
     </w:rPr>
     <w:tblPr>
@@ -12898,6 +13412,7 @@
     </w:tcPr>
     <w:tblStylePr w:type="firstRow">
       <w:rPr>
+        <w:rFonts w:eastAsia="黑体"/>
         <w:b/>
         <w:bCs/>
       </w:rPr>
@@ -12916,6 +13431,7 @@
     </w:tblStylePr>
     <w:tblStylePr w:type="lastRow">
       <w:rPr>
+        <w:rFonts w:eastAsia="黑体"/>
         <w:b/>
         <w:bCs/>
         <w:color w:themeColor="background1" w:val="FFFFFF"/>
@@ -12930,6 +13446,7 @@
     </w:tblStylePr>
     <w:tblStylePr w:type="firstCol">
       <w:rPr>
+        <w:rFonts w:eastAsia="黑体"/>
         <w:color w:themeColor="background1" w:val="FFFFFF"/>
       </w:rPr>
       <w:tblPr/>
@@ -12947,6 +13464,7 @@
     </w:tblStylePr>
     <w:tblStylePr w:type="lastCol">
       <w:rPr>
+        <w:rFonts w:eastAsia="黑体"/>
         <w:color w:themeColor="background1" w:val="FFFFFF"/>
       </w:rPr>
       <w:tblPr/>
@@ -12976,11 +13494,13 @@
     </w:tblStylePr>
     <w:tblStylePr w:type="neCell">
       <w:rPr>
+        <w:rFonts w:eastAsia="黑体"/>
         <w:color w:themeColor="text1" w:val="000000"/>
       </w:rPr>
     </w:tblStylePr>
     <w:tblStylePr w:type="nwCell">
       <w:rPr>
+        <w:rFonts w:eastAsia="黑体"/>
         <w:color w:themeColor="text1" w:val="000000"/>
       </w:rPr>
     </w:tblStylePr>
@@ -12994,6 +13514,7 @@
       <w:spacing w:after="0" w:line="240" w:lineRule="auto"/>
     </w:pPr>
     <w:rPr>
+      <w:rFonts w:eastAsia="黑体"/>
       <w:color w:themeColor="text1" w:val="000000"/>
     </w:rPr>
     <w:tblPr>
@@ -13020,6 +13541,7 @@
     </w:tcPr>
     <w:tblStylePr w:type="firstRow">
       <w:rPr>
+        <w:rFonts w:eastAsia="黑体"/>
         <w:b/>
         <w:bCs/>
       </w:rPr>
@@ -13038,6 +13560,7 @@
     </w:tblStylePr>
     <w:tblStylePr w:type="lastRow">
       <w:rPr>
+        <w:rFonts w:eastAsia="黑体"/>
         <w:b/>
         <w:bCs/>
         <w:color w:themeColor="background1" w:val="FFFFFF"/>
@@ -13052,6 +13575,7 @@
     </w:tblStylePr>
     <w:tblStylePr w:type="firstCol">
       <w:rPr>
+        <w:rFonts w:eastAsia="黑体"/>
         <w:color w:themeColor="background1" w:val="FFFFFF"/>
       </w:rPr>
       <w:tblPr/>
@@ -13069,6 +13593,7 @@
     </w:tblStylePr>
     <w:tblStylePr w:type="lastCol">
       <w:rPr>
+        <w:rFonts w:eastAsia="黑体"/>
         <w:color w:themeColor="background1" w:val="FFFFFF"/>
       </w:rPr>
       <w:tblPr/>
@@ -13098,11 +13623,13 @@
     </w:tblStylePr>
     <w:tblStylePr w:type="neCell">
       <w:rPr>
+        <w:rFonts w:eastAsia="黑体"/>
         <w:color w:themeColor="text1" w:val="000000"/>
       </w:rPr>
     </w:tblStylePr>
     <w:tblStylePr w:type="nwCell">
       <w:rPr>
+        <w:rFonts w:eastAsia="黑体"/>
         <w:color w:themeColor="text1" w:val="000000"/>
       </w:rPr>
     </w:tblStylePr>
@@ -13116,6 +13643,7 @@
       <w:spacing w:after="0" w:line="240" w:lineRule="auto"/>
     </w:pPr>
     <w:rPr>
+      <w:rFonts w:eastAsia="黑体"/>
       <w:color w:themeColor="text1" w:val="000000"/>
     </w:rPr>
     <w:tblPr>
@@ -13134,6 +13662,7 @@
     </w:tcPr>
     <w:tblStylePr w:type="firstRow">
       <w:rPr>
+        <w:rFonts w:eastAsia="黑体"/>
         <w:b/>
         <w:bCs/>
         <w:color w:themeColor="background1" w:val="FFFFFF"/>
@@ -13148,6 +13677,7 @@
     </w:tblStylePr>
     <w:tblStylePr w:type="lastRow">
       <w:rPr>
+        <w:rFonts w:eastAsia="黑体"/>
         <w:b/>
         <w:bCs/>
         <w:color w:themeColor="accent2" w:themeShade="CC" w:val="9E3A38"/>
@@ -13162,12 +13692,14 @@
     </w:tblStylePr>
     <w:tblStylePr w:type="firstCol">
       <w:rPr>
+        <w:rFonts w:eastAsia="黑体"/>
         <w:b/>
         <w:bCs/>
       </w:rPr>
     </w:tblStylePr>
     <w:tblStylePr w:type="lastCol">
       <w:rPr>
+        <w:rFonts w:eastAsia="黑体"/>
         <w:b/>
         <w:bCs/>
       </w:rPr>
@@ -13202,6 +13734,7 @@
       <w:spacing w:after="0" w:line="240" w:lineRule="auto"/>
     </w:pPr>
     <w:rPr>
+      <w:rFonts w:eastAsia="黑体"/>
       <w:color w:themeColor="text1" w:val="000000"/>
     </w:rPr>
     <w:tblPr>
@@ -13220,6 +13753,7 @@
     </w:tcPr>
     <w:tblStylePr w:type="firstRow">
       <w:rPr>
+        <w:rFonts w:eastAsia="黑体"/>
         <w:b/>
         <w:bCs/>
         <w:color w:themeColor="background1" w:val="FFFFFF"/>
@@ -13234,6 +13768,7 @@
     </w:tblStylePr>
     <w:tblStylePr w:type="lastRow">
       <w:rPr>
+        <w:rFonts w:eastAsia="黑体"/>
         <w:b/>
         <w:bCs/>
         <w:color w:themeColor="accent2" w:themeShade="CC" w:val="9E3A38"/>
@@ -13248,12 +13783,14 @@
     </w:tblStylePr>
     <w:tblStylePr w:type="firstCol">
       <w:rPr>
+        <w:rFonts w:eastAsia="黑体"/>
         <w:b/>
         <w:bCs/>
       </w:rPr>
     </w:tblStylePr>
     <w:tblStylePr w:type="lastCol">
       <w:rPr>
+        <w:rFonts w:eastAsia="黑体"/>
         <w:b/>
         <w:bCs/>
       </w:rPr>
@@ -13288,6 +13825,7 @@
       <w:spacing w:after="0" w:line="240" w:lineRule="auto"/>
     </w:pPr>
     <w:rPr>
+      <w:rFonts w:eastAsia="黑体"/>
       <w:color w:themeColor="text1" w:val="000000"/>
     </w:rPr>
     <w:tblPr>
@@ -13306,6 +13844,7 @@
     </w:tcPr>
     <w:tblStylePr w:type="firstRow">
       <w:rPr>
+        <w:rFonts w:eastAsia="黑体"/>
         <w:b/>
         <w:bCs/>
         <w:color w:themeColor="background1" w:val="FFFFFF"/>
@@ -13320,6 +13859,7 @@
     </w:tblStylePr>
     <w:tblStylePr w:type="lastRow">
       <w:rPr>
+        <w:rFonts w:eastAsia="黑体"/>
         <w:b/>
         <w:bCs/>
         <w:color w:themeColor="accent2" w:themeShade="CC" w:val="9E3A38"/>
@@ -13334,12 +13874,14 @@
     </w:tblStylePr>
     <w:tblStylePr w:type="firstCol">
       <w:rPr>
+        <w:rFonts w:eastAsia="黑体"/>
         <w:b/>
         <w:bCs/>
       </w:rPr>
     </w:tblStylePr>
     <w:tblStylePr w:type="lastCol">
       <w:rPr>
+        <w:rFonts w:eastAsia="黑体"/>
         <w:b/>
         <w:bCs/>
       </w:rPr>
@@ -13374,6 +13916,7 @@
       <w:spacing w:after="0" w:line="240" w:lineRule="auto"/>
     </w:pPr>
     <w:rPr>
+      <w:rFonts w:eastAsia="黑体"/>
       <w:color w:themeColor="text1" w:val="000000"/>
     </w:rPr>
     <w:tblPr>
@@ -13392,6 +13935,7 @@
     </w:tcPr>
     <w:tblStylePr w:type="firstRow">
       <w:rPr>
+        <w:rFonts w:eastAsia="黑体"/>
         <w:b/>
         <w:bCs/>
         <w:color w:themeColor="background1" w:val="FFFFFF"/>
@@ -13406,6 +13950,7 @@
     </w:tblStylePr>
     <w:tblStylePr w:type="lastRow">
       <w:rPr>
+        <w:rFonts w:eastAsia="黑体"/>
         <w:b/>
         <w:bCs/>
         <w:color w:themeColor="accent4" w:themeShade="CC" w:val="664E82"/>
@@ -13420,12 +13965,14 @@
     </w:tblStylePr>
     <w:tblStylePr w:type="firstCol">
       <w:rPr>
+        <w:rFonts w:eastAsia="黑体"/>
         <w:b/>
         <w:bCs/>
       </w:rPr>
     </w:tblStylePr>
     <w:tblStylePr w:type="lastCol">
       <w:rPr>
+        <w:rFonts w:eastAsia="黑体"/>
         <w:b/>
         <w:bCs/>
       </w:rPr>
@@ -13460,6 +14007,7 @@
       <w:spacing w:after="0" w:line="240" w:lineRule="auto"/>
     </w:pPr>
     <w:rPr>
+      <w:rFonts w:eastAsia="黑体"/>
       <w:color w:themeColor="text1" w:val="000000"/>
     </w:rPr>
     <w:tblPr>
@@ -13478,6 +14026,7 @@
     </w:tcPr>
     <w:tblStylePr w:type="firstRow">
       <w:rPr>
+        <w:rFonts w:eastAsia="黑体"/>
         <w:b/>
         <w:bCs/>
         <w:color w:themeColor="background1" w:val="FFFFFF"/>
@@ -13492,6 +14041,7 @@
     </w:tblStylePr>
     <w:tblStylePr w:type="lastRow">
       <w:rPr>
+        <w:rFonts w:eastAsia="黑体"/>
         <w:b/>
         <w:bCs/>
         <w:color w:themeColor="accent3" w:themeShade="CC" w:val="7E9C40"/>
@@ -13506,12 +14056,14 @@
     </w:tblStylePr>
     <w:tblStylePr w:type="firstCol">
       <w:rPr>
+        <w:rFonts w:eastAsia="黑体"/>
         <w:b/>
         <w:bCs/>
       </w:rPr>
     </w:tblStylePr>
     <w:tblStylePr w:type="lastCol">
       <w:rPr>
+        <w:rFonts w:eastAsia="黑体"/>
         <w:b/>
         <w:bCs/>
       </w:rPr>
@@ -13546,6 +14098,7 @@
       <w:spacing w:after="0" w:line="240" w:lineRule="auto"/>
     </w:pPr>
     <w:rPr>
+      <w:rFonts w:eastAsia="黑体"/>
       <w:color w:themeColor="text1" w:val="000000"/>
     </w:rPr>
     <w:tblPr>
@@ -13564,6 +14117,7 @@
     </w:tcPr>
     <w:tblStylePr w:type="firstRow">
       <w:rPr>
+        <w:rFonts w:eastAsia="黑体"/>
         <w:b/>
         <w:bCs/>
         <w:color w:themeColor="background1" w:val="FFFFFF"/>
@@ -13578,6 +14132,7 @@
     </w:tblStylePr>
     <w:tblStylePr w:type="lastRow">
       <w:rPr>
+        <w:rFonts w:eastAsia="黑体"/>
         <w:b/>
         <w:bCs/>
         <w:color w:themeColor="accent6" w:themeShade="CC" w:val="F2730A"/>
@@ -13592,12 +14147,14 @@
     </w:tblStylePr>
     <w:tblStylePr w:type="firstCol">
       <w:rPr>
+        <w:rFonts w:eastAsia="黑体"/>
         <w:b/>
         <w:bCs/>
       </w:rPr>
     </w:tblStylePr>
     <w:tblStylePr w:type="lastCol">
       <w:rPr>
+        <w:rFonts w:eastAsia="黑体"/>
         <w:b/>
         <w:bCs/>
       </w:rPr>
@@ -13632,6 +14189,7 @@
       <w:spacing w:after="0" w:line="240" w:lineRule="auto"/>
     </w:pPr>
     <w:rPr>
+      <w:rFonts w:eastAsia="黑体"/>
       <w:color w:themeColor="text1" w:val="000000"/>
     </w:rPr>
     <w:tblPr>
@@ -13650,6 +14208,7 @@
     </w:tcPr>
     <w:tblStylePr w:type="firstRow">
       <w:rPr>
+        <w:rFonts w:eastAsia="黑体"/>
         <w:b/>
         <w:bCs/>
         <w:color w:themeColor="background1" w:val="FFFFFF"/>
@@ -13664,6 +14223,7 @@
     </w:tblStylePr>
     <w:tblStylePr w:type="lastRow">
       <w:rPr>
+        <w:rFonts w:eastAsia="黑体"/>
         <w:b/>
         <w:bCs/>
         <w:color w:themeColor="accent5" w:themeShade="CC" w:val="348DA5"/>
@@ -13678,12 +14238,14 @@
     </w:tblStylePr>
     <w:tblStylePr w:type="firstCol">
       <w:rPr>
+        <w:rFonts w:eastAsia="黑体"/>
         <w:b/>
         <w:bCs/>
       </w:rPr>
     </w:tblStylePr>
     <w:tblStylePr w:type="lastCol">
       <w:rPr>
+        <w:rFonts w:eastAsia="黑体"/>
         <w:b/>
         <w:bCs/>
       </w:rPr>
@@ -13718,6 +14280,7 @@
       <w:spacing w:after="0" w:line="240" w:lineRule="auto"/>
     </w:pPr>
     <w:rPr>
+      <w:rFonts w:eastAsia="黑体"/>
       <w:color w:themeColor="text1" w:val="000000"/>
     </w:rPr>
     <w:tblPr>
@@ -13739,6 +14302,7 @@
     </w:tcPr>
     <w:tblStylePr w:type="firstRow">
       <w:rPr>
+        <w:rFonts w:eastAsia="黑体"/>
         <w:b/>
         <w:bCs/>
       </w:rPr>
@@ -13749,6 +14313,7 @@
     </w:tblStylePr>
     <w:tblStylePr w:type="lastRow">
       <w:rPr>
+        <w:rFonts w:eastAsia="黑体"/>
         <w:b/>
         <w:bCs/>
         <w:color w:themeColor="text1" w:val="000000"/>
@@ -13760,6 +14325,7 @@
     </w:tblStylePr>
     <w:tblStylePr w:type="firstCol">
       <w:rPr>
+        <w:rFonts w:eastAsia="黑体"/>
         <w:color w:themeColor="background1" w:val="FFFFFF"/>
       </w:rPr>
       <w:tblPr/>
@@ -13769,6 +14335,7 @@
     </w:tblStylePr>
     <w:tblStylePr w:type="lastCol">
       <w:rPr>
+        <w:rFonts w:eastAsia="黑体"/>
         <w:color w:themeColor="background1" w:val="FFFFFF"/>
       </w:rPr>
       <w:tblPr/>
@@ -13798,6 +14365,7 @@
       <w:spacing w:after="0" w:line="240" w:lineRule="auto"/>
     </w:pPr>
     <w:rPr>
+      <w:rFonts w:eastAsia="黑体"/>
       <w:color w:themeColor="text1" w:val="000000"/>
     </w:rPr>
     <w:tblPr>
@@ -13819,6 +14387,7 @@
     </w:tcPr>
     <w:tblStylePr w:type="firstRow">
       <w:rPr>
+        <w:rFonts w:eastAsia="黑体"/>
         <w:b/>
         <w:bCs/>
       </w:rPr>
@@ -13829,6 +14398,7 @@
     </w:tblStylePr>
     <w:tblStylePr w:type="lastRow">
       <w:rPr>
+        <w:rFonts w:eastAsia="黑体"/>
         <w:b/>
         <w:bCs/>
         <w:color w:themeColor="text1" w:val="000000"/>
@@ -13840,6 +14410,7 @@
     </w:tblStylePr>
     <w:tblStylePr w:type="firstCol">
       <w:rPr>
+        <w:rFonts w:eastAsia="黑体"/>
         <w:color w:themeColor="background1" w:val="FFFFFF"/>
       </w:rPr>
       <w:tblPr/>
@@ -13849,6 +14420,7 @@
     </w:tblStylePr>
     <w:tblStylePr w:type="lastCol">
       <w:rPr>
+        <w:rFonts w:eastAsia="黑体"/>
         <w:color w:themeColor="background1" w:val="FFFFFF"/>
       </w:rPr>
       <w:tblPr/>
@@ -13878,6 +14450,7 @@
       <w:spacing w:after="0" w:line="240" w:lineRule="auto"/>
     </w:pPr>
     <w:rPr>
+      <w:rFonts w:eastAsia="黑体"/>
       <w:color w:themeColor="text1" w:val="000000"/>
     </w:rPr>
     <w:tblPr>
@@ -13899,6 +14472,7 @@
     </w:tcPr>
     <w:tblStylePr w:type="firstRow">
       <w:rPr>
+        <w:rFonts w:eastAsia="黑体"/>
         <w:b/>
         <w:bCs/>
       </w:rPr>
@@ -13909,6 +14483,7 @@
     </w:tblStylePr>
     <w:tblStylePr w:type="lastRow">
       <w:rPr>
+        <w:rFonts w:eastAsia="黑体"/>
         <w:b/>
         <w:bCs/>
         <w:color w:themeColor="text1" w:val="000000"/>
@@ -13920,6 +14495,7 @@
     </w:tblStylePr>
     <w:tblStylePr w:type="firstCol">
       <w:rPr>
+        <w:rFonts w:eastAsia="黑体"/>
         <w:color w:themeColor="background1" w:val="FFFFFF"/>
       </w:rPr>
       <w:tblPr/>
@@ -13929,6 +14505,7 @@
     </w:tblStylePr>
     <w:tblStylePr w:type="lastCol">
       <w:rPr>
+        <w:rFonts w:eastAsia="黑体"/>
         <w:color w:themeColor="background1" w:val="FFFFFF"/>
       </w:rPr>
       <w:tblPr/>
@@ -13958,6 +14535,7 @@
       <w:spacing w:after="0" w:line="240" w:lineRule="auto"/>
     </w:pPr>
     <w:rPr>
+      <w:rFonts w:eastAsia="黑体"/>
       <w:color w:themeColor="text1" w:val="000000"/>
     </w:rPr>
     <w:tblPr>
@@ -13979,6 +14557,7 @@
     </w:tcPr>
     <w:tblStylePr w:type="firstRow">
       <w:rPr>
+        <w:rFonts w:eastAsia="黑体"/>
         <w:b/>
         <w:bCs/>
       </w:rPr>
@@ -13989,6 +14568,7 @@
     </w:tblStylePr>
     <w:tblStylePr w:type="lastRow">
       <w:rPr>
+        <w:rFonts w:eastAsia="黑体"/>
         <w:b/>
         <w:bCs/>
         <w:color w:themeColor="text1" w:val="000000"/>
@@ -14000,6 +14580,7 @@
     </w:tblStylePr>
     <w:tblStylePr w:type="firstCol">
       <w:rPr>
+        <w:rFonts w:eastAsia="黑体"/>
         <w:color w:themeColor="background1" w:val="FFFFFF"/>
       </w:rPr>
       <w:tblPr/>
@@ -14009,6 +14590,7 @@
     </w:tblStylePr>
     <w:tblStylePr w:type="lastCol">
       <w:rPr>
+        <w:rFonts w:eastAsia="黑体"/>
         <w:color w:themeColor="background1" w:val="FFFFFF"/>
       </w:rPr>
       <w:tblPr/>
@@ -14038,6 +14620,7 @@
       <w:spacing w:after="0" w:line="240" w:lineRule="auto"/>
     </w:pPr>
     <w:rPr>
+      <w:rFonts w:eastAsia="黑体"/>
       <w:color w:themeColor="text1" w:val="000000"/>
     </w:rPr>
     <w:tblPr>
@@ -14059,6 +14642,7 @@
     </w:tcPr>
     <w:tblStylePr w:type="firstRow">
       <w:rPr>
+        <w:rFonts w:eastAsia="黑体"/>
         <w:b/>
         <w:bCs/>
       </w:rPr>
@@ -14069,6 +14653,7 @@
     </w:tblStylePr>
     <w:tblStylePr w:type="lastRow">
       <w:rPr>
+        <w:rFonts w:eastAsia="黑体"/>
         <w:b/>
         <w:bCs/>
         <w:color w:themeColor="text1" w:val="000000"/>
@@ -14080,6 +14665,7 @@
     </w:tblStylePr>
     <w:tblStylePr w:type="firstCol">
       <w:rPr>
+        <w:rFonts w:eastAsia="黑体"/>
         <w:color w:themeColor="background1" w:val="FFFFFF"/>
       </w:rPr>
       <w:tblPr/>
@@ -14089,6 +14675,7 @@
     </w:tblStylePr>
     <w:tblStylePr w:type="lastCol">
       <w:rPr>
+        <w:rFonts w:eastAsia="黑体"/>
         <w:color w:themeColor="background1" w:val="FFFFFF"/>
       </w:rPr>
       <w:tblPr/>
@@ -14118,6 +14705,7 @@
       <w:spacing w:after="0" w:line="240" w:lineRule="auto"/>
     </w:pPr>
     <w:rPr>
+      <w:rFonts w:eastAsia="黑体"/>
       <w:color w:themeColor="text1" w:val="000000"/>
     </w:rPr>
     <w:tblPr>
@@ -14139,6 +14727,7 @@
     </w:tcPr>
     <w:tblStylePr w:type="firstRow">
       <w:rPr>
+        <w:rFonts w:eastAsia="黑体"/>
         <w:b/>
         <w:bCs/>
       </w:rPr>
@@ -14149,6 +14738,7 @@
     </w:tblStylePr>
     <w:tblStylePr w:type="lastRow">
       <w:rPr>
+        <w:rFonts w:eastAsia="黑体"/>
         <w:b/>
         <w:bCs/>
         <w:color w:themeColor="text1" w:val="000000"/>
@@ -14160,6 +14750,7 @@
     </w:tblStylePr>
     <w:tblStylePr w:type="firstCol">
       <w:rPr>
+        <w:rFonts w:eastAsia="黑体"/>
         <w:color w:themeColor="background1" w:val="FFFFFF"/>
       </w:rPr>
       <w:tblPr/>
@@ -14169,6 +14760,7 @@
     </w:tblStylePr>
     <w:tblStylePr w:type="lastCol">
       <w:rPr>
+        <w:rFonts w:eastAsia="黑体"/>
         <w:color w:themeColor="background1" w:val="FFFFFF"/>
       </w:rPr>
       <w:tblPr/>
@@ -14198,6 +14790,7 @@
       <w:spacing w:after="0" w:line="240" w:lineRule="auto"/>
     </w:pPr>
     <w:rPr>
+      <w:rFonts w:eastAsia="黑体"/>
       <w:color w:themeColor="text1" w:val="000000"/>
     </w:rPr>
     <w:tblPr>
@@ -14219,6 +14812,7 @@
     </w:tcPr>
     <w:tblStylePr w:type="firstRow">
       <w:rPr>
+        <w:rFonts w:eastAsia="黑体"/>
         <w:b/>
         <w:bCs/>
       </w:rPr>
@@ -14229,6 +14823,7 @@
     </w:tblStylePr>
     <w:tblStylePr w:type="lastRow">
       <w:rPr>
+        <w:rFonts w:eastAsia="黑体"/>
         <w:b/>
         <w:bCs/>
         <w:color w:themeColor="text1" w:val="000000"/>
@@ -14240,6 +14835,7 @@
     </w:tblStylePr>
     <w:tblStylePr w:type="firstCol">
       <w:rPr>
+        <w:rFonts w:eastAsia="黑体"/>
         <w:color w:themeColor="background1" w:val="FFFFFF"/>
       </w:rPr>
       <w:tblPr/>
@@ -14249,6 +14845,7 @@
     </w:tblStylePr>
     <w:tblStylePr w:type="lastCol">
       <w:rPr>
+        <w:rFonts w:eastAsia="黑体"/>
         <w:color w:themeColor="background1" w:val="FFFFFF"/>
       </w:rPr>
       <w:tblPr/>
@@ -14281,6 +14878,7 @@
     <w:name w:val="KeywordTok"/>
     <w:basedOn w:val="VerbatimChar"/>
     <w:rPr>
+      <w:rFonts w:eastAsia="黑体"/>
       <w:b/>
       <w:color w:val="007020"/>
     </w:rPr>
@@ -14289,6 +14887,7 @@
     <w:name w:val="DataTypeTok"/>
     <w:basedOn w:val="VerbatimChar"/>
     <w:rPr>
+      <w:rFonts w:eastAsia="黑体"/>
       <w:color w:val="902000"/>
     </w:rPr>
   </w:style>
@@ -14296,6 +14895,7 @@
     <w:name w:val="DecValTok"/>
     <w:basedOn w:val="VerbatimChar"/>
     <w:rPr>
+      <w:rFonts w:eastAsia="黑体"/>
       <w:color w:val="40a070"/>
     </w:rPr>
   </w:style>
@@ -14303,6 +14903,7 @@
     <w:name w:val="BaseNTok"/>
     <w:basedOn w:val="VerbatimChar"/>
     <w:rPr>
+      <w:rFonts w:eastAsia="黑体"/>
       <w:color w:val="40a070"/>
     </w:rPr>
   </w:style>
@@ -14310,6 +14911,7 @@
     <w:name w:val="FloatTok"/>
     <w:basedOn w:val="VerbatimChar"/>
     <w:rPr>
+      <w:rFonts w:eastAsia="黑体"/>
       <w:color w:val="40a070"/>
     </w:rPr>
   </w:style>
@@ -14317,6 +14919,7 @@
     <w:name w:val="ConstantTok"/>
     <w:basedOn w:val="VerbatimChar"/>
     <w:rPr>
+      <w:rFonts w:eastAsia="黑体"/>
       <w:color w:val="880000"/>
     </w:rPr>
   </w:style>
@@ -14324,6 +14927,7 @@
     <w:name w:val="CharTok"/>
     <w:basedOn w:val="VerbatimChar"/>
     <w:rPr>
+      <w:rFonts w:eastAsia="黑体"/>
       <w:color w:val="4070a0"/>
     </w:rPr>
   </w:style>
@@ -14331,6 +14935,7 @@
     <w:name w:val="SpecialCharTok"/>
     <w:basedOn w:val="VerbatimChar"/>
     <w:rPr>
+      <w:rFonts w:eastAsia="黑体"/>
       <w:color w:val="4070a0"/>
     </w:rPr>
   </w:style>
@@ -14338,6 +14943,7 @@
     <w:name w:val="StringTok"/>
     <w:basedOn w:val="VerbatimChar"/>
     <w:rPr>
+      <w:rFonts w:eastAsia="黑体"/>
       <w:color w:val="4070a0"/>
     </w:rPr>
   </w:style>
@@ -14345,6 +14951,7 @@
     <w:name w:val="VerbatimStringTok"/>
     <w:basedOn w:val="VerbatimChar"/>
     <w:rPr>
+      <w:rFonts w:eastAsia="黑体"/>
       <w:color w:val="4070a0"/>
     </w:rPr>
   </w:style>
@@ -14352,6 +14959,7 @@
     <w:name w:val="SpecialStringTok"/>
     <w:basedOn w:val="VerbatimChar"/>
     <w:rPr>
+      <w:rFonts w:eastAsia="黑体"/>
       <w:color w:val="bb6688"/>
     </w:rPr>
   </w:style>
@@ -14359,6 +14967,7 @@
     <w:name w:val="ImportTok"/>
     <w:basedOn w:val="VerbatimChar"/>
     <w:rPr>
+      <w:rFonts w:eastAsia="黑体"/>
       <w:b/>
       <w:color w:val="008000"/>
     </w:rPr>
@@ -14367,6 +14976,7 @@
     <w:name w:val="CommentTok"/>
     <w:basedOn w:val="VerbatimChar"/>
     <w:rPr>
+      <w:rFonts w:eastAsia="黑体"/>
       <w:i/>
       <w:color w:val="60a0b0"/>
     </w:rPr>
@@ -14375,6 +14985,7 @@
     <w:name w:val="DocumentationTok"/>
     <w:basedOn w:val="VerbatimChar"/>
     <w:rPr>
+      <w:rFonts w:eastAsia="黑体"/>
       <w:i/>
       <w:color w:val="ba2121"/>
     </w:rPr>
@@ -14383,6 +14994,7 @@
     <w:name w:val="AnnotationTok"/>
     <w:basedOn w:val="VerbatimChar"/>
     <w:rPr>
+      <w:rFonts w:eastAsia="黑体"/>
       <w:b/>
       <w:i/>
       <w:color w:val="60a0b0"/>
@@ -14392,6 +15004,7 @@
     <w:name w:val="CommentVarTok"/>
     <w:basedOn w:val="VerbatimChar"/>
     <w:rPr>
+      <w:rFonts w:eastAsia="黑体"/>
       <w:b/>
       <w:i/>
       <w:color w:val="60a0b0"/>
@@ -14401,6 +15014,7 @@
     <w:name w:val="OtherTok"/>
     <w:basedOn w:val="VerbatimChar"/>
     <w:rPr>
+      <w:rFonts w:eastAsia="黑体"/>
       <w:color w:val="007020"/>
     </w:rPr>
   </w:style>
@@ -14408,6 +15022,7 @@
     <w:name w:val="FunctionTok"/>
     <w:basedOn w:val="VerbatimChar"/>
     <w:rPr>
+      <w:rFonts w:eastAsia="黑体"/>
       <w:color w:val="06287e"/>
     </w:rPr>
   </w:style>
@@ -14415,6 +15030,7 @@
     <w:name w:val="VariableTok"/>
     <w:basedOn w:val="VerbatimChar"/>
     <w:rPr>
+      <w:rFonts w:eastAsia="黑体"/>
       <w:color w:val="19177c"/>
     </w:rPr>
   </w:style>
@@ -14422,6 +15038,7 @@
     <w:name w:val="ControlFlowTok"/>
     <w:basedOn w:val="VerbatimChar"/>
     <w:rPr>
+      <w:rFonts w:eastAsia="黑体"/>
       <w:b/>
       <w:color w:val="007020"/>
     </w:rPr>
@@ -14430,6 +15047,7 @@
     <w:name w:val="OperatorTok"/>
     <w:basedOn w:val="VerbatimChar"/>
     <w:rPr>
+      <w:rFonts w:eastAsia="黑体"/>
       <w:color w:val="666666"/>
     </w:rPr>
   </w:style>
@@ -14437,18 +15055,22 @@
     <w:name w:val="BuiltInTok"/>
     <w:basedOn w:val="VerbatimChar"/>
     <w:rPr>
+      <w:rFonts w:eastAsia="黑体"/>
       <w:color w:val="008000"/>
     </w:rPr>
   </w:style>
   <w:style w:type="character" w:customStyle="1" w:styleId="ExtensionTok">
     <w:name w:val="ExtensionTok"/>
     <w:basedOn w:val="VerbatimChar"/>
-    <w:rPr/>
+    <w:rPr>
+      <w:rFonts w:eastAsia="黑体"/>
+    </w:rPr>
   </w:style>
   <w:style w:type="character" w:customStyle="1" w:styleId="PreprocessorTok">
     <w:name w:val="PreprocessorTok"/>
     <w:basedOn w:val="VerbatimChar"/>
     <w:rPr>
+      <w:rFonts w:eastAsia="黑体"/>
       <w:color w:val="bc7a00"/>
     </w:rPr>
   </w:style>
@@ -14456,18 +15078,22 @@
     <w:name w:val="AttributeTok"/>
     <w:basedOn w:val="VerbatimChar"/>
     <w:rPr>
+      <w:rFonts w:eastAsia="黑体"/>
       <w:color w:val="7d9029"/>
     </w:rPr>
   </w:style>
   <w:style w:type="character" w:customStyle="1" w:styleId="RegionMarkerTok">
     <w:name w:val="RegionMarkerTok"/>
     <w:basedOn w:val="VerbatimChar"/>
-    <w:rPr/>
+    <w:rPr>
+      <w:rFonts w:eastAsia="黑体"/>
+    </w:rPr>
   </w:style>
   <w:style w:type="character" w:customStyle="1" w:styleId="InformationTok">
     <w:name w:val="InformationTok"/>
     <w:basedOn w:val="VerbatimChar"/>
     <w:rPr>
+      <w:rFonts w:eastAsia="黑体"/>
       <w:b/>
       <w:i/>
       <w:color w:val="60a0b0"/>
@@ -14477,6 +15103,7 @@
     <w:name w:val="WarningTok"/>
     <w:basedOn w:val="VerbatimChar"/>
     <w:rPr>
+      <w:rFonts w:eastAsia="黑体"/>
       <w:b/>
       <w:i/>
       <w:color w:val="60a0b0"/>
@@ -14486,6 +15113,7 @@
     <w:name w:val="AlertTok"/>
     <w:basedOn w:val="VerbatimChar"/>
     <w:rPr>
+      <w:rFonts w:eastAsia="黑体"/>
       <w:b/>
       <w:color w:val="ff0000"/>
     </w:rPr>
@@ -14494,6 +15122,7 @@
     <w:name w:val="ErrorTok"/>
     <w:basedOn w:val="VerbatimChar"/>
     <w:rPr>
+      <w:rFonts w:eastAsia="黑体"/>
       <w:b/>
       <w:color w:val="ff0000"/>
     </w:rPr>
@@ -14501,7 +15130,9 @@
   <w:style w:type="character" w:customStyle="1" w:styleId="NormalTok">
     <w:name w:val="NormalTok"/>
     <w:basedOn w:val="VerbatimChar"/>
-    <w:rPr/>
+    <w:rPr>
+      <w:rFonts w:eastAsia="黑体"/>
+    </w:rPr>
   </w:style>
 </w:styles>
 </file>
@@ -14550,12 +15181,12 @@
     <a:fontScheme name="Office">
       <a:majorFont>
         <a:latin typeface="Calibri"/>
-        <a:ea typeface=""/>
+        <a:ea typeface="黑体"/>
         <a:cs typeface=""/>
         <a:font script="Jpan" typeface="ＭＳ ゴシック"/>
         <a:font script="Hang" typeface="맑은 고딕"/>
-        <a:font script="Hans" typeface="宋体"/>
-        <a:font script="Hant" typeface="新細明體"/>
+        <a:font script="Hans" typeface="黑体"/>
+        <a:font script="Hant" typeface="黑体"/>
         <a:font script="Arab" typeface="Times New Roman"/>
         <a:font script="Hebr" typeface="Times New Roman"/>
         <a:font script="Thai" typeface="Angsana New"/>
@@ -14585,12 +15216,12 @@
       </a:majorFont>
       <a:minorFont>
         <a:latin typeface="Cambria"/>
-        <a:ea typeface=""/>
+        <a:ea typeface="黑体"/>
         <a:cs typeface=""/>
         <a:font script="Jpan" typeface="ＭＳ 明朝"/>
         <a:font script="Hang" typeface="맑은 고딕"/>
-        <a:font script="Hans" typeface="宋体"/>
-        <a:font script="Hant" typeface="新細明體"/>
+        <a:font script="Hans" typeface="黑体"/>
+        <a:font script="Hant" typeface="黑体"/>
         <a:font script="Arab" typeface="Arial"/>
         <a:font script="Hebr" typeface="Arial"/>
         <a:font script="Thai" typeface="Cordia New"/>

--- a/04-滤波电路/02-高通滤波/一阶高通滤波电路/一阶高通滤波电路.docx
+++ b/04-滤波电路/02-高通滤波/一阶高通滤波电路/一阶高通滤波电路.docx
@@ -2110,7 +2110,7 @@
           <w:color w:val="555555"/>
           <w:sz w:val="21"/>
         </w:rPr>
-        <w:t>材料收集者：杜文杰，WX手机：19519196569，QQ:3478827729</w:t>
+        <w:t>材料收集者：杜文杰，微信/手机：19519196569，QQ:3478827729</w:t>
       </w:r>
     </w:p>
     <w:sectPr>
